--- a/deliverables/word/Software Requirements Specification.docx
+++ b/deliverables/word/Software Requirements Specification.docx
@@ -4,21 +4,16 @@
   <w:body>
     <w:p>
       <w:pPr>
-        <w:spacing w:before="0" w:after="0"/>
+        <w:spacing w:before="1920" w:after="400"/>
         <w:jc w:val="center"/>
       </w:pPr>
-    </w:p>
-    <w:p>
-      <w:pPr>
-        <w:spacing w:before="0" w:after="0"/>
-        <w:jc w:val="center"/>
-      </w:pPr>
-    </w:p>
-    <w:p>
-      <w:pPr>
-        <w:spacing w:before="0" w:after="0"/>
-        <w:jc w:val="center"/>
-      </w:pPr>
+      <w:r>
+        <w:rPr>
+          <w:b w:val="0"/>
+          <w:sz w:val="24"/>
+        </w:rPr>
+        <w:t>AI-Powered IT Asset &amp; Service Management System (SccIT)</w:t>
+      </w:r>
     </w:p>
     <w:p>
       <w:pPr>
@@ -27,43 +22,41 @@
       </w:pPr>
       <w:r>
         <w:rPr>
-          <w:b w:val="0"/>
-          <w:color w:val="555555"/>
-          <w:sz w:val="24"/>
-        </w:rPr>
-        <w:t>AI-Powered IT Asset &amp; Service Management System (SccIT)</w:t>
+          <w:b/>
+          <w:sz w:val="52"/>
+        </w:rPr>
+        <w:t>Software Requirements Specification (SRS)</w:t>
       </w:r>
     </w:p>
     <w:p>
       <w:pPr>
-        <w:spacing w:before="0" w:after="40"/>
+        <w:spacing w:before="0" w:after="600"/>
         <w:jc w:val="center"/>
       </w:pPr>
       <w:r>
         <w:rPr>
-          <w:b/>
-          <w:sz w:val="52"/>
-        </w:rPr>
-        <w:t>Software Requirements Specification (SRS)</w:t>
+          <w:b w:val="0"/>
+          <w:sz w:val="24"/>
+        </w:rPr>
+        <w:t>Codename “SccIT”</w:t>
       </w:r>
     </w:p>
     <w:p>
       <w:pPr>
-        <w:spacing w:before="0" w:after="360"/>
+        <w:spacing w:before="0" w:after="80"/>
         <w:jc w:val="center"/>
       </w:pPr>
       <w:r>
         <w:rPr>
           <w:b w:val="0"/>
-          <w:color w:val="555555"/>
-          <w:sz w:val="26"/>
-        </w:rPr>
-        <w:t>Codename “SccIT”</w:t>
+          <w:sz w:val="22"/>
+        </w:rPr>
+        <w:t>Document ID:  SCCIT-SRS</w:t>
       </w:r>
     </w:p>
     <w:p>
       <w:pPr>
-        <w:spacing w:before="0" w:after="120"/>
+        <w:spacing w:before="0" w:after="80"/>
         <w:jc w:val="center"/>
       </w:pPr>
       <w:r>
@@ -71,25 +64,25 @@
           <w:b w:val="0"/>
           <w:sz w:val="22"/>
         </w:rPr>
-        <w:t>Document ID:  SCCIT-SRS</w:t>
+        <w:t>Version 1.1  •  Approved — v1.1 (2026-07-04)</w:t>
       </w:r>
     </w:p>
     <w:p>
       <w:pPr>
-        <w:spacing w:before="0" w:after="120"/>
+        <w:spacing w:before="0" w:after="80"/>
         <w:jc w:val="center"/>
       </w:pPr>
       <w:r>
         <w:rPr>
-          <w:b/>
+          <w:b w:val="0"/>
           <w:sz w:val="22"/>
         </w:rPr>
-        <w:t>Version 1.0  ·  Approved — v1.0 Baseline (2026-07-03)</w:t>
+        <w:t>Date:  2026-07-04</w:t>
       </w:r>
     </w:p>
     <w:p>
       <w:pPr>
-        <w:spacing w:before="0" w:after="120"/>
+        <w:spacing w:before="0" w:after="80"/>
         <w:jc w:val="center"/>
       </w:pPr>
       <w:r>
@@ -97,12 +90,12 @@
           <w:b w:val="0"/>
           <w:sz w:val="22"/>
         </w:rPr>
-        <w:t>Date:  2026-07-03</w:t>
+        <w:t>Prepared by:  Engineering (Beemo)</w:t>
       </w:r>
     </w:p>
     <w:p>
       <w:pPr>
-        <w:spacing w:before="0" w:after="120"/>
+        <w:spacing w:before="0" w:after="80"/>
         <w:jc w:val="center"/>
       </w:pPr>
       <w:r>
@@ -110,12 +103,12 @@
           <w:b w:val="0"/>
           <w:sz w:val="22"/>
         </w:rPr>
-        <w:t>Prepared by:  Engineering (Beemo)</w:t>
+        <w:t>Classification:  Internal — Confidential</w:t>
       </w:r>
     </w:p>
     <w:p>
       <w:pPr>
-        <w:spacing w:before="0" w:after="120"/>
+        <w:spacing w:before="0" w:after="80"/>
         <w:jc w:val="center"/>
       </w:pPr>
       <w:r>
@@ -123,35 +116,20 @@
           <w:b w:val="0"/>
           <w:sz w:val="22"/>
         </w:rPr>
-        <w:t>Classification:  Internal — Confidential</w:t>
+        <w:t>Conformance:  Aligned with ISO/IEC/IEEE 29148:2018 (Requirements Engineering)</w:t>
       </w:r>
     </w:p>
     <w:p>
       <w:pPr>
-        <w:spacing w:before="0" w:after="360"/>
+        <w:spacing w:before="0" w:after="80"/>
         <w:jc w:val="center"/>
       </w:pPr>
       <w:r>
         <w:rPr>
           <w:b w:val="0"/>
-          <w:color w:val="555555"/>
-          <w:sz w:val="20"/>
-        </w:rPr>
-        <w:t>Conformance:  Aligned with ISO/IEC/IEEE 29148:2018 (Requirements Engineering)</w:t>
-      </w:r>
-    </w:p>
-    <w:p>
-      <w:pPr>
-        <w:spacing w:before="0" w:after="120"/>
-        <w:jc w:val="center"/>
-      </w:pPr>
-      <w:r>
-        <w:rPr>
-          <w:b w:val="0"/>
-          <w:color w:val="555555"/>
-          <w:sz w:val="20"/>
-        </w:rPr>
-        <w:t>Approved architectural &amp; documentation baseline — Version 1.0 Project Specification</w:t>
+          <w:sz w:val="22"/>
+        </w:rPr>
+        <w:t>Supersedes:  v1.0 (2026-07-03)</w:t>
       </w:r>
     </w:p>
     <w:p>
@@ -185,7 +163,7 @@
         </w:p>
       </w:sdtContent>
     </w:sdt>
-    <w:bookmarkStart w:id="114" w:name="software-requirements-specification"/>
+    <w:bookmarkStart w:id="115" w:name="software-requirements-specification"/>
     <w:p>
       <w:pPr>
         <w:pStyle w:val="Heading1"/>
@@ -390,7 +368,7 @@
               <w:pStyle w:val="Compact"/>
             </w:pPr>
             <w:r>
-              <w:t xml:space="preserve">1.0 (Approved)</w:t>
+              <w:t xml:space="preserve">1.1 (Approved)</w:t>
             </w:r>
           </w:p>
         </w:tc>
@@ -414,7 +392,7 @@
               <w:pStyle w:val="Compact"/>
             </w:pPr>
             <w:r>
-              <w:t xml:space="preserve">2026-07-03</w:t>
+              <w:t xml:space="preserve">2026-07-04</w:t>
             </w:r>
           </w:p>
         </w:tc>
@@ -765,6 +743,172 @@
           </w:p>
         </w:tc>
       </w:tr>
+      <w:tr>
+        <w:tc>
+          <w:tcPr/>
+          <w:p>
+            <w:pPr>
+              <w:pStyle w:val="Compact"/>
+            </w:pPr>
+            <w:r>
+              <w:t xml:space="preserve">1.1</w:t>
+            </w:r>
+          </w:p>
+        </w:tc>
+        <w:tc>
+          <w:tcPr/>
+          <w:p>
+            <w:pPr>
+              <w:pStyle w:val="Compact"/>
+            </w:pPr>
+            <w:r>
+              <w:t xml:space="preserve">2026-07-04</w:t>
+            </w:r>
+          </w:p>
+        </w:tc>
+        <w:tc>
+          <w:tcPr/>
+          <w:p>
+            <w:pPr>
+              <w:pStyle w:val="Compact"/>
+            </w:pPr>
+            <w:r>
+              <w:t xml:space="preserve">Engineering</w:t>
+            </w:r>
+          </w:p>
+        </w:tc>
+        <w:tc>
+          <w:tcPr/>
+          <w:p>
+            <w:pPr>
+              <w:pStyle w:val="Compact"/>
+            </w:pPr>
+            <w:r>
+              <w:rPr>
+                <w:b/>
+                <w:bCs/>
+              </w:rPr>
+              <w:t xml:space="preserve">OI-02 resolved by the Client:</w:t>
+            </w:r>
+            <w:r>
+              <w:t xml:space="preserve"> </w:t>
+            </w:r>
+            <w:r>
+              <w:t xml:space="preserve">self-registration reframed as a mandatory</w:t>
+            </w:r>
+            <w:r>
+              <w:t xml:space="preserve"> </w:t>
+            </w:r>
+            <w:r>
+              <w:rPr>
+                <w:b/>
+                <w:bCs/>
+              </w:rPr>
+              <w:t xml:space="preserve">registration-request workflow</w:t>
+            </w:r>
+            <w:r>
+              <w:t xml:space="preserve"> </w:t>
+            </w:r>
+            <w:r>
+              <w:t xml:space="preserve">for Teachers and Technicians with Administrator approval. FR-AUTH-013 promoted F→M/P2 and rewritten; new FR-AUTH-014/015/016 (approve/reject/status-enforcement + decision emails). Added</w:t>
+            </w:r>
+            <w:r>
+              <w:t xml:space="preserve"> </w:t>
+            </w:r>
+            <w:r>
+              <w:rPr>
+                <w:rStyle w:val="VerbatimChar"/>
+              </w:rPr>
+              <w:t xml:space="preserve">Rejected</w:t>
+            </w:r>
+            <w:r>
+              <w:t xml:space="preserve"> </w:t>
+            </w:r>
+            <w:r>
+              <w:t xml:space="preserve">account status and</w:t>
+            </w:r>
+            <w:r>
+              <w:t xml:space="preserve"> </w:t>
+            </w:r>
+            <w:r>
+              <w:rPr>
+                <w:rStyle w:val="VerbatimChar"/>
+              </w:rPr>
+              <w:t xml:space="preserve">rejection_reason</w:t>
+            </w:r>
+            <w:r>
+              <w:t xml:space="preserve">/</w:t>
+            </w:r>
+            <w:r>
+              <w:rPr>
+                <w:rStyle w:val="VerbatimChar"/>
+              </w:rPr>
+              <w:t xml:space="preserve">rejected_at</w:t>
+            </w:r>
+            <w:r>
+              <w:t xml:space="preserve">/</w:t>
+            </w:r>
+            <w:r>
+              <w:rPr>
+                <w:rStyle w:val="VerbatimChar"/>
+              </w:rPr>
+              <w:t xml:space="preserve">rejected_by</w:t>
+            </w:r>
+            <w:r>
+              <w:t xml:space="preserve"> </w:t>
+            </w:r>
+            <w:r>
+              <w:t xml:space="preserve">(FR-AUTH-004, FR-USER-007, §29 DR). ASM-02 updated; §33 OI-02 marked resolved.</w:t>
+            </w:r>
+          </w:p>
+        </w:tc>
+      </w:tr>
+      <w:tr>
+        <w:tc>
+          <w:tcPr/>
+          <w:p>
+            <w:pPr>
+              <w:pStyle w:val="Compact"/>
+            </w:pPr>
+            <w:r>
+              <w:t xml:space="preserve">1.1</w:t>
+            </w:r>
+          </w:p>
+        </w:tc>
+        <w:tc>
+          <w:tcPr/>
+          <w:p>
+            <w:pPr>
+              <w:pStyle w:val="Compact"/>
+            </w:pPr>
+            <w:r>
+              <w:t xml:space="preserve">2026-07-04</w:t>
+            </w:r>
+          </w:p>
+        </w:tc>
+        <w:tc>
+          <w:tcPr/>
+          <w:p>
+            <w:pPr>
+              <w:pStyle w:val="Compact"/>
+            </w:pPr>
+            <w:r>
+              <w:t xml:space="preserve">Client / Product Owner</w:t>
+            </w:r>
+          </w:p>
+        </w:tc>
+        <w:tc>
+          <w:tcPr/>
+          <w:p>
+            <w:pPr>
+              <w:pStyle w:val="Compact"/>
+            </w:pPr>
+            <w:r>
+              <w:t xml:space="preserve">Approved the registration-request business rule and the v1.1 changes ahead of Phase 2.2 implementation.</w:t>
+            </w:r>
+          </w:p>
+        </w:tc>
+      </w:tr>
     </w:tbl>
     <w:bookmarkEnd w:id="9"/>
     <w:bookmarkStart w:id="10" w:name="conventions-used-in-this-document"/>
@@ -1206,7 +1350,636 @@
     </w:p>
     <w:bookmarkEnd w:id="10"/>
     <w:bookmarkEnd w:id="11"/>
-    <w:bookmarkStart w:id="12" w:name="X102b2e9de4183984340b81b0bb402a984d3925a"/>
+    <w:bookmarkStart w:id="12" w:name="table-of-contents"/>
+    <w:p>
+      <w:pPr>
+        <w:pStyle w:val="Heading2"/>
+      </w:pPr>
+      <w:r>
+        <w:t xml:space="preserve">Table of Contents</w:t>
+      </w:r>
+    </w:p>
+    <w:p>
+      <w:pPr>
+        <w:pStyle w:val="Compact"/>
+        <w:numPr>
+          <w:ilvl w:val="0"/>
+          <w:numId w:val="1003"/>
+        </w:numPr>
+      </w:pPr>
+      <w:hyperlink w:anchor="X102b2e9de4183984340b81b0bb402a984d3925a">
+        <w:r>
+          <w:rPr>
+            <w:rStyle w:val="Hyperlink"/>
+          </w:rPr>
+          <w:t xml:space="preserve">Executive Summary</w:t>
+        </w:r>
+      </w:hyperlink>
+    </w:p>
+    <w:p>
+      <w:pPr>
+        <w:pStyle w:val="Compact"/>
+        <w:numPr>
+          <w:ilvl w:val="0"/>
+          <w:numId w:val="1003"/>
+        </w:numPr>
+      </w:pPr>
+      <w:hyperlink w:anchor="X1afbb7cf017363dacdada6abb79ba2dcb78a7a4">
+        <w:r>
+          <w:rPr>
+            <w:rStyle w:val="Hyperlink"/>
+          </w:rPr>
+          <w:t xml:space="preserve">Purpose</w:t>
+        </w:r>
+      </w:hyperlink>
+    </w:p>
+    <w:p>
+      <w:pPr>
+        <w:pStyle w:val="Compact"/>
+        <w:numPr>
+          <w:ilvl w:val="0"/>
+          <w:numId w:val="1003"/>
+        </w:numPr>
+      </w:pPr>
+      <w:hyperlink w:anchor="X25d0be9279514911651d99fd74a027e3892227a">
+        <w:r>
+          <w:rPr>
+            <w:rStyle w:val="Hyperlink"/>
+          </w:rPr>
+          <w:t xml:space="preserve">Scope</w:t>
+        </w:r>
+      </w:hyperlink>
+    </w:p>
+    <w:p>
+      <w:pPr>
+        <w:pStyle w:val="Compact"/>
+        <w:numPr>
+          <w:ilvl w:val="0"/>
+          <w:numId w:val="1003"/>
+        </w:numPr>
+      </w:pPr>
+      <w:hyperlink w:anchor="X9546e24d62763300ab967344c1bfa96558a0ad5">
+        <w:r>
+          <w:rPr>
+            <w:rStyle w:val="Hyperlink"/>
+          </w:rPr>
+          <w:t xml:space="preserve">Definitions, Acronyms &amp; Verification Methods</w:t>
+        </w:r>
+      </w:hyperlink>
+    </w:p>
+    <w:p>
+      <w:pPr>
+        <w:pStyle w:val="Compact"/>
+        <w:numPr>
+          <w:ilvl w:val="0"/>
+          <w:numId w:val="1003"/>
+        </w:numPr>
+      </w:pPr>
+      <w:hyperlink w:anchor="X17a4741a70477149a3916e50b3316439e714c29">
+        <w:r>
+          <w:rPr>
+            <w:rStyle w:val="Hyperlink"/>
+          </w:rPr>
+          <w:t xml:space="preserve">Business Objectives</w:t>
+        </w:r>
+      </w:hyperlink>
+    </w:p>
+    <w:p>
+      <w:pPr>
+        <w:pStyle w:val="Compact"/>
+        <w:numPr>
+          <w:ilvl w:val="0"/>
+          <w:numId w:val="1003"/>
+        </w:numPr>
+      </w:pPr>
+      <w:hyperlink w:anchor="X3d6a7d7627bbc6008fd904d2f1ef18b1de75c03">
+        <w:r>
+          <w:rPr>
+            <w:rStyle w:val="Hyperlink"/>
+          </w:rPr>
+          <w:t xml:space="preserve">Product Overview</w:t>
+        </w:r>
+      </w:hyperlink>
+    </w:p>
+    <w:p>
+      <w:pPr>
+        <w:pStyle w:val="Compact"/>
+        <w:numPr>
+          <w:ilvl w:val="0"/>
+          <w:numId w:val="1003"/>
+        </w:numPr>
+      </w:pPr>
+      <w:hyperlink w:anchor="X129651b9a8de50fc876ecb9e7e92a1482daac4d">
+        <w:r>
+          <w:rPr>
+            <w:rStyle w:val="Hyperlink"/>
+          </w:rPr>
+          <w:t xml:space="preserve">Stakeholders</w:t>
+        </w:r>
+      </w:hyperlink>
+    </w:p>
+    <w:p>
+      <w:pPr>
+        <w:pStyle w:val="Compact"/>
+        <w:numPr>
+          <w:ilvl w:val="0"/>
+          <w:numId w:val="1003"/>
+        </w:numPr>
+      </w:pPr>
+      <w:hyperlink w:anchor="X0aa6f04a69b5fbbf6084fe36a01d3bfc67adc29">
+        <w:r>
+          <w:rPr>
+            <w:rStyle w:val="Hyperlink"/>
+          </w:rPr>
+          <w:t xml:space="preserve">User Roles</w:t>
+        </w:r>
+      </w:hyperlink>
+    </w:p>
+    <w:p>
+      <w:pPr>
+        <w:pStyle w:val="Compact"/>
+        <w:numPr>
+          <w:ilvl w:val="0"/>
+          <w:numId w:val="1003"/>
+        </w:numPr>
+      </w:pPr>
+      <w:hyperlink w:anchor="X90d53ef3839776d35cfa49b82efd218c54f9f42">
+        <w:r>
+          <w:rPr>
+            <w:rStyle w:val="Hyperlink"/>
+          </w:rPr>
+          <w:t xml:space="preserve">System Context</w:t>
+        </w:r>
+      </w:hyperlink>
+    </w:p>
+    <w:p>
+      <w:pPr>
+        <w:pStyle w:val="Compact"/>
+        <w:numPr>
+          <w:ilvl w:val="0"/>
+          <w:numId w:val="1003"/>
+        </w:numPr>
+      </w:pPr>
+      <w:hyperlink w:anchor="X8fd6a3ec9dfb9602408829c77087cc26258b2d7">
+        <w:r>
+          <w:rPr>
+            <w:rStyle w:val="Hyperlink"/>
+          </w:rPr>
+          <w:t xml:space="preserve">Functional Requirements</w:t>
+        </w:r>
+      </w:hyperlink>
+    </w:p>
+    <w:p>
+      <w:pPr>
+        <w:pStyle w:val="Compact"/>
+        <w:numPr>
+          <w:ilvl w:val="0"/>
+          <w:numId w:val="1003"/>
+        </w:numPr>
+      </w:pPr>
+      <w:hyperlink w:anchor="X5701d7f19acc3e825bdb94ad308cd56bf514ad3">
+        <w:r>
+          <w:rPr>
+            <w:rStyle w:val="Hyperlink"/>
+          </w:rPr>
+          <w:t xml:space="preserve">Non-Functional Requirements</w:t>
+        </w:r>
+      </w:hyperlink>
+    </w:p>
+    <w:p>
+      <w:pPr>
+        <w:pStyle w:val="Compact"/>
+        <w:numPr>
+          <w:ilvl w:val="0"/>
+          <w:numId w:val="1003"/>
+        </w:numPr>
+      </w:pPr>
+      <w:hyperlink w:anchor="X70cf37a8618ff77cd79c93d15676b4bed17d7f8">
+        <w:r>
+          <w:rPr>
+            <w:rStyle w:val="Hyperlink"/>
+          </w:rPr>
+          <w:t xml:space="preserve">Security Requirements</w:t>
+        </w:r>
+      </w:hyperlink>
+    </w:p>
+    <w:p>
+      <w:pPr>
+        <w:pStyle w:val="Compact"/>
+        <w:numPr>
+          <w:ilvl w:val="0"/>
+          <w:numId w:val="1003"/>
+        </w:numPr>
+      </w:pPr>
+      <w:hyperlink w:anchor="Xb7022e53028ebb4b113858a05371c0457f59701">
+        <w:r>
+          <w:rPr>
+            <w:rStyle w:val="Hyperlink"/>
+          </w:rPr>
+          <w:t xml:space="preserve">Performance Requirements</w:t>
+        </w:r>
+      </w:hyperlink>
+    </w:p>
+    <w:p>
+      <w:pPr>
+        <w:pStyle w:val="Compact"/>
+        <w:numPr>
+          <w:ilvl w:val="0"/>
+          <w:numId w:val="1003"/>
+        </w:numPr>
+      </w:pPr>
+      <w:hyperlink w:anchor="Xf07a870410a3ccd738cb4460429c1619c0a8cde">
+        <w:r>
+          <w:rPr>
+            <w:rStyle w:val="Hyperlink"/>
+          </w:rPr>
+          <w:t xml:space="preserve">Scalability Requirements</w:t>
+        </w:r>
+      </w:hyperlink>
+    </w:p>
+    <w:p>
+      <w:pPr>
+        <w:pStyle w:val="Compact"/>
+        <w:numPr>
+          <w:ilvl w:val="0"/>
+          <w:numId w:val="1003"/>
+        </w:numPr>
+      </w:pPr>
+      <w:hyperlink w:anchor="X0f9593faf26510d4a73935e9e727dec9afea5d1">
+        <w:r>
+          <w:rPr>
+            <w:rStyle w:val="Hyperlink"/>
+          </w:rPr>
+          <w:t xml:space="preserve">Availability &amp; Reliability Requirements</w:t>
+        </w:r>
+      </w:hyperlink>
+    </w:p>
+    <w:p>
+      <w:pPr>
+        <w:pStyle w:val="Compact"/>
+        <w:numPr>
+          <w:ilvl w:val="0"/>
+          <w:numId w:val="1003"/>
+        </w:numPr>
+      </w:pPr>
+      <w:hyperlink w:anchor="X9a4dfa6eb0eb61a209db4cd90a7b5d41cb13c84">
+        <w:r>
+          <w:rPr>
+            <w:rStyle w:val="Hyperlink"/>
+          </w:rPr>
+          <w:t xml:space="preserve">Accessibility Requirements (WCAG 2.2 AA)</w:t>
+        </w:r>
+      </w:hyperlink>
+    </w:p>
+    <w:p>
+      <w:pPr>
+        <w:pStyle w:val="Compact"/>
+        <w:numPr>
+          <w:ilvl w:val="0"/>
+          <w:numId w:val="1003"/>
+        </w:numPr>
+      </w:pPr>
+      <w:hyperlink w:anchor="X837cfe1b9f84847d344ef0d44048e818a51c3f4">
+        <w:r>
+          <w:rPr>
+            <w:rStyle w:val="Hyperlink"/>
+          </w:rPr>
+          <w:t xml:space="preserve">AI Requirements</w:t>
+        </w:r>
+      </w:hyperlink>
+    </w:p>
+    <w:p>
+      <w:pPr>
+        <w:pStyle w:val="Compact"/>
+        <w:numPr>
+          <w:ilvl w:val="0"/>
+          <w:numId w:val="1003"/>
+        </w:numPr>
+      </w:pPr>
+      <w:hyperlink w:anchor="X98b19bd9e28f08b03e1e3eec7c69077d5b92602">
+        <w:r>
+          <w:rPr>
+            <w:rStyle w:val="Hyperlink"/>
+          </w:rPr>
+          <w:t xml:space="preserve">QR Code Requirements</w:t>
+        </w:r>
+      </w:hyperlink>
+    </w:p>
+    <w:p>
+      <w:pPr>
+        <w:pStyle w:val="Compact"/>
+        <w:numPr>
+          <w:ilvl w:val="0"/>
+          <w:numId w:val="1003"/>
+        </w:numPr>
+      </w:pPr>
+      <w:hyperlink w:anchor="X1e5459dad4c13ae4c558c68c8e7be982cfe8873">
+        <w:r>
+          <w:rPr>
+            <w:rStyle w:val="Hyperlink"/>
+          </w:rPr>
+          <w:t xml:space="preserve">Interactive Floor Plan Requirements</w:t>
+        </w:r>
+      </w:hyperlink>
+    </w:p>
+    <w:p>
+      <w:pPr>
+        <w:pStyle w:val="Compact"/>
+        <w:numPr>
+          <w:ilvl w:val="0"/>
+          <w:numId w:val="1003"/>
+        </w:numPr>
+      </w:pPr>
+      <w:hyperlink w:anchor="Xd67ae7e1735798a904830b2bc072034784b742a">
+        <w:r>
+          <w:rPr>
+            <w:rStyle w:val="Hyperlink"/>
+          </w:rPr>
+          <w:t xml:space="preserve">Dashboard Requirements</w:t>
+        </w:r>
+      </w:hyperlink>
+    </w:p>
+    <w:p>
+      <w:pPr>
+        <w:pStyle w:val="Compact"/>
+        <w:numPr>
+          <w:ilvl w:val="0"/>
+          <w:numId w:val="1003"/>
+        </w:numPr>
+      </w:pPr>
+      <w:hyperlink w:anchor="X62c2e9497d3963ee7c1880d1a0e9484b5ccf40b">
+        <w:r>
+          <w:rPr>
+            <w:rStyle w:val="Hyperlink"/>
+          </w:rPr>
+          <w:t xml:space="preserve">Reporting Requirements</w:t>
+        </w:r>
+      </w:hyperlink>
+    </w:p>
+    <w:p>
+      <w:pPr>
+        <w:pStyle w:val="Compact"/>
+        <w:numPr>
+          <w:ilvl w:val="0"/>
+          <w:numId w:val="1003"/>
+        </w:numPr>
+      </w:pPr>
+      <w:hyperlink w:anchor="X8692cf3d1f294b0bc44f73b8481756c40555012">
+        <w:r>
+          <w:rPr>
+            <w:rStyle w:val="Hyperlink"/>
+          </w:rPr>
+          <w:t xml:space="preserve">Notification Requirements</w:t>
+        </w:r>
+      </w:hyperlink>
+    </w:p>
+    <w:p>
+      <w:pPr>
+        <w:pStyle w:val="Compact"/>
+        <w:numPr>
+          <w:ilvl w:val="0"/>
+          <w:numId w:val="1003"/>
+        </w:numPr>
+      </w:pPr>
+      <w:hyperlink w:anchor="X5f9001b49406e8d77abf4c3bb296a17103a1e17">
+        <w:r>
+          <w:rPr>
+            <w:rStyle w:val="Hyperlink"/>
+          </w:rPr>
+          <w:t xml:space="preserve">System Settings Requirements</w:t>
+        </w:r>
+      </w:hyperlink>
+    </w:p>
+    <w:p>
+      <w:pPr>
+        <w:pStyle w:val="Compact"/>
+        <w:numPr>
+          <w:ilvl w:val="0"/>
+          <w:numId w:val="1003"/>
+        </w:numPr>
+      </w:pPr>
+      <w:hyperlink w:anchor="Xba658ed04514fbe66864c6965dd0b594ee2adb0">
+        <w:r>
+          <w:rPr>
+            <w:rStyle w:val="Hyperlink"/>
+          </w:rPr>
+          <w:t xml:space="preserve">External Interface Requirements</w:t>
+        </w:r>
+      </w:hyperlink>
+    </w:p>
+    <w:p>
+      <w:pPr>
+        <w:pStyle w:val="Compact"/>
+        <w:numPr>
+          <w:ilvl w:val="0"/>
+          <w:numId w:val="1003"/>
+        </w:numPr>
+      </w:pPr>
+      <w:hyperlink w:anchor="Xe807c112b443b82f890a55b7aecad5720a237ca">
+        <w:r>
+          <w:rPr>
+            <w:rStyle w:val="Hyperlink"/>
+          </w:rPr>
+          <w:t xml:space="preserve">Business Rules</w:t>
+        </w:r>
+      </w:hyperlink>
+    </w:p>
+    <w:p>
+      <w:pPr>
+        <w:pStyle w:val="Compact"/>
+        <w:numPr>
+          <w:ilvl w:val="0"/>
+          <w:numId w:val="1003"/>
+        </w:numPr>
+      </w:pPr>
+      <w:hyperlink w:anchor="X63f751b5ea0388466ec6baf72196be9598577ce">
+        <w:r>
+          <w:rPr>
+            <w:rStyle w:val="Hyperlink"/>
+          </w:rPr>
+          <w:t xml:space="preserve">Operational Scenarios</w:t>
+        </w:r>
+      </w:hyperlink>
+    </w:p>
+    <w:p>
+      <w:pPr>
+        <w:pStyle w:val="Compact"/>
+        <w:numPr>
+          <w:ilvl w:val="0"/>
+          <w:numId w:val="1003"/>
+        </w:numPr>
+      </w:pPr>
+      <w:hyperlink w:anchor="Xd078d3da31645e692b48b84aded20409f5c2b79">
+        <w:r>
+          <w:rPr>
+            <w:rStyle w:val="Hyperlink"/>
+          </w:rPr>
+          <w:t xml:space="preserve">Use Cases</w:t>
+        </w:r>
+      </w:hyperlink>
+    </w:p>
+    <w:p>
+      <w:pPr>
+        <w:pStyle w:val="Compact"/>
+        <w:numPr>
+          <w:ilvl w:val="0"/>
+          <w:numId w:val="1003"/>
+        </w:numPr>
+      </w:pPr>
+      <w:hyperlink w:anchor="Xdb84c5638002d49f6c690f8b5ba381d29fbfba4">
+        <w:r>
+          <w:rPr>
+            <w:rStyle w:val="Hyperlink"/>
+          </w:rPr>
+          <w:t xml:space="preserve">User Stories</w:t>
+        </w:r>
+      </w:hyperlink>
+    </w:p>
+    <w:p>
+      <w:pPr>
+        <w:pStyle w:val="Compact"/>
+        <w:numPr>
+          <w:ilvl w:val="0"/>
+          <w:numId w:val="1003"/>
+        </w:numPr>
+      </w:pPr>
+      <w:hyperlink w:anchor="Xba7d0b405163a2401a331025e607343144196de">
+        <w:r>
+          <w:rPr>
+            <w:rStyle w:val="Hyperlink"/>
+          </w:rPr>
+          <w:t xml:space="preserve">Data Requirements</w:t>
+        </w:r>
+      </w:hyperlink>
+    </w:p>
+    <w:p>
+      <w:pPr>
+        <w:pStyle w:val="Compact"/>
+        <w:numPr>
+          <w:ilvl w:val="0"/>
+          <w:numId w:val="1003"/>
+        </w:numPr>
+      </w:pPr>
+      <w:hyperlink w:anchor="Xecad52d8a039650ef7f0f14822df14285ca86a7">
+        <w:r>
+          <w:rPr>
+            <w:rStyle w:val="Hyperlink"/>
+          </w:rPr>
+          <w:t xml:space="preserve">Requirements Traceability Matrix</w:t>
+        </w:r>
+      </w:hyperlink>
+    </w:p>
+    <w:p>
+      <w:pPr>
+        <w:pStyle w:val="Compact"/>
+        <w:numPr>
+          <w:ilvl w:val="0"/>
+          <w:numId w:val="1003"/>
+        </w:numPr>
+      </w:pPr>
+      <w:hyperlink w:anchor="Xd08f94fa18163ce71a403c2c33b024f3eefb649">
+        <w:r>
+          <w:rPr>
+            <w:rStyle w:val="Hyperlink"/>
+          </w:rPr>
+          <w:t xml:space="preserve">Acceptance Criteria</w:t>
+        </w:r>
+      </w:hyperlink>
+    </w:p>
+    <w:p>
+      <w:pPr>
+        <w:pStyle w:val="Compact"/>
+        <w:numPr>
+          <w:ilvl w:val="0"/>
+          <w:numId w:val="1003"/>
+        </w:numPr>
+      </w:pPr>
+      <w:hyperlink w:anchor="X40475378ed64ee4481e89a9015592c5bea17b1d">
+        <w:r>
+          <w:rPr>
+            <w:rStyle w:val="Hyperlink"/>
+          </w:rPr>
+          <w:t xml:space="preserve">Risks, Constraints &amp; Assumptions</w:t>
+        </w:r>
+      </w:hyperlink>
+    </w:p>
+    <w:p>
+      <w:pPr>
+        <w:pStyle w:val="Compact"/>
+        <w:numPr>
+          <w:ilvl w:val="0"/>
+          <w:numId w:val="1003"/>
+        </w:numPr>
+      </w:pPr>
+      <w:hyperlink w:anchor="X326556d3a3100a54cf7fc2d32b2a9b937fcaac1">
+        <w:r>
+          <w:rPr>
+            <w:rStyle w:val="Hyperlink"/>
+          </w:rPr>
+          <w:t xml:space="preserve">Open Issues &amp; Decisions Requiring Client Approval</w:t>
+        </w:r>
+      </w:hyperlink>
+    </w:p>
+    <w:p>
+      <w:pPr>
+        <w:pStyle w:val="Compact"/>
+        <w:numPr>
+          <w:ilvl w:val="0"/>
+          <w:numId w:val="1003"/>
+        </w:numPr>
+      </w:pPr>
+      <w:hyperlink w:anchor="X79c1e06b457b47110444b9e50fc8aea44c8ad4e">
+        <w:r>
+          <w:rPr>
+            <w:rStyle w:val="Hyperlink"/>
+          </w:rPr>
+          <w:t xml:space="preserve">Future Expansion</w:t>
+        </w:r>
+      </w:hyperlink>
+    </w:p>
+    <w:p>
+      <w:pPr>
+        <w:pStyle w:val="Compact"/>
+        <w:numPr>
+          <w:ilvl w:val="0"/>
+          <w:numId w:val="1003"/>
+        </w:numPr>
+      </w:pPr>
+      <w:hyperlink w:anchor="Xe8f98439533b97f74c382d0c3e0059bb4fc1a37">
+        <w:r>
+          <w:rPr>
+            <w:rStyle w:val="Hyperlink"/>
+          </w:rPr>
+          <w:t xml:space="preserve">Glossary</w:t>
+        </w:r>
+      </w:hyperlink>
+    </w:p>
+    <w:p>
+      <w:pPr>
+        <w:pStyle w:val="Compact"/>
+        <w:numPr>
+          <w:ilvl w:val="0"/>
+          <w:numId w:val="1003"/>
+        </w:numPr>
+      </w:pPr>
+      <w:hyperlink w:anchor="X6412e11961f5cf2993bbe56fcca0763b67d0235">
+        <w:r>
+          <w:rPr>
+            <w:rStyle w:val="Hyperlink"/>
+          </w:rPr>
+          <w:t xml:space="preserve">Appendix A — Internal Review &amp; Verification Log</w:t>
+        </w:r>
+      </w:hyperlink>
+    </w:p>
+    <w:p>
+      <w:r>
+        <w:pict>
+          <v:rect style="width:0;height:1.5pt" o:hralign="center" o:hrstd="t" o:hr="t"/>
+        </w:pict>
+      </w:r>
+    </w:p>
+    <w:bookmarkEnd w:id="12"/>
+    <w:bookmarkStart w:id="13" w:name="X102b2e9de4183984340b81b0bb402a984d3925a"/>
     <w:p>
       <w:pPr>
         <w:pStyle w:val="Heading2"/>
@@ -1396,8 +2169,8 @@
         </w:pict>
       </w:r>
     </w:p>
-    <w:bookmarkEnd w:id="12"/>
-    <w:bookmarkStart w:id="16" w:name="X1afbb7cf017363dacdada6abb79ba2dcb78a7a4"/>
+    <w:bookmarkEnd w:id="13"/>
+    <w:bookmarkStart w:id="17" w:name="X1afbb7cf017363dacdada6abb79ba2dcb78a7a4"/>
     <w:p>
       <w:pPr>
         <w:pStyle w:val="Heading2"/>
@@ -1406,7 +2179,7 @@
         <w:t xml:space="preserve">2. Purpose</w:t>
       </w:r>
     </w:p>
-    <w:bookmarkStart w:id="13" w:name="X924c1ec262a132c31a99bb3f2aac63d4bcec25f"/>
+    <w:bookmarkStart w:id="14" w:name="X924c1ec262a132c31a99bb3f2aac63d4bcec25f"/>
     <w:p>
       <w:pPr>
         <w:pStyle w:val="Heading3"/>
@@ -1439,8 +2212,8 @@
         <w:t xml:space="preserve">that (a) cuts busywork, (b) improves mean time to resolution and asset accuracy, and (c) presents administrators with reliable operational truth — all at a level of polish suitable for enterprise procurement.</w:t>
       </w:r>
     </w:p>
-    <w:bookmarkEnd w:id="13"/>
-    <w:bookmarkStart w:id="14" w:name="X4101cc3181e53c02ebfa8713391e5023abda2cd"/>
+    <w:bookmarkEnd w:id="14"/>
+    <w:bookmarkStart w:id="15" w:name="X4101cc3181e53c02ebfa8713391e5023abda2cd"/>
     <w:p>
       <w:pPr>
         <w:pStyle w:val="Heading3"/>
@@ -1631,8 +2404,8 @@
         </w:tc>
       </w:tr>
     </w:tbl>
-    <w:bookmarkEnd w:id="14"/>
-    <w:bookmarkStart w:id="15" w:name="X776dcc7a17a871d372ff874dbffe46d041b89df"/>
+    <w:bookmarkEnd w:id="15"/>
+    <w:bookmarkStart w:id="16" w:name="X776dcc7a17a871d372ff874dbffe46d041b89df"/>
     <w:p>
       <w:pPr>
         <w:pStyle w:val="Heading3"/>
@@ -1713,9 +2486,9 @@
         </w:pict>
       </w:r>
     </w:p>
-    <w:bookmarkEnd w:id="15"/>
     <w:bookmarkEnd w:id="16"/>
-    <w:bookmarkStart w:id="21" w:name="X25d0be9279514911651d99fd74a027e3892227a"/>
+    <w:bookmarkEnd w:id="17"/>
+    <w:bookmarkStart w:id="22" w:name="X25d0be9279514911651d99fd74a027e3892227a"/>
     <w:p>
       <w:pPr>
         <w:pStyle w:val="Heading2"/>
@@ -1724,7 +2497,7 @@
         <w:t xml:space="preserve">3. Scope</w:t>
       </w:r>
     </w:p>
-    <w:bookmarkStart w:id="17" w:name="X0df683dd696a03919fbe5bc090e6a6fba8df736"/>
+    <w:bookmarkStart w:id="18" w:name="X0df683dd696a03919fbe5bc090e6a6fba8df736"/>
     <w:p>
       <w:pPr>
         <w:pStyle w:val="Heading3"/>
@@ -1763,8 +2536,8 @@
         <w:t xml:space="preserve">.)</w:t>
       </w:r>
     </w:p>
-    <w:bookmarkEnd w:id="17"/>
-    <w:bookmarkStart w:id="18" w:name="X4163f345e1c4b10f03ea8cfc95f2fc6113ff235"/>
+    <w:bookmarkEnd w:id="18"/>
+    <w:bookmarkStart w:id="19" w:name="X4163f345e1c4b10f03ea8cfc95f2fc6113ff235"/>
     <w:p>
       <w:pPr>
         <w:pStyle w:val="Heading3"/>
@@ -1779,340 +2552,6 @@
       </w:pPr>
       <w:r>
         <w:t xml:space="preserve">The system provides, across phased releases:</w:t>
-      </w:r>
-    </w:p>
-    <w:p>
-      <w:pPr>
-        <w:pStyle w:val="Compact"/>
-        <w:numPr>
-          <w:ilvl w:val="0"/>
-          <w:numId w:val="1003"/>
-        </w:numPr>
-      </w:pPr>
-      <w:r>
-        <w:rPr>
-          <w:b/>
-          <w:bCs/>
-        </w:rPr>
-        <w:t xml:space="preserve">Identity &amp; access control</w:t>
-      </w:r>
-      <w:r>
-        <w:t xml:space="preserve"> </w:t>
-      </w:r>
-      <w:r>
-        <w:t xml:space="preserve">— authentication, three-role RBAC with per-user permission overrides, user lifecycle, session/login history.</w:t>
-      </w:r>
-    </w:p>
-    <w:p>
-      <w:pPr>
-        <w:pStyle w:val="Compact"/>
-        <w:numPr>
-          <w:ilvl w:val="0"/>
-          <w:numId w:val="1003"/>
-        </w:numPr>
-      </w:pPr>
-      <w:r>
-        <w:rPr>
-          <w:b/>
-          <w:bCs/>
-        </w:rPr>
-        <w:t xml:space="preserve">Location model</w:t>
-      </w:r>
-      <w:r>
-        <w:t xml:space="preserve"> </w:t>
-      </w:r>
-      <w:r>
-        <w:t xml:space="preserve">— buildings → floors → rooms (typed: laboratory/office/storage/server room/…), the spatial foundation for asset placement and the floor plan.</w:t>
-      </w:r>
-    </w:p>
-    <w:p>
-      <w:pPr>
-        <w:pStyle w:val="Compact"/>
-        <w:numPr>
-          <w:ilvl w:val="0"/>
-          <w:numId w:val="1003"/>
-        </w:numPr>
-      </w:pPr>
-      <w:r>
-        <w:rPr>
-          <w:b/>
-          <w:bCs/>
-        </w:rPr>
-        <w:t xml:space="preserve">Computer (PC unit) management</w:t>
-      </w:r>
-      <w:r>
-        <w:t xml:space="preserve"> </w:t>
-      </w:r>
-      <w:r>
-        <w:t xml:space="preserve">— PC units as composed configuration items, specifications, installed hardware history.</w:t>
-      </w:r>
-    </w:p>
-    <w:p>
-      <w:pPr>
-        <w:pStyle w:val="Compact"/>
-        <w:numPr>
-          <w:ilvl w:val="0"/>
-          <w:numId w:val="1003"/>
-        </w:numPr>
-      </w:pPr>
-      <w:r>
-        <w:rPr>
-          <w:b/>
-          <w:bCs/>
-        </w:rPr>
-        <w:t xml:space="preserve">QR code management &amp; physical verification</w:t>
-      </w:r>
-      <w:r>
-        <w:t xml:space="preserve"> </w:t>
-      </w:r>
-      <w:r>
-        <w:t xml:space="preserve">— generate, print, and scan QR codes bound to PC units or standalone assets.</w:t>
-      </w:r>
-    </w:p>
-    <w:p>
-      <w:pPr>
-        <w:pStyle w:val="Compact"/>
-        <w:numPr>
-          <w:ilvl w:val="0"/>
-          <w:numId w:val="1003"/>
-        </w:numPr>
-      </w:pPr>
-      <w:r>
-        <w:rPr>
-          <w:b/>
-          <w:bCs/>
-        </w:rPr>
-        <w:t xml:space="preserve">IT service ticketing (ITSM)</w:t>
-      </w:r>
-      <w:r>
-        <w:t xml:space="preserve"> </w:t>
-      </w:r>
-      <w:r>
-        <w:t xml:space="preserve">— full ticket lifecycle: submission, categorization/prioritization, assignment, comments, attachments, votes, status history, SLA tracking, duplicate handling.</w:t>
-      </w:r>
-    </w:p>
-    <w:p>
-      <w:pPr>
-        <w:pStyle w:val="Compact"/>
-        <w:numPr>
-          <w:ilvl w:val="0"/>
-          <w:numId w:val="1003"/>
-        </w:numPr>
-      </w:pPr>
-      <w:r>
-        <w:rPr>
-          <w:b/>
-          <w:bCs/>
-        </w:rPr>
-        <w:t xml:space="preserve">Technician workflow &amp; maintenance</w:t>
-      </w:r>
-      <w:r>
-        <w:t xml:space="preserve"> </w:t>
-      </w:r>
-      <w:r>
-        <w:t xml:space="preserve">— assignment lifecycle, corrective repairs, and</w:t>
-      </w:r>
-      <w:r>
-        <w:t xml:space="preserve"> </w:t>
-      </w:r>
-      <w:r>
-        <w:rPr>
-          <w:b/>
-          <w:bCs/>
-        </w:rPr>
-        <w:t xml:space="preserve">preventive maintenance scheduling</w:t>
-      </w:r>
-      <w:r>
-        <w:t xml:space="preserve"> </w:t>
-      </w:r>
-      <w:r>
-        <w:t xml:space="preserve">with checklists, repair images, notes, and hardware replacements.</w:t>
-      </w:r>
-    </w:p>
-    <w:p>
-      <w:pPr>
-        <w:pStyle w:val="Compact"/>
-        <w:numPr>
-          <w:ilvl w:val="0"/>
-          <w:numId w:val="1003"/>
-        </w:numPr>
-      </w:pPr>
-      <w:r>
-        <w:rPr>
-          <w:b/>
-          <w:bCs/>
-        </w:rPr>
-        <w:t xml:space="preserve">Inventory &amp; asset lifecycle (ITAM)</w:t>
-      </w:r>
-      <w:r>
-        <w:t xml:space="preserve"> </w:t>
-      </w:r>
-      <w:r>
-        <w:t xml:space="preserve">— hardware catalog (manufacturers → components → models),</w:t>
-      </w:r>
-      <w:r>
-        <w:t xml:space="preserve"> </w:t>
-      </w:r>
-      <w:r>
-        <w:rPr>
-          <w:b/>
-          <w:bCs/>
-        </w:rPr>
-        <w:t xml:space="preserve">serialized assets</w:t>
-      </w:r>
-      <w:r>
-        <w:t xml:space="preserve"> </w:t>
-      </w:r>
-      <w:r>
-        <w:t xml:space="preserve">and</w:t>
-      </w:r>
-      <w:r>
-        <w:t xml:space="preserve"> </w:t>
-      </w:r>
-      <w:r>
-        <w:rPr>
-          <w:b/>
-          <w:bCs/>
-        </w:rPr>
-        <w:t xml:space="preserve">quantity-tracked consumables</w:t>
-      </w:r>
-      <w:r>
-        <w:t xml:space="preserve">, stock ledger, procurement with approval, transfers, and disposal.</w:t>
-      </w:r>
-    </w:p>
-    <w:p>
-      <w:pPr>
-        <w:pStyle w:val="Compact"/>
-        <w:numPr>
-          <w:ilvl w:val="0"/>
-          <w:numId w:val="1003"/>
-        </w:numPr>
-      </w:pPr>
-      <w:r>
-        <w:rPr>
-          <w:b/>
-          <w:bCs/>
-        </w:rPr>
-        <w:t xml:space="preserve">AI assistance</w:t>
-      </w:r>
-      <w:r>
-        <w:t xml:space="preserve"> </w:t>
-      </w:r>
-      <w:r>
-        <w:t xml:space="preserve">— AI ticket triage/analysis, conversational troubleshooting, a RAG knowledge base, feedback capture; and (opt-in) predictive maintenance and auto-drafted knowledge articles.</w:t>
-      </w:r>
-    </w:p>
-    <w:p>
-      <w:pPr>
-        <w:pStyle w:val="Compact"/>
-        <w:numPr>
-          <w:ilvl w:val="0"/>
-          <w:numId w:val="1003"/>
-        </w:numPr>
-      </w:pPr>
-      <w:r>
-        <w:rPr>
-          <w:b/>
-          <w:bCs/>
-        </w:rPr>
-        <w:t xml:space="preserve">Interactive floor plan</w:t>
-      </w:r>
-      <w:r>
-        <w:t xml:space="preserve"> </w:t>
-      </w:r>
-      <w:r>
-        <w:t xml:space="preserve">— visual, drag-and-drop layout of PCs per room with status-colored icons and click-through info panels</w:t>
-      </w:r>
-      <w:r>
-        <w:t xml:space="preserve"> </w:t>
-      </w:r>
-      <w:r>
-        <w:rPr>
-          <w:i/>
-          <w:iCs/>
-        </w:rPr>
-        <w:t xml:space="preserve">(future phase; groundwork present)</w:t>
-      </w:r>
-      <w:r>
-        <w:t xml:space="preserve">.</w:t>
-      </w:r>
-    </w:p>
-    <w:p>
-      <w:pPr>
-        <w:pStyle w:val="Compact"/>
-        <w:numPr>
-          <w:ilvl w:val="0"/>
-          <w:numId w:val="1003"/>
-        </w:numPr>
-      </w:pPr>
-      <w:r>
-        <w:rPr>
-          <w:b/>
-          <w:bCs/>
-        </w:rPr>
-        <w:t xml:space="preserve">Dashboards, analytics &amp; reporting</w:t>
-      </w:r>
-      <w:r>
-        <w:t xml:space="preserve"> </w:t>
-      </w:r>
-      <w:r>
-        <w:t xml:space="preserve">— role-aware dashboards, KPI widgets, on-demand reports, and data export.</w:t>
-      </w:r>
-    </w:p>
-    <w:p>
-      <w:pPr>
-        <w:pStyle w:val="Compact"/>
-        <w:numPr>
-          <w:ilvl w:val="0"/>
-          <w:numId w:val="1003"/>
-        </w:numPr>
-      </w:pPr>
-      <w:r>
-        <w:rPr>
-          <w:b/>
-          <w:bCs/>
-        </w:rPr>
-        <w:t xml:space="preserve">Administration</w:t>
-      </w:r>
-      <w:r>
-        <w:t xml:space="preserve"> </w:t>
-      </w:r>
-      <w:r>
-        <w:t xml:space="preserve">— notifications &amp; preferences, announcements, centralized system settings/branding, audit &amp; activity logging, planned maintenance windows, and backup history.</w:t>
-      </w:r>
-    </w:p>
-    <w:bookmarkEnd w:id="18"/>
-    <w:bookmarkStart w:id="19" w:name="Xae19251dab291338768ec5e3b5d05eb8f357196"/>
-    <w:p>
-      <w:pPr>
-        <w:pStyle w:val="Heading3"/>
-      </w:pPr>
-      <w:r>
-        <w:t xml:space="preserve">3.3 Out of scope (this program)</w:t>
-      </w:r>
-    </w:p>
-    <w:p>
-      <w:pPr>
-        <w:pStyle w:val="FirstParagraph"/>
-      </w:pPr>
-      <w:r>
-        <w:t xml:space="preserve">The following are explicitly</w:t>
-      </w:r>
-      <w:r>
-        <w:t xml:space="preserve"> </w:t>
-      </w:r>
-      <w:r>
-        <w:rPr>
-          <w:b/>
-          <w:bCs/>
-        </w:rPr>
-        <w:t xml:space="preserve">not</w:t>
-      </w:r>
-      <w:r>
-        <w:t xml:space="preserve"> </w:t>
-      </w:r>
-      <w:r>
-        <w:t xml:space="preserve">delivered by SccIT (they may be integrated externally):</w:t>
       </w:r>
     </w:p>
     <w:p>
@@ -2124,7 +2563,17 @@
         </w:numPr>
       </w:pPr>
       <w:r>
-        <w:t xml:space="preserve">Financial/accounting, payroll, HR, or general ERP functions beyond IT procurement request tracking.</w:t>
+        <w:rPr>
+          <w:b/>
+          <w:bCs/>
+        </w:rPr>
+        <w:t xml:space="preserve">Identity &amp; access control</w:t>
+      </w:r>
+      <w:r>
+        <w:t xml:space="preserve"> </w:t>
+      </w:r>
+      <w:r>
+        <w:t xml:space="preserve">— authentication, three-role RBAC with per-user permission overrides, user lifecycle, session/login history.</w:t>
       </w:r>
     </w:p>
     <w:p>
@@ -2136,23 +2585,17 @@
         </w:numPr>
       </w:pPr>
       <w:r>
-        <w:t xml:space="preserve">Learning-management, student-information, or academic-grading functionality (SccIT is IT-operations software that</w:t>
-      </w:r>
-      <w:r>
-        <w:t xml:space="preserve"> </w:t>
-      </w:r>
-      <w:r>
-        <w:rPr>
-          <w:i/>
-          <w:iCs/>
-        </w:rPr>
-        <w:t xml:space="preserve">happens</w:t>
-      </w:r>
-      <w:r>
-        <w:t xml:space="preserve"> </w:t>
-      </w:r>
-      <w:r>
-        <w:t xml:space="preserve">to ship for schools first).</w:t>
+        <w:rPr>
+          <w:b/>
+          <w:bCs/>
+        </w:rPr>
+        <w:t xml:space="preserve">Location model</w:t>
+      </w:r>
+      <w:r>
+        <w:t xml:space="preserve"> </w:t>
+      </w:r>
+      <w:r>
+        <w:t xml:space="preserve">— buildings → floors → rooms (typed: laboratory/office/storage/server room/…), the spatial foundation for asset placement and the floor plan.</w:t>
       </w:r>
     </w:p>
     <w:p>
@@ -2164,7 +2607,17 @@
         </w:numPr>
       </w:pPr>
       <w:r>
-        <w:t xml:space="preserve">Endpoint management/RMM agents, automated software deployment, or remote device control.</w:t>
+        <w:rPr>
+          <w:b/>
+          <w:bCs/>
+        </w:rPr>
+        <w:t xml:space="preserve">Computer (PC unit) management</w:t>
+      </w:r>
+      <w:r>
+        <w:t xml:space="preserve"> </w:t>
+      </w:r>
+      <w:r>
+        <w:t xml:space="preserve">— PC units as composed configuration items, specifications, installed hardware history.</w:t>
       </w:r>
     </w:p>
     <w:p>
@@ -2176,35 +2629,17 @@
         </w:numPr>
       </w:pPr>
       <w:r>
-        <w:t xml:space="preserve">Native mobile applications (the web UI is responsive and works on mobile browsers;</w:t>
-      </w:r>
-      <w:r>
-        <w:t xml:space="preserve"> </w:t>
-      </w:r>
-      <w:r>
-        <w:rPr>
-          <w:rStyle w:val="VerbatimChar"/>
-        </w:rPr>
-        <w:t xml:space="preserve">ticket_source = mobile</w:t>
-      </w:r>
-      <w:r>
-        <w:t xml:space="preserve"> </w:t>
-      </w:r>
-      <w:r>
-        <w:t xml:space="preserve">denotes a mobile</w:t>
-      </w:r>
-      <w:r>
-        <w:t xml:space="preserve"> </w:t>
-      </w:r>
-      <w:r>
-        <w:rPr>
-          <w:i/>
-          <w:iCs/>
-        </w:rPr>
-        <w:t xml:space="preserve">browser</w:t>
-      </w:r>
-      <w:r>
-        <w:t xml:space="preserve">, not a native app).</w:t>
+        <w:rPr>
+          <w:b/>
+          <w:bCs/>
+        </w:rPr>
+        <w:t xml:space="preserve">QR code management &amp; physical verification</w:t>
+      </w:r>
+      <w:r>
+        <w:t xml:space="preserve"> </w:t>
+      </w:r>
+      <w:r>
+        <w:t xml:space="preserve">— generate, print, and scan QR codes bound to PC units or standalone assets.</w:t>
       </w:r>
     </w:p>
     <w:p>
@@ -2216,6 +2651,344 @@
         </w:numPr>
       </w:pPr>
       <w:r>
+        <w:rPr>
+          <w:b/>
+          <w:bCs/>
+        </w:rPr>
+        <w:t xml:space="preserve">IT service ticketing (ITSM)</w:t>
+      </w:r>
+      <w:r>
+        <w:t xml:space="preserve"> </w:t>
+      </w:r>
+      <w:r>
+        <w:t xml:space="preserve">— full ticket lifecycle: submission, categorization/prioritization, assignment, comments, attachments, votes, status history, SLA tracking, duplicate handling.</w:t>
+      </w:r>
+    </w:p>
+    <w:p>
+      <w:pPr>
+        <w:pStyle w:val="Compact"/>
+        <w:numPr>
+          <w:ilvl w:val="0"/>
+          <w:numId w:val="1004"/>
+        </w:numPr>
+      </w:pPr>
+      <w:r>
+        <w:rPr>
+          <w:b/>
+          <w:bCs/>
+        </w:rPr>
+        <w:t xml:space="preserve">Technician workflow &amp; maintenance</w:t>
+      </w:r>
+      <w:r>
+        <w:t xml:space="preserve"> </w:t>
+      </w:r>
+      <w:r>
+        <w:t xml:space="preserve">— assignment lifecycle, corrective repairs, and</w:t>
+      </w:r>
+      <w:r>
+        <w:t xml:space="preserve"> </w:t>
+      </w:r>
+      <w:r>
+        <w:rPr>
+          <w:b/>
+          <w:bCs/>
+        </w:rPr>
+        <w:t xml:space="preserve">preventive maintenance scheduling</w:t>
+      </w:r>
+      <w:r>
+        <w:t xml:space="preserve"> </w:t>
+      </w:r>
+      <w:r>
+        <w:t xml:space="preserve">with checklists, repair images, notes, and hardware replacements.</w:t>
+      </w:r>
+    </w:p>
+    <w:p>
+      <w:pPr>
+        <w:pStyle w:val="Compact"/>
+        <w:numPr>
+          <w:ilvl w:val="0"/>
+          <w:numId w:val="1004"/>
+        </w:numPr>
+      </w:pPr>
+      <w:r>
+        <w:rPr>
+          <w:b/>
+          <w:bCs/>
+        </w:rPr>
+        <w:t xml:space="preserve">Inventory &amp; asset lifecycle (ITAM)</w:t>
+      </w:r>
+      <w:r>
+        <w:t xml:space="preserve"> </w:t>
+      </w:r>
+      <w:r>
+        <w:t xml:space="preserve">— hardware catalog (manufacturers → components → models),</w:t>
+      </w:r>
+      <w:r>
+        <w:t xml:space="preserve"> </w:t>
+      </w:r>
+      <w:r>
+        <w:rPr>
+          <w:b/>
+          <w:bCs/>
+        </w:rPr>
+        <w:t xml:space="preserve">serialized assets</w:t>
+      </w:r>
+      <w:r>
+        <w:t xml:space="preserve"> </w:t>
+      </w:r>
+      <w:r>
+        <w:t xml:space="preserve">and</w:t>
+      </w:r>
+      <w:r>
+        <w:t xml:space="preserve"> </w:t>
+      </w:r>
+      <w:r>
+        <w:rPr>
+          <w:b/>
+          <w:bCs/>
+        </w:rPr>
+        <w:t xml:space="preserve">quantity-tracked consumables</w:t>
+      </w:r>
+      <w:r>
+        <w:t xml:space="preserve">, stock ledger, procurement with approval, transfers, and disposal.</w:t>
+      </w:r>
+    </w:p>
+    <w:p>
+      <w:pPr>
+        <w:pStyle w:val="Compact"/>
+        <w:numPr>
+          <w:ilvl w:val="0"/>
+          <w:numId w:val="1004"/>
+        </w:numPr>
+      </w:pPr>
+      <w:r>
+        <w:rPr>
+          <w:b/>
+          <w:bCs/>
+        </w:rPr>
+        <w:t xml:space="preserve">AI assistance</w:t>
+      </w:r>
+      <w:r>
+        <w:t xml:space="preserve"> </w:t>
+      </w:r>
+      <w:r>
+        <w:t xml:space="preserve">— AI ticket triage/analysis, conversational troubleshooting, a RAG knowledge base, feedback capture; and (opt-in) predictive maintenance and auto-drafted knowledge articles.</w:t>
+      </w:r>
+    </w:p>
+    <w:p>
+      <w:pPr>
+        <w:pStyle w:val="Compact"/>
+        <w:numPr>
+          <w:ilvl w:val="0"/>
+          <w:numId w:val="1004"/>
+        </w:numPr>
+      </w:pPr>
+      <w:r>
+        <w:rPr>
+          <w:b/>
+          <w:bCs/>
+        </w:rPr>
+        <w:t xml:space="preserve">Interactive floor plan</w:t>
+      </w:r>
+      <w:r>
+        <w:t xml:space="preserve"> </w:t>
+      </w:r>
+      <w:r>
+        <w:t xml:space="preserve">— visual, drag-and-drop layout of PCs per room with status-colored icons and click-through info panels</w:t>
+      </w:r>
+      <w:r>
+        <w:t xml:space="preserve"> </w:t>
+      </w:r>
+      <w:r>
+        <w:rPr>
+          <w:i/>
+          <w:iCs/>
+        </w:rPr>
+        <w:t xml:space="preserve">(future phase; groundwork present)</w:t>
+      </w:r>
+      <w:r>
+        <w:t xml:space="preserve">.</w:t>
+      </w:r>
+    </w:p>
+    <w:p>
+      <w:pPr>
+        <w:pStyle w:val="Compact"/>
+        <w:numPr>
+          <w:ilvl w:val="0"/>
+          <w:numId w:val="1004"/>
+        </w:numPr>
+      </w:pPr>
+      <w:r>
+        <w:rPr>
+          <w:b/>
+          <w:bCs/>
+        </w:rPr>
+        <w:t xml:space="preserve">Dashboards, analytics &amp; reporting</w:t>
+      </w:r>
+      <w:r>
+        <w:t xml:space="preserve"> </w:t>
+      </w:r>
+      <w:r>
+        <w:t xml:space="preserve">— role-aware dashboards, KPI widgets, on-demand reports, and data export.</w:t>
+      </w:r>
+    </w:p>
+    <w:p>
+      <w:pPr>
+        <w:pStyle w:val="Compact"/>
+        <w:numPr>
+          <w:ilvl w:val="0"/>
+          <w:numId w:val="1004"/>
+        </w:numPr>
+      </w:pPr>
+      <w:r>
+        <w:rPr>
+          <w:b/>
+          <w:bCs/>
+        </w:rPr>
+        <w:t xml:space="preserve">Administration</w:t>
+      </w:r>
+      <w:r>
+        <w:t xml:space="preserve"> </w:t>
+      </w:r>
+      <w:r>
+        <w:t xml:space="preserve">— notifications &amp; preferences, announcements, centralized system settings/branding, audit &amp; activity logging, planned maintenance windows, and backup history.</w:t>
+      </w:r>
+    </w:p>
+    <w:bookmarkEnd w:id="19"/>
+    <w:bookmarkStart w:id="20" w:name="Xae19251dab291338768ec5e3b5d05eb8f357196"/>
+    <w:p>
+      <w:pPr>
+        <w:pStyle w:val="Heading3"/>
+      </w:pPr>
+      <w:r>
+        <w:t xml:space="preserve">3.3 Out of scope (this program)</w:t>
+      </w:r>
+    </w:p>
+    <w:p>
+      <w:pPr>
+        <w:pStyle w:val="FirstParagraph"/>
+      </w:pPr>
+      <w:r>
+        <w:t xml:space="preserve">The following are explicitly</w:t>
+      </w:r>
+      <w:r>
+        <w:t xml:space="preserve"> </w:t>
+      </w:r>
+      <w:r>
+        <w:rPr>
+          <w:b/>
+          <w:bCs/>
+        </w:rPr>
+        <w:t xml:space="preserve">not</w:t>
+      </w:r>
+      <w:r>
+        <w:t xml:space="preserve"> </w:t>
+      </w:r>
+      <w:r>
+        <w:t xml:space="preserve">delivered by SccIT (they may be integrated externally):</w:t>
+      </w:r>
+    </w:p>
+    <w:p>
+      <w:pPr>
+        <w:pStyle w:val="Compact"/>
+        <w:numPr>
+          <w:ilvl w:val="0"/>
+          <w:numId w:val="1005"/>
+        </w:numPr>
+      </w:pPr>
+      <w:r>
+        <w:t xml:space="preserve">Financial/accounting, payroll, HR, or general ERP functions beyond IT procurement request tracking.</w:t>
+      </w:r>
+    </w:p>
+    <w:p>
+      <w:pPr>
+        <w:pStyle w:val="Compact"/>
+        <w:numPr>
+          <w:ilvl w:val="0"/>
+          <w:numId w:val="1005"/>
+        </w:numPr>
+      </w:pPr>
+      <w:r>
+        <w:t xml:space="preserve">Learning-management, student-information, or academic-grading functionality (SccIT is IT-operations software that</w:t>
+      </w:r>
+      <w:r>
+        <w:t xml:space="preserve"> </w:t>
+      </w:r>
+      <w:r>
+        <w:rPr>
+          <w:i/>
+          <w:iCs/>
+        </w:rPr>
+        <w:t xml:space="preserve">happens</w:t>
+      </w:r>
+      <w:r>
+        <w:t xml:space="preserve"> </w:t>
+      </w:r>
+      <w:r>
+        <w:t xml:space="preserve">to ship for schools first).</w:t>
+      </w:r>
+    </w:p>
+    <w:p>
+      <w:pPr>
+        <w:pStyle w:val="Compact"/>
+        <w:numPr>
+          <w:ilvl w:val="0"/>
+          <w:numId w:val="1005"/>
+        </w:numPr>
+      </w:pPr>
+      <w:r>
+        <w:t xml:space="preserve">Endpoint management/RMM agents, automated software deployment, or remote device control.</w:t>
+      </w:r>
+    </w:p>
+    <w:p>
+      <w:pPr>
+        <w:pStyle w:val="Compact"/>
+        <w:numPr>
+          <w:ilvl w:val="0"/>
+          <w:numId w:val="1005"/>
+        </w:numPr>
+      </w:pPr>
+      <w:r>
+        <w:t xml:space="preserve">Native mobile applications (the web UI is responsive and works on mobile browsers;</w:t>
+      </w:r>
+      <w:r>
+        <w:t xml:space="preserve"> </w:t>
+      </w:r>
+      <w:r>
+        <w:rPr>
+          <w:rStyle w:val="VerbatimChar"/>
+        </w:rPr>
+        <w:t xml:space="preserve">ticket_source = mobile</w:t>
+      </w:r>
+      <w:r>
+        <w:t xml:space="preserve"> </w:t>
+      </w:r>
+      <w:r>
+        <w:t xml:space="preserve">denotes a mobile</w:t>
+      </w:r>
+      <w:r>
+        <w:t xml:space="preserve"> </w:t>
+      </w:r>
+      <w:r>
+        <w:rPr>
+          <w:i/>
+          <w:iCs/>
+        </w:rPr>
+        <w:t xml:space="preserve">browser</w:t>
+      </w:r>
+      <w:r>
+        <w:t xml:space="preserve">, not a native app).</w:t>
+      </w:r>
+    </w:p>
+    <w:p>
+      <w:pPr>
+        <w:pStyle w:val="Compact"/>
+        <w:numPr>
+          <w:ilvl w:val="0"/>
+          <w:numId w:val="1005"/>
+        </w:numPr>
+      </w:pPr>
+      <w:r>
         <w:t xml:space="preserve">Multi-tenancy / multi-organization isolation in one deployment (see</w:t>
       </w:r>
       <w:r>
@@ -2233,8 +3006,8 @@
         <w:t xml:space="preserve">).</w:t>
       </w:r>
     </w:p>
-    <w:bookmarkEnd w:id="19"/>
-    <w:bookmarkStart w:id="20" w:name="Xcc60f0778968993e5c3d44057fb49801f9aa7ea"/>
+    <w:bookmarkEnd w:id="20"/>
+    <w:bookmarkStart w:id="21" w:name="Xcc60f0778968993e5c3d44057fb49801f9aa7ea"/>
     <w:p>
       <w:pPr>
         <w:pStyle w:val="Heading3"/>
@@ -2504,9 +3277,9 @@
         </w:pict>
       </w:r>
     </w:p>
-    <w:bookmarkEnd w:id="20"/>
     <w:bookmarkEnd w:id="21"/>
-    <w:bookmarkStart w:id="27" w:name="X9546e24d62763300ab967344c1bfa96558a0ad5"/>
+    <w:bookmarkEnd w:id="22"/>
+    <w:bookmarkStart w:id="28" w:name="X9546e24d62763300ab967344c1bfa96558a0ad5"/>
     <w:p>
       <w:pPr>
         <w:pStyle w:val="Heading2"/>
@@ -2515,7 +3288,7 @@
         <w:t xml:space="preserve">4. Definitions, Acronyms &amp; Verification Methods</w:t>
       </w:r>
     </w:p>
-    <w:bookmarkStart w:id="22" w:name="X3473b641de40a72e9a24a2b2c85aa28fa849b43"/>
+    <w:bookmarkStart w:id="23" w:name="X3473b641de40a72e9a24a2b2c85aa28fa849b43"/>
     <w:p>
       <w:pPr>
         <w:pStyle w:val="Heading3"/>
@@ -2850,8 +3623,8 @@
         </w:tc>
       </w:tr>
     </w:tbl>
-    <w:bookmarkEnd w:id="22"/>
-    <w:bookmarkStart w:id="23" w:name="X156767b69aa541dd7840b9d277e742618eaafbd"/>
+    <w:bookmarkEnd w:id="23"/>
+    <w:bookmarkStart w:id="24" w:name="X156767b69aa541dd7840b9d277e742618eaafbd"/>
     <w:p>
       <w:pPr>
         <w:pStyle w:val="Heading3"/>
@@ -2981,8 +3754,8 @@
         <w:t xml:space="preserve">(a versioned floor-plan canvas for a room).</w:t>
       </w:r>
     </w:p>
-    <w:bookmarkEnd w:id="23"/>
-    <w:bookmarkStart w:id="24" w:name="X10746a1fe135ec7e4873de8fc6e456a1077b3b5"/>
+    <w:bookmarkEnd w:id="24"/>
+    <w:bookmarkStart w:id="25" w:name="X10746a1fe135ec7e4873de8fc6e456a1077b3b5"/>
     <w:p>
       <w:pPr>
         <w:pStyle w:val="Heading3"/>
@@ -3093,8 +3866,8 @@
         <w:t xml:space="preserve">.</w:t>
       </w:r>
     </w:p>
-    <w:bookmarkEnd w:id="24"/>
-    <w:bookmarkStart w:id="25" w:name="X77a94f8bc77f4cd149c7f565c5da09fda5d127f"/>
+    <w:bookmarkEnd w:id="25"/>
+    <w:bookmarkStart w:id="26" w:name="X77a94f8bc77f4cd149c7f565c5da09fda5d127f"/>
     <w:p>
       <w:pPr>
         <w:pStyle w:val="Heading3"/>
@@ -3150,8 +3923,8 @@
         <w:t xml:space="preserve">release phase (see Conventions).</w:t>
       </w:r>
     </w:p>
-    <w:bookmarkEnd w:id="25"/>
-    <w:bookmarkStart w:id="26" w:name="X5fe919a1fcd3dd571c1d021d8f2390a7a386374"/>
+    <w:bookmarkEnd w:id="26"/>
+    <w:bookmarkStart w:id="27" w:name="X5fe919a1fcd3dd571c1d021d8f2390a7a386374"/>
     <w:p>
       <w:pPr>
         <w:pStyle w:val="Heading3"/>
@@ -3165,7 +3938,7 @@
         <w:pStyle w:val="Compact"/>
         <w:numPr>
           <w:ilvl w:val="0"/>
-          <w:numId w:val="1005"/>
+          <w:numId w:val="1006"/>
         </w:numPr>
       </w:pPr>
       <w:r>
@@ -3187,7 +3960,7 @@
         <w:pStyle w:val="Compact"/>
         <w:numPr>
           <w:ilvl w:val="0"/>
-          <w:numId w:val="1005"/>
+          <w:numId w:val="1006"/>
         </w:numPr>
       </w:pPr>
       <w:r>
@@ -3209,7 +3982,7 @@
         <w:pStyle w:val="Compact"/>
         <w:numPr>
           <w:ilvl w:val="0"/>
-          <w:numId w:val="1005"/>
+          <w:numId w:val="1006"/>
         </w:numPr>
       </w:pPr>
       <w:r>
@@ -3231,7 +4004,7 @@
         <w:pStyle w:val="Compact"/>
         <w:numPr>
           <w:ilvl w:val="0"/>
-          <w:numId w:val="1005"/>
+          <w:numId w:val="1006"/>
         </w:numPr>
       </w:pPr>
       <w:r>
@@ -3255,9 +4028,9 @@
         </w:pict>
       </w:r>
     </w:p>
-    <w:bookmarkEnd w:id="26"/>
     <w:bookmarkEnd w:id="27"/>
-    <w:bookmarkStart w:id="28" w:name="X17a4741a70477149a3916e50b3316439e714c29"/>
+    <w:bookmarkEnd w:id="28"/>
+    <w:bookmarkStart w:id="29" w:name="X17a4741a70477149a3916e50b3316439e714c29"/>
     <w:p>
       <w:pPr>
         <w:pStyle w:val="Heading2"/>
@@ -3670,8 +4443,8 @@
         </w:pict>
       </w:r>
     </w:p>
-    <w:bookmarkEnd w:id="28"/>
-    <w:bookmarkStart w:id="33" w:name="X3d6a7d7627bbc6008fd904d2f1ef18b1de75c03"/>
+    <w:bookmarkEnd w:id="29"/>
+    <w:bookmarkStart w:id="34" w:name="X3d6a7d7627bbc6008fd904d2f1ef18b1de75c03"/>
     <w:p>
       <w:pPr>
         <w:pStyle w:val="Heading2"/>
@@ -3680,7 +4453,7 @@
         <w:t xml:space="preserve">6. Product Overview</w:t>
       </w:r>
     </w:p>
-    <w:bookmarkStart w:id="29" w:name="X73a6063dfb0ffa7884ae6b6b0060f6f21da599c"/>
+    <w:bookmarkStart w:id="30" w:name="X73a6063dfb0ffa7884ae6b6b0060f6f21da599c"/>
     <w:p>
       <w:pPr>
         <w:pStyle w:val="Heading3"/>
@@ -3726,133 +4499,14 @@
         <w:t xml:space="preserve">: a single deployable application organized internally into domains (Tickets, Assets, Maintenance, KnowledgeBase, Analytics, FloorPlan) so future modules drop in without restructuring. It exposes a REST API consumed by a single-page web client.</w:t>
       </w:r>
     </w:p>
-    <w:bookmarkEnd w:id="29"/>
-    <w:bookmarkStart w:id="30" w:name="Xfff1eba7783c101e4487b80a864a0508818a81e"/>
+    <w:bookmarkEnd w:id="30"/>
+    <w:bookmarkStart w:id="31" w:name="Xfff1eba7783c101e4487b80a864a0508818a81e"/>
     <w:p>
       <w:pPr>
         <w:pStyle w:val="Heading3"/>
       </w:pPr>
       <w:r>
         <w:t xml:space="preserve">6.2 Product functions (high level)</w:t>
-      </w:r>
-    </w:p>
-    <w:p>
-      <w:pPr>
-        <w:pStyle w:val="Compact"/>
-        <w:numPr>
-          <w:ilvl w:val="0"/>
-          <w:numId w:val="1006"/>
-        </w:numPr>
-      </w:pPr>
-      <w:r>
-        <w:t xml:space="preserve">Report, triage, assign, and resolve IT service tickets with SLA tracking.</w:t>
-      </w:r>
-    </w:p>
-    <w:p>
-      <w:pPr>
-        <w:pStyle w:val="Compact"/>
-        <w:numPr>
-          <w:ilvl w:val="0"/>
-          <w:numId w:val="1006"/>
-        </w:numPr>
-      </w:pPr>
-      <w:r>
-        <w:t xml:space="preserve">Maintain a complete, auditable inventory of computers, assets, and consumables.</w:t>
-      </w:r>
-    </w:p>
-    <w:p>
-      <w:pPr>
-        <w:pStyle w:val="Compact"/>
-        <w:numPr>
-          <w:ilvl w:val="0"/>
-          <w:numId w:val="1006"/>
-        </w:numPr>
-      </w:pPr>
-      <w:r>
-        <w:t xml:space="preserve">Schedule and record preventive and corrective maintenance.</w:t>
-      </w:r>
-    </w:p>
-    <w:p>
-      <w:pPr>
-        <w:pStyle w:val="Compact"/>
-        <w:numPr>
-          <w:ilvl w:val="0"/>
-          <w:numId w:val="1006"/>
-        </w:numPr>
-      </w:pPr>
-      <w:r>
-        <w:t xml:space="preserve">Verify equipment physically via QR codes.</w:t>
-      </w:r>
-    </w:p>
-    <w:p>
-      <w:pPr>
-        <w:pStyle w:val="Compact"/>
-        <w:numPr>
-          <w:ilvl w:val="0"/>
-          <w:numId w:val="1006"/>
-        </w:numPr>
-      </w:pPr>
-      <w:r>
-        <w:t xml:space="preserve">Assist troubleshooting with AI (triage, chat, knowledge base) grounded in the organization’s own history.</w:t>
-      </w:r>
-    </w:p>
-    <w:p>
-      <w:pPr>
-        <w:pStyle w:val="Compact"/>
-        <w:numPr>
-          <w:ilvl w:val="0"/>
-          <w:numId w:val="1006"/>
-        </w:numPr>
-      </w:pPr>
-      <w:r>
-        <w:t xml:space="preserve">Visualize equipment on interactive floor plans</w:t>
-      </w:r>
-      <w:r>
-        <w:t xml:space="preserve"> </w:t>
-      </w:r>
-      <w:r>
-        <w:rPr>
-          <w:i/>
-          <w:iCs/>
-        </w:rPr>
-        <w:t xml:space="preserve">(future)</w:t>
-      </w:r>
-      <w:r>
-        <w:t xml:space="preserve">.</w:t>
-      </w:r>
-    </w:p>
-    <w:p>
-      <w:pPr>
-        <w:pStyle w:val="Compact"/>
-        <w:numPr>
-          <w:ilvl w:val="0"/>
-          <w:numId w:val="1006"/>
-        </w:numPr>
-      </w:pPr>
-      <w:r>
-        <w:t xml:space="preserve">Surface operational KPIs through dashboards, analytics, and exportable reports.</w:t>
-      </w:r>
-    </w:p>
-    <w:p>
-      <w:pPr>
-        <w:pStyle w:val="Compact"/>
-        <w:numPr>
-          <w:ilvl w:val="0"/>
-          <w:numId w:val="1006"/>
-        </w:numPr>
-      </w:pPr>
-      <w:r>
-        <w:t xml:space="preserve">Administer users, roles, branding, notifications, and system configuration.</w:t>
-      </w:r>
-    </w:p>
-    <w:bookmarkEnd w:id="30"/>
-    <w:bookmarkStart w:id="31" w:name="X3352c5b0a0dec01179abf3e443cd173b1bd1d43"/>
-    <w:p>
-      <w:pPr>
-        <w:pStyle w:val="Heading3"/>
-      </w:pPr>
-      <w:r>
-        <w:t xml:space="preserve">6.3 Operating environment (summary)</w:t>
       </w:r>
     </w:p>
     <w:p>
@@ -3864,17 +4518,7 @@
         </w:numPr>
       </w:pPr>
       <w:r>
-        <w:rPr>
-          <w:b/>
-          <w:bCs/>
-        </w:rPr>
-        <w:t xml:space="preserve">Backend:</w:t>
-      </w:r>
-      <w:r>
-        <w:t xml:space="preserve"> </w:t>
-      </w:r>
-      <w:r>
-        <w:t xml:space="preserve">Laravel 13 (PHP 8.4) REST API; Laravel Sanctum for SPA authentication.</w:t>
+        <w:t xml:space="preserve">Report, triage, assign, and resolve IT service tickets with SLA tracking.</w:t>
       </w:r>
     </w:p>
     <w:p>
@@ -3886,17 +4530,7 @@
         </w:numPr>
       </w:pPr>
       <w:r>
-        <w:rPr>
-          <w:b/>
-          <w:bCs/>
-        </w:rPr>
-        <w:t xml:space="preserve">Frontend:</w:t>
-      </w:r>
-      <w:r>
-        <w:t xml:space="preserve"> </w:t>
-      </w:r>
-      <w:r>
-        <w:t xml:space="preserve">React 19 + TypeScript + Vite SPA.</w:t>
+        <w:t xml:space="preserve">Maintain a complete, auditable inventory of computers, assets, and consumables.</w:t>
       </w:r>
     </w:p>
     <w:p>
@@ -3908,56 +4542,7 @@
         </w:numPr>
       </w:pPr>
       <w:r>
-        <w:rPr>
-          <w:b/>
-          <w:bCs/>
-        </w:rPr>
-        <w:t xml:space="preserve">Database:</w:t>
-      </w:r>
-      <w:r>
-        <w:t xml:space="preserve"> </w:t>
-      </w:r>
-      <w:r>
-        <w:t xml:space="preserve">PostgreSQL 17 with the</w:t>
-      </w:r>
-      <w:r>
-        <w:t xml:space="preserve"> </w:t>
-      </w:r>
-      <w:r>
-        <w:rPr>
-          <w:rStyle w:val="VerbatimChar"/>
-        </w:rPr>
-        <w:t xml:space="preserve">pgvector</w:t>
-      </w:r>
-      <w:r>
-        <w:t xml:space="preserve">,</w:t>
-      </w:r>
-      <w:r>
-        <w:t xml:space="preserve"> </w:t>
-      </w:r>
-      <w:r>
-        <w:rPr>
-          <w:rStyle w:val="VerbatimChar"/>
-        </w:rPr>
-        <w:t xml:space="preserve">citext</w:t>
-      </w:r>
-      <w:r>
-        <w:t xml:space="preserve">, and</w:t>
-      </w:r>
-      <w:r>
-        <w:t xml:space="preserve"> </w:t>
-      </w:r>
-      <w:r>
-        <w:rPr>
-          <w:rStyle w:val="VerbatimChar"/>
-        </w:rPr>
-        <w:t xml:space="preserve">pgcrypto</w:t>
-      </w:r>
-      <w:r>
-        <w:t xml:space="preserve"> </w:t>
-      </w:r>
-      <w:r>
-        <w:t xml:space="preserve">extensions.</w:t>
+        <w:t xml:space="preserve">Schedule and record preventive and corrective maintenance.</w:t>
       </w:r>
     </w:p>
     <w:p>
@@ -3969,49 +4554,7 @@
         </w:numPr>
       </w:pPr>
       <w:r>
-        <w:rPr>
-          <w:b/>
-          <w:bCs/>
-        </w:rPr>
-        <w:t xml:space="preserve">Cache/queue:</w:t>
-      </w:r>
-      <w:r>
-        <w:t xml:space="preserve"> </w:t>
-      </w:r>
-      <w:r>
-        <w:t xml:space="preserve">Redis.</w:t>
-      </w:r>
-      <w:r>
-        <w:t xml:space="preserve"> </w:t>
-      </w:r>
-      <w:r>
-        <w:rPr>
-          <w:b/>
-          <w:bCs/>
-        </w:rPr>
-        <w:t xml:space="preserve">Mail (dev):</w:t>
-      </w:r>
-      <w:r>
-        <w:t xml:space="preserve"> </w:t>
-      </w:r>
-      <w:r>
-        <w:t xml:space="preserve">Mailpit.</w:t>
-      </w:r>
-      <w:r>
-        <w:t xml:space="preserve"> </w:t>
-      </w:r>
-      <w:r>
-        <w:rPr>
-          <w:b/>
-          <w:bCs/>
-        </w:rPr>
-        <w:t xml:space="preserve">Real-time (future):</w:t>
-      </w:r>
-      <w:r>
-        <w:t xml:space="preserve"> </w:t>
-      </w:r>
-      <w:r>
-        <w:t xml:space="preserve">Laravel Reverb (WebSockets).</w:t>
+        <w:t xml:space="preserve">Verify equipment physically via QR codes.</w:t>
       </w:r>
     </w:p>
     <w:p>
@@ -4023,6 +4566,236 @@
         </w:numPr>
       </w:pPr>
       <w:r>
+        <w:t xml:space="preserve">Assist troubleshooting with AI (triage, chat, knowledge base) grounded in the organization’s own history.</w:t>
+      </w:r>
+    </w:p>
+    <w:p>
+      <w:pPr>
+        <w:pStyle w:val="Compact"/>
+        <w:numPr>
+          <w:ilvl w:val="0"/>
+          <w:numId w:val="1007"/>
+        </w:numPr>
+      </w:pPr>
+      <w:r>
+        <w:t xml:space="preserve">Visualize equipment on interactive floor plans</w:t>
+      </w:r>
+      <w:r>
+        <w:t xml:space="preserve"> </w:t>
+      </w:r>
+      <w:r>
+        <w:rPr>
+          <w:i/>
+          <w:iCs/>
+        </w:rPr>
+        <w:t xml:space="preserve">(future)</w:t>
+      </w:r>
+      <w:r>
+        <w:t xml:space="preserve">.</w:t>
+      </w:r>
+    </w:p>
+    <w:p>
+      <w:pPr>
+        <w:pStyle w:val="Compact"/>
+        <w:numPr>
+          <w:ilvl w:val="0"/>
+          <w:numId w:val="1007"/>
+        </w:numPr>
+      </w:pPr>
+      <w:r>
+        <w:t xml:space="preserve">Surface operational KPIs through dashboards, analytics, and exportable reports.</w:t>
+      </w:r>
+    </w:p>
+    <w:p>
+      <w:pPr>
+        <w:pStyle w:val="Compact"/>
+        <w:numPr>
+          <w:ilvl w:val="0"/>
+          <w:numId w:val="1007"/>
+        </w:numPr>
+      </w:pPr>
+      <w:r>
+        <w:t xml:space="preserve">Administer users, roles, branding, notifications, and system configuration.</w:t>
+      </w:r>
+    </w:p>
+    <w:bookmarkEnd w:id="31"/>
+    <w:bookmarkStart w:id="32" w:name="X3352c5b0a0dec01179abf3e443cd173b1bd1d43"/>
+    <w:p>
+      <w:pPr>
+        <w:pStyle w:val="Heading3"/>
+      </w:pPr>
+      <w:r>
+        <w:t xml:space="preserve">6.3 Operating environment (summary)</w:t>
+      </w:r>
+    </w:p>
+    <w:p>
+      <w:pPr>
+        <w:pStyle w:val="Compact"/>
+        <w:numPr>
+          <w:ilvl w:val="0"/>
+          <w:numId w:val="1008"/>
+        </w:numPr>
+      </w:pPr>
+      <w:r>
+        <w:rPr>
+          <w:b/>
+          <w:bCs/>
+        </w:rPr>
+        <w:t xml:space="preserve">Backend:</w:t>
+      </w:r>
+      <w:r>
+        <w:t xml:space="preserve"> </w:t>
+      </w:r>
+      <w:r>
+        <w:t xml:space="preserve">Laravel 13 (PHP 8.4) REST API; Laravel Sanctum for SPA authentication.</w:t>
+      </w:r>
+    </w:p>
+    <w:p>
+      <w:pPr>
+        <w:pStyle w:val="Compact"/>
+        <w:numPr>
+          <w:ilvl w:val="0"/>
+          <w:numId w:val="1008"/>
+        </w:numPr>
+      </w:pPr>
+      <w:r>
+        <w:rPr>
+          <w:b/>
+          <w:bCs/>
+        </w:rPr>
+        <w:t xml:space="preserve">Frontend:</w:t>
+      </w:r>
+      <w:r>
+        <w:t xml:space="preserve"> </w:t>
+      </w:r>
+      <w:r>
+        <w:t xml:space="preserve">React 19 + TypeScript + Vite SPA.</w:t>
+      </w:r>
+    </w:p>
+    <w:p>
+      <w:pPr>
+        <w:pStyle w:val="Compact"/>
+        <w:numPr>
+          <w:ilvl w:val="0"/>
+          <w:numId w:val="1008"/>
+        </w:numPr>
+      </w:pPr>
+      <w:r>
+        <w:rPr>
+          <w:b/>
+          <w:bCs/>
+        </w:rPr>
+        <w:t xml:space="preserve">Database:</w:t>
+      </w:r>
+      <w:r>
+        <w:t xml:space="preserve"> </w:t>
+      </w:r>
+      <w:r>
+        <w:t xml:space="preserve">PostgreSQL 17 with the</w:t>
+      </w:r>
+      <w:r>
+        <w:t xml:space="preserve"> </w:t>
+      </w:r>
+      <w:r>
+        <w:rPr>
+          <w:rStyle w:val="VerbatimChar"/>
+        </w:rPr>
+        <w:t xml:space="preserve">pgvector</w:t>
+      </w:r>
+      <w:r>
+        <w:t xml:space="preserve">,</w:t>
+      </w:r>
+      <w:r>
+        <w:t xml:space="preserve"> </w:t>
+      </w:r>
+      <w:r>
+        <w:rPr>
+          <w:rStyle w:val="VerbatimChar"/>
+        </w:rPr>
+        <w:t xml:space="preserve">citext</w:t>
+      </w:r>
+      <w:r>
+        <w:t xml:space="preserve">, and</w:t>
+      </w:r>
+      <w:r>
+        <w:t xml:space="preserve"> </w:t>
+      </w:r>
+      <w:r>
+        <w:rPr>
+          <w:rStyle w:val="VerbatimChar"/>
+        </w:rPr>
+        <w:t xml:space="preserve">pgcrypto</w:t>
+      </w:r>
+      <w:r>
+        <w:t xml:space="preserve"> </w:t>
+      </w:r>
+      <w:r>
+        <w:t xml:space="preserve">extensions.</w:t>
+      </w:r>
+    </w:p>
+    <w:p>
+      <w:pPr>
+        <w:pStyle w:val="Compact"/>
+        <w:numPr>
+          <w:ilvl w:val="0"/>
+          <w:numId w:val="1008"/>
+        </w:numPr>
+      </w:pPr>
+      <w:r>
+        <w:rPr>
+          <w:b/>
+          <w:bCs/>
+        </w:rPr>
+        <w:t xml:space="preserve">Cache/queue:</w:t>
+      </w:r>
+      <w:r>
+        <w:t xml:space="preserve"> </w:t>
+      </w:r>
+      <w:r>
+        <w:t xml:space="preserve">Redis.</w:t>
+      </w:r>
+      <w:r>
+        <w:t xml:space="preserve"> </w:t>
+      </w:r>
+      <w:r>
+        <w:rPr>
+          <w:b/>
+          <w:bCs/>
+        </w:rPr>
+        <w:t xml:space="preserve">Mail (dev):</w:t>
+      </w:r>
+      <w:r>
+        <w:t xml:space="preserve"> </w:t>
+      </w:r>
+      <w:r>
+        <w:t xml:space="preserve">Mailpit.</w:t>
+      </w:r>
+      <w:r>
+        <w:t xml:space="preserve"> </w:t>
+      </w:r>
+      <w:r>
+        <w:rPr>
+          <w:b/>
+          <w:bCs/>
+        </w:rPr>
+        <w:t xml:space="preserve">Real-time (future):</w:t>
+      </w:r>
+      <w:r>
+        <w:t xml:space="preserve"> </w:t>
+      </w:r>
+      <w:r>
+        <w:t xml:space="preserve">Laravel Reverb (WebSockets).</w:t>
+      </w:r>
+    </w:p>
+    <w:p>
+      <w:pPr>
+        <w:pStyle w:val="Compact"/>
+        <w:numPr>
+          <w:ilvl w:val="0"/>
+          <w:numId w:val="1008"/>
+        </w:numPr>
+      </w:pPr>
+      <w:r>
         <w:rPr>
           <w:b/>
           <w:bCs/>
@@ -4088,8 +4861,8 @@
         <w:t xml:space="preserve">for environment specifics.</w:t>
       </w:r>
     </w:p>
-    <w:bookmarkEnd w:id="31"/>
-    <w:bookmarkStart w:id="32" w:name="X9b9adcf99805d0b5d4b64a803af2fb2fae16095"/>
+    <w:bookmarkEnd w:id="32"/>
+    <w:bookmarkStart w:id="33" w:name="X9b9adcf99805d0b5d4b64a803af2fb2fae16095"/>
     <w:p>
       <w:pPr>
         <w:pStyle w:val="Heading3"/>
@@ -4175,9 +4948,9 @@
         </w:pict>
       </w:r>
     </w:p>
-    <w:bookmarkEnd w:id="32"/>
     <w:bookmarkEnd w:id="33"/>
-    <w:bookmarkStart w:id="34" w:name="X129651b9a8de50fc876ecb9e7e92a1482daac4d"/>
+    <w:bookmarkEnd w:id="34"/>
+    <w:bookmarkStart w:id="35" w:name="X129651b9a8de50fc876ecb9e7e92a1482daac4d"/>
     <w:p>
       <w:pPr>
         <w:pStyle w:val="Heading2"/>
@@ -4511,8 +5284,8 @@
         </w:pict>
       </w:r>
     </w:p>
-    <w:bookmarkEnd w:id="34"/>
-    <w:bookmarkStart w:id="39" w:name="X0aa6f04a69b5fbbf6084fe36a01d3bfc67adc29"/>
+    <w:bookmarkEnd w:id="35"/>
+    <w:bookmarkStart w:id="40" w:name="X0aa6f04a69b5fbbf6084fe36a01d3bfc67adc29"/>
     <w:p>
       <w:pPr>
         <w:pStyle w:val="Heading2"/>
@@ -4569,7 +5342,7 @@
         <w:t xml:space="preserve">matrix (below), assigned to roles at seed time and adjustable by Administrators at runtime.</w:t>
       </w:r>
     </w:p>
-    <w:bookmarkStart w:id="35" w:name="Xfa732284a797ff2a950895e3f6af5804c3c0a33"/>
+    <w:bookmarkStart w:id="36" w:name="Xfa732284a797ff2a950895e3f6af5804c3c0a33"/>
     <w:p>
       <w:pPr>
         <w:pStyle w:val="Heading3"/>
@@ -4602,8 +5375,8 @@
         <w:t xml:space="preserve">permissions.</w:t>
       </w:r>
     </w:p>
-    <w:bookmarkEnd w:id="35"/>
-    <w:bookmarkStart w:id="36" w:name="Xfc08a7680071664492a939ce6b4c2be493c42c5"/>
+    <w:bookmarkEnd w:id="36"/>
+    <w:bookmarkStart w:id="37" w:name="Xfc08a7680071664492a939ce6b4c2be493c42c5"/>
     <w:p>
       <w:pPr>
         <w:pStyle w:val="Heading3"/>
@@ -4636,8 +5409,8 @@
         <w:t xml:space="preserve">create/delete users, manage roles/system settings, delete tickets/assets, dispose assets, or approve procurement unless individually granted.</w:t>
       </w:r>
     </w:p>
-    <w:bookmarkEnd w:id="36"/>
-    <w:bookmarkStart w:id="37" w:name="X973ec8799b6b250c0a92cbeaa01563b82a86ceb"/>
+    <w:bookmarkEnd w:id="37"/>
+    <w:bookmarkStart w:id="38" w:name="X973ec8799b6b250c0a92cbeaa01563b82a86ceb"/>
     <w:p>
       <w:pPr>
         <w:pStyle w:val="Heading3"/>
@@ -4686,8 +5459,8 @@
         <w:t xml:space="preserve">administrative or technician capabilities.</w:t>
       </w:r>
     </w:p>
-    <w:bookmarkEnd w:id="37"/>
-    <w:bookmarkStart w:id="38" w:name="X6de5d2796c8de239d7f813e6b2077506ebf6f83"/>
+    <w:bookmarkEnd w:id="38"/>
+    <w:bookmarkStart w:id="39" w:name="X6de5d2796c8de239d7f813e6b2077506ebf6f83"/>
     <w:p>
       <w:pPr>
         <w:pStyle w:val="Heading3"/>
@@ -5481,9 +6254,9 @@
         </w:pict>
       </w:r>
     </w:p>
-    <w:bookmarkEnd w:id="38"/>
     <w:bookmarkEnd w:id="39"/>
-    <w:bookmarkStart w:id="42" w:name="X90d53ef3839776d35cfa49b82efd218c54f9f42"/>
+    <w:bookmarkEnd w:id="40"/>
+    <w:bookmarkStart w:id="43" w:name="X90d53ef3839776d35cfa49b82efd218c54f9f42"/>
     <w:p>
       <w:pPr>
         <w:pStyle w:val="Heading2"/>
@@ -5492,7 +6265,7 @@
         <w:t xml:space="preserve">9. System Context</w:t>
       </w:r>
     </w:p>
-    <w:bookmarkStart w:id="40" w:name="X8abdcc2450f0668353807d66cf205b2bdc2c2fc"/>
+    <w:bookmarkStart w:id="41" w:name="X8abdcc2450f0668353807d66cf205b2bdc2c2fc"/>
     <w:p>
       <w:pPr>
         <w:pStyle w:val="Heading3"/>
@@ -5710,8 +6483,8 @@
         <w:t xml:space="preserve">                                  (P4) Laravel Reverb — WebSockets for live floor-plan/notifications</w:t>
       </w:r>
     </w:p>
-    <w:bookmarkEnd w:id="40"/>
-    <w:bookmarkStart w:id="41" w:name="Xc93f04ef261858a9fe62ea461c789b9c8036fb6"/>
+    <w:bookmarkEnd w:id="41"/>
+    <w:bookmarkStart w:id="42" w:name="Xc93f04ef261858a9fe62ea461c789b9c8036fb6"/>
     <w:p>
       <w:pPr>
         <w:pStyle w:val="Heading3"/>
@@ -5923,9 +6696,9 @@
         </w:pict>
       </w:r>
     </w:p>
-    <w:bookmarkEnd w:id="41"/>
     <w:bookmarkEnd w:id="42"/>
-    <w:bookmarkStart w:id="52" w:name="X8fd6a3ec9dfb9602408829c77087cc26258b2d7"/>
+    <w:bookmarkEnd w:id="43"/>
+    <w:bookmarkStart w:id="53" w:name="X8fd6a3ec9dfb9602408829c77087cc26258b2d7"/>
     <w:p>
       <w:pPr>
         <w:pStyle w:val="Heading2"/>
@@ -5990,7 +6763,7 @@
         <w:t xml:space="preserve">T/D/I/A. Requirement IDs are stable and unique.</w:t>
       </w:r>
     </w:p>
-    <w:bookmarkStart w:id="43" w:name="Xdd8ea0baccdc4b294dd93fc017e6bd64402d0c2"/>
+    <w:bookmarkStart w:id="44" w:name="Xdd8ea0baccdc4b294dd93fc017e6bd64402d0c2"/>
     <w:p>
       <w:pPr>
         <w:pStyle w:val="Heading3"/>
@@ -6329,7 +7102,19 @@
               <w:rPr>
                 <w:rStyle w:val="VerbatimChar"/>
               </w:rPr>
-              <w:t xml:space="preserve">inactive</w:t>
+              <w:t xml:space="preserve">pending</w:t>
+            </w:r>
+            <w:r>
+              <w:t xml:space="preserve">,</w:t>
+            </w:r>
+            <w:r>
+              <w:t xml:space="preserve"> </w:t>
+            </w:r>
+            <w:r>
+              <w:rPr>
+                <w:rStyle w:val="VerbatimChar"/>
+              </w:rPr>
+              <w:t xml:space="preserve">rejected</w:t>
             </w:r>
             <w:r>
               <w:t xml:space="preserve">,</w:t>
@@ -6353,10 +7138,42 @@
               <w:rPr>
                 <w:rStyle w:val="VerbatimChar"/>
               </w:rPr>
-              <w:t xml:space="preserve">pending</w:t>
-            </w:r>
-            <w:r>
-              <w:t xml:space="preserve">) with a non-disclosing error message.</w:t>
+              <w:t xml:space="preserve">inactive</w:t>
+            </w:r>
+            <w:r>
+              <w:t xml:space="preserve">). Credential errors return a</w:t>
+            </w:r>
+            <w:r>
+              <w:t xml:space="preserve"> </w:t>
+            </w:r>
+            <w:r>
+              <w:rPr>
+                <w:b/>
+                <w:bCs/>
+              </w:rPr>
+              <w:t xml:space="preserve">non-disclosing</w:t>
+            </w:r>
+            <w:r>
+              <w:t xml:space="preserve"> </w:t>
+            </w:r>
+            <w:r>
+              <w:t xml:space="preserve">message; when credentials are valid but the account is not active, the response</w:t>
+            </w:r>
+            <w:r>
+              <w:t xml:space="preserve"> </w:t>
+            </w:r>
+            <w:r>
+              <w:rPr>
+                <w:b/>
+                <w:bCs/>
+              </w:rPr>
+              <w:t xml:space="preserve">may</w:t>
+            </w:r>
+            <w:r>
+              <w:t xml:space="preserve"> </w:t>
+            </w:r>
+            <w:r>
+              <w:t xml:space="preserve">disclose the account-status reason to the legitimate account holder (e.g. “awaiting administrator approval”) so applicants can learn their registration outcome.</w:t>
             </w:r>
           </w:p>
         </w:tc>
@@ -6986,7 +7803,58 @@
               <w:pStyle w:val="Compact"/>
             </w:pPr>
             <w:r>
-              <w:t xml:space="preserve">Support self-service account registration by requesters, subject to Administrator-configurable approval (</w:t>
+              <w:t xml:space="preserve">Provide a public</w:t>
+            </w:r>
+            <w:r>
+              <w:t xml:space="preserve"> </w:t>
+            </w:r>
+            <w:r>
+              <w:rPr>
+                <w:b/>
+                <w:bCs/>
+              </w:rPr>
+              <w:t xml:space="preserve">registration-request</w:t>
+            </w:r>
+            <w:r>
+              <w:t xml:space="preserve"> </w:t>
+            </w:r>
+            <w:r>
+              <w:t xml:space="preserve">workflow: a prospective</w:t>
+            </w:r>
+            <w:r>
+              <w:t xml:space="preserve"> </w:t>
+            </w:r>
+            <w:r>
+              <w:rPr>
+                <w:b/>
+                <w:bCs/>
+              </w:rPr>
+              <w:t xml:space="preserve">Teacher or Technician</w:t>
+            </w:r>
+            <w:r>
+              <w:t xml:space="preserve"> </w:t>
+            </w:r>
+            <w:r>
+              <w:t xml:space="preserve">(never an Administrator) may submit a registration request. Submitting a request</w:t>
+            </w:r>
+            <w:r>
+              <w:t xml:space="preserve"> </w:t>
+            </w:r>
+            <w:r>
+              <w:rPr>
+                <w:b/>
+                <w:bCs/>
+              </w:rPr>
+              <w:t xml:space="preserve">shall not</w:t>
+            </w:r>
+            <w:r>
+              <w:t xml:space="preserve"> </w:t>
+            </w:r>
+            <w:r>
+              <w:t xml:space="preserve">create an active account; it creates a user record in</w:t>
+            </w:r>
+            <w:r>
+              <w:t xml:space="preserve"> </w:t>
             </w:r>
             <w:r>
               <w:rPr>
@@ -6998,31 +7866,385 @@
               <w:t xml:space="preserve"> </w:t>
             </w:r>
             <w:r>
-              <w:t xml:space="preserve">status).</w:t>
-            </w:r>
-          </w:p>
-        </w:tc>
-        <w:tc>
-          <w:tcPr/>
-          <w:p>
-            <w:pPr>
-              <w:pStyle w:val="Compact"/>
-              <w:jc w:val="center"/>
-            </w:pPr>
-            <w:r>
-              <w:t xml:space="preserve">F</w:t>
-            </w:r>
-          </w:p>
-        </w:tc>
-        <w:tc>
-          <w:tcPr/>
-          <w:p>
-            <w:pPr>
-              <w:pStyle w:val="Compact"/>
-              <w:jc w:val="center"/>
-            </w:pPr>
-            <w:r>
-              <w:t xml:space="preserve">—</w:t>
+              <w:t xml:space="preserve">status that</w:t>
+            </w:r>
+            <w:r>
+              <w:t xml:space="preserve"> </w:t>
+            </w:r>
+            <w:r>
+              <w:rPr>
+                <w:b/>
+                <w:bCs/>
+              </w:rPr>
+              <w:t xml:space="preserve">cannot authenticate</w:t>
+            </w:r>
+            <w:r>
+              <w:t xml:space="preserve">. The applicant is shown an “awaiting administrator approval” acknowledgement and may learn the outcome by attempting to sign in (see FR-AUTH-004).</w:t>
+            </w:r>
+          </w:p>
+        </w:tc>
+        <w:tc>
+          <w:tcPr/>
+          <w:p>
+            <w:pPr>
+              <w:pStyle w:val="Compact"/>
+              <w:jc w:val="center"/>
+            </w:pPr>
+            <w:r>
+              <w:t xml:space="preserve">M</w:t>
+            </w:r>
+          </w:p>
+        </w:tc>
+        <w:tc>
+          <w:tcPr/>
+          <w:p>
+            <w:pPr>
+              <w:pStyle w:val="Compact"/>
+              <w:jc w:val="center"/>
+            </w:pPr>
+            <w:r>
+              <w:t xml:space="preserve">P2</w:t>
+            </w:r>
+          </w:p>
+        </w:tc>
+        <w:tc>
+          <w:tcPr/>
+          <w:p>
+            <w:pPr>
+              <w:pStyle w:val="Compact"/>
+              <w:jc w:val="center"/>
+            </w:pPr>
+            <w:r>
+              <w:t xml:space="preserve">T</w:t>
+            </w:r>
+          </w:p>
+        </w:tc>
+      </w:tr>
+      <w:tr>
+        <w:tc>
+          <w:tcPr/>
+          <w:p>
+            <w:pPr>
+              <w:pStyle w:val="Compact"/>
+            </w:pPr>
+            <w:r>
+              <w:t xml:space="preserve">FR-AUTH-014</w:t>
+            </w:r>
+          </w:p>
+        </w:tc>
+        <w:tc>
+          <w:tcPr/>
+          <w:p>
+            <w:pPr>
+              <w:pStyle w:val="Compact"/>
+            </w:pPr>
+            <w:r>
+              <w:t xml:space="preserve">Allow Administrators (permission</w:t>
+            </w:r>
+            <w:r>
+              <w:t xml:space="preserve"> </w:t>
+            </w:r>
+            <w:r>
+              <w:rPr>
+                <w:rStyle w:val="VerbatimChar"/>
+              </w:rPr>
+              <w:t xml:space="preserve">users.update</w:t>
+            </w:r>
+            <w:r>
+              <w:t xml:space="preserve">) to view pending registration requests, review applicant details, and</w:t>
+            </w:r>
+            <w:r>
+              <w:t xml:space="preserve"> </w:t>
+            </w:r>
+            <w:r>
+              <w:rPr>
+                <w:b/>
+                <w:bCs/>
+              </w:rPr>
+              <w:t xml:space="preserve">approve</w:t>
+            </w:r>
+            <w:r>
+              <w:t xml:space="preserve"> </w:t>
+            </w:r>
+            <w:r>
+              <w:t xml:space="preserve">or</w:t>
+            </w:r>
+            <w:r>
+              <w:t xml:space="preserve"> </w:t>
+            </w:r>
+            <w:r>
+              <w:rPr>
+                <w:b/>
+                <w:bCs/>
+              </w:rPr>
+              <w:t xml:space="preserve">reject</w:t>
+            </w:r>
+            <w:r>
+              <w:t xml:space="preserve"> </w:t>
+            </w:r>
+            <w:r>
+              <w:t xml:space="preserve">each request. Approval sets the account to</w:t>
+            </w:r>
+            <w:r>
+              <w:t xml:space="preserve"> </w:t>
+            </w:r>
+            <w:r>
+              <w:rPr>
+                <w:rStyle w:val="VerbatimChar"/>
+              </w:rPr>
+              <w:t xml:space="preserve">active</w:t>
+            </w:r>
+            <w:r>
+              <w:t xml:space="preserve"> </w:t>
+            </w:r>
+            <w:r>
+              <w:t xml:space="preserve">and enables sign-in; rejection sets it to</w:t>
+            </w:r>
+            <w:r>
+              <w:t xml:space="preserve"> </w:t>
+            </w:r>
+            <w:r>
+              <w:rPr>
+                <w:rStyle w:val="VerbatimChar"/>
+              </w:rPr>
+              <w:t xml:space="preserve">rejected</w:t>
+            </w:r>
+            <w:r>
+              <w:t xml:space="preserve"> </w:t>
+            </w:r>
+            <w:r>
+              <w:t xml:space="preserve">and records</w:t>
+            </w:r>
+            <w:r>
+              <w:t xml:space="preserve"> </w:t>
+            </w:r>
+            <w:r>
+              <w:rPr>
+                <w:rStyle w:val="VerbatimChar"/>
+              </w:rPr>
+              <w:t xml:space="preserve">rejection_reason</w:t>
+            </w:r>
+            <w:r>
+              <w:t xml:space="preserve">,</w:t>
+            </w:r>
+            <w:r>
+              <w:t xml:space="preserve"> </w:t>
+            </w:r>
+            <w:r>
+              <w:rPr>
+                <w:rStyle w:val="VerbatimChar"/>
+              </w:rPr>
+              <w:t xml:space="preserve">rejected_by</w:t>
+            </w:r>
+            <w:r>
+              <w:t xml:space="preserve">, and</w:t>
+            </w:r>
+            <w:r>
+              <w:t xml:space="preserve"> </w:t>
+            </w:r>
+            <w:r>
+              <w:rPr>
+                <w:rStyle w:val="VerbatimChar"/>
+              </w:rPr>
+              <w:t xml:space="preserve">rejected_at</w:t>
+            </w:r>
+            <w:r>
+              <w:t xml:space="preserve">. Every decision is recorded in the activity/audit trail.</w:t>
+            </w:r>
+          </w:p>
+        </w:tc>
+        <w:tc>
+          <w:tcPr/>
+          <w:p>
+            <w:pPr>
+              <w:pStyle w:val="Compact"/>
+              <w:jc w:val="center"/>
+            </w:pPr>
+            <w:r>
+              <w:t xml:space="preserve">M</w:t>
+            </w:r>
+          </w:p>
+        </w:tc>
+        <w:tc>
+          <w:tcPr/>
+          <w:p>
+            <w:pPr>
+              <w:pStyle w:val="Compact"/>
+              <w:jc w:val="center"/>
+            </w:pPr>
+            <w:r>
+              <w:t xml:space="preserve">P2</w:t>
+            </w:r>
+          </w:p>
+        </w:tc>
+        <w:tc>
+          <w:tcPr/>
+          <w:p>
+            <w:pPr>
+              <w:pStyle w:val="Compact"/>
+              <w:jc w:val="center"/>
+            </w:pPr>
+            <w:r>
+              <w:t xml:space="preserve">T</w:t>
+            </w:r>
+          </w:p>
+        </w:tc>
+      </w:tr>
+      <w:tr>
+        <w:tc>
+          <w:tcPr/>
+          <w:p>
+            <w:pPr>
+              <w:pStyle w:val="Compact"/>
+            </w:pPr>
+            <w:r>
+              <w:t xml:space="preserve">FR-AUTH-015</w:t>
+            </w:r>
+          </w:p>
+        </w:tc>
+        <w:tc>
+          <w:tcPr/>
+          <w:p>
+            <w:pPr>
+              <w:pStyle w:val="Compact"/>
+            </w:pPr>
+            <w:r>
+              <w:t xml:space="preserve">On an approval decision, email the applicant that their account has been activated; on a rejection decision, email the applicant that the registration was not approved, including the rejection reason when one was provided.</w:t>
+            </w:r>
+          </w:p>
+        </w:tc>
+        <w:tc>
+          <w:tcPr/>
+          <w:p>
+            <w:pPr>
+              <w:pStyle w:val="Compact"/>
+              <w:jc w:val="center"/>
+            </w:pPr>
+            <w:r>
+              <w:t xml:space="preserve">M</w:t>
+            </w:r>
+          </w:p>
+        </w:tc>
+        <w:tc>
+          <w:tcPr/>
+          <w:p>
+            <w:pPr>
+              <w:pStyle w:val="Compact"/>
+              <w:jc w:val="center"/>
+            </w:pPr>
+            <w:r>
+              <w:t xml:space="preserve">P2</w:t>
+            </w:r>
+          </w:p>
+        </w:tc>
+        <w:tc>
+          <w:tcPr/>
+          <w:p>
+            <w:pPr>
+              <w:pStyle w:val="Compact"/>
+              <w:jc w:val="center"/>
+            </w:pPr>
+            <w:r>
+              <w:t xml:space="preserve">T</w:t>
+            </w:r>
+          </w:p>
+        </w:tc>
+      </w:tr>
+      <w:tr>
+        <w:tc>
+          <w:tcPr/>
+          <w:p>
+            <w:pPr>
+              <w:pStyle w:val="Compact"/>
+            </w:pPr>
+            <w:r>
+              <w:t xml:space="preserve">FR-AUTH-016</w:t>
+            </w:r>
+          </w:p>
+        </w:tc>
+        <w:tc>
+          <w:tcPr/>
+          <w:p>
+            <w:pPr>
+              <w:pStyle w:val="Compact"/>
+            </w:pPr>
+            <w:r>
+              <w:t xml:space="preserve">Enforce account status centrally (a single account-status middleware) on every authenticated request so that</w:t>
+            </w:r>
+            <w:r>
+              <w:t xml:space="preserve"> </w:t>
+            </w:r>
+            <w:r>
+              <w:rPr>
+                <w:rStyle w:val="VerbatimChar"/>
+              </w:rPr>
+              <w:t xml:space="preserve">pending</w:t>
+            </w:r>
+            <w:r>
+              <w:t xml:space="preserve">,</w:t>
+            </w:r>
+            <w:r>
+              <w:t xml:space="preserve"> </w:t>
+            </w:r>
+            <w:r>
+              <w:rPr>
+                <w:rStyle w:val="VerbatimChar"/>
+              </w:rPr>
+              <w:t xml:space="preserve">rejected</w:t>
+            </w:r>
+            <w:r>
+              <w:t xml:space="preserve">,</w:t>
+            </w:r>
+            <w:r>
+              <w:t xml:space="preserve"> </w:t>
+            </w:r>
+            <w:r>
+              <w:rPr>
+                <w:rStyle w:val="VerbatimChar"/>
+              </w:rPr>
+              <w:t xml:space="preserve">suspended</w:t>
+            </w:r>
+            <w:r>
+              <w:t xml:space="preserve">, and</w:t>
+            </w:r>
+            <w:r>
+              <w:t xml:space="preserve"> </w:t>
+            </w:r>
+            <w:r>
+              <w:rPr>
+                <w:rStyle w:val="VerbatimChar"/>
+              </w:rPr>
+              <w:t xml:space="preserve">inactive</w:t>
+            </w:r>
+            <w:r>
+              <w:t xml:space="preserve"> </w:t>
+            </w:r>
+            <w:r>
+              <w:t xml:space="preserve">accounts are consistently denied access with an appropriate explanation, without duplicating the check across controllers.</w:t>
+            </w:r>
+          </w:p>
+        </w:tc>
+        <w:tc>
+          <w:tcPr/>
+          <w:p>
+            <w:pPr>
+              <w:pStyle w:val="Compact"/>
+              <w:jc w:val="center"/>
+            </w:pPr>
+            <w:r>
+              <w:t xml:space="preserve">M</w:t>
+            </w:r>
+          </w:p>
+        </w:tc>
+        <w:tc>
+          <w:tcPr/>
+          <w:p>
+            <w:pPr>
+              <w:pStyle w:val="Compact"/>
+              <w:jc w:val="center"/>
+            </w:pPr>
+            <w:r>
+              <w:t xml:space="preserve">P2</w:t>
             </w:r>
           </w:p>
         </w:tc>
@@ -7049,13 +8271,32 @@
           <w:b/>
           <w:bCs/>
         </w:rPr>
-        <w:t xml:space="preserve">Note (open decision).</w:t>
-      </w:r>
-      <w:r>
-        <w:t xml:space="preserve"> </w:t>
-      </w:r>
-      <w:r>
-        <w:t xml:space="preserve">FR-AUTH-013 and FR-AUTH-012 are deliberately</w:t>
+        <w:t xml:space="preserve">Note.</w:t>
+      </w:r>
+      <w:r>
+        <w:t xml:space="preserve"> </w:t>
+      </w:r>
+      <w:r>
+        <w:t xml:space="preserve">FR-AUTH-013–016 realize the Client decision on</w:t>
+      </w:r>
+      <w:r>
+        <w:t xml:space="preserve"> </w:t>
+      </w:r>
+      <w:hyperlink w:anchor="X326556d3a3100a54cf7fc2d32b2a9b937fcaac1">
+        <w:r>
+          <w:rPr>
+            <w:rStyle w:val="Hyperlink"/>
+            <w:b/>
+            <w:bCs/>
+          </w:rPr>
+          <w:t xml:space="preserve">§33 OI-02</w:t>
+        </w:r>
+      </w:hyperlink>
+      <w:r>
+        <w:t xml:space="preserve"> </w:t>
+      </w:r>
+      <w:r>
+        <w:t xml:space="preserve">(resolved in v1.1): registration is</w:t>
       </w:r>
       <w:r>
         <w:t xml:space="preserve"> </w:t>
@@ -7065,45 +8306,38 @@
           <w:b/>
           <w:bCs/>
         </w:rPr>
-        <w:t xml:space="preserve">Future</w:t>
-      </w:r>
-      <w:r>
-        <w:t xml:space="preserve">; account provisioning in P2 is Administrator-driven (see</w:t>
-      </w:r>
-      <w:r>
-        <w:t xml:space="preserve"> </w:t>
-      </w:r>
-      <w:hyperlink w:anchor="X9ed1acd21c918473812283b8f81b8d4455ba61e">
+        <w:t xml:space="preserve">request-and-approve</w:t>
+      </w:r>
+      <w:r>
+        <w:t xml:space="preserve">, restricted to Teachers and Technicians. Administrator accounts are provisioned only by existing Administrators (or the documented local dev seeder) and are never self-registerable (</w:t>
+      </w:r>
+      <w:hyperlink w:anchor="Xe807c112b443b82f890a55b7aecad5720a237ca">
         <w:r>
           <w:rPr>
             <w:rStyle w:val="Hyperlink"/>
           </w:rPr>
-          <w:t xml:space="preserve">FR-USER-002</w:t>
+          <w:t xml:space="preserve">BR-01a</w:t>
         </w:r>
       </w:hyperlink>
       <w:r>
-        <w:t xml:space="preserve"> </w:t>
-      </w:r>
-      <w:r>
-        <w:t xml:space="preserve">and</w:t>
-      </w:r>
-      <w:r>
-        <w:t xml:space="preserve"> </w:t>
-      </w:r>
-      <w:hyperlink w:anchor="X326556d3a3100a54cf7fc2d32b2a9b937fcaac1">
-        <w:r>
-          <w:rPr>
-            <w:rStyle w:val="Hyperlink"/>
-          </w:rPr>
-          <w:t xml:space="preserve">§33 OI-02</w:t>
-        </w:r>
-      </w:hyperlink>
-      <w:r>
-        <w:t xml:space="preserve">).</w:t>
+        <w:t xml:space="preserve">). MFA (FR-AUTH-012) remains</w:t>
+      </w:r>
+      <w:r>
+        <w:t xml:space="preserve"> </w:t>
+      </w:r>
+      <w:r>
+        <w:rPr>
+          <w:b/>
+          <w:bCs/>
+        </w:rPr>
+        <w:t xml:space="preserve">Future</w:t>
+      </w:r>
+      <w:r>
+        <w:t xml:space="preserve">.</w:t>
       </w:r>
     </w:p>
-    <w:bookmarkEnd w:id="43"/>
-    <w:bookmarkStart w:id="44" w:name="X9ed1acd21c918473812283b8f81b8d4455ba61e"/>
+    <w:bookmarkEnd w:id="44"/>
+    <w:bookmarkStart w:id="45" w:name="X9ed1acd21c918473812283b8f81b8d4455ba61e"/>
     <w:p>
       <w:pPr>
         <w:pStyle w:val="Heading3"/>
@@ -7684,6 +8918,15 @@
               <w:t xml:space="preserve">pending</w:t>
             </w:r>
             <w:r>
+              <w:t xml:space="preserve">/</w:t>
+            </w:r>
+            <w:r>
+              <w:rPr>
+                <w:rStyle w:val="VerbatimChar"/>
+              </w:rPr>
+              <w:t xml:space="preserve">rejected</w:t>
+            </w:r>
+            <w:r>
               <w:t xml:space="preserve">) and reflect it immediately in access control.</w:t>
             </w:r>
           </w:p>
@@ -7990,8 +9233,8 @@
         </w:tc>
       </w:tr>
     </w:tbl>
-    <w:bookmarkEnd w:id="44"/>
-    <w:bookmarkStart w:id="45" w:name="X2c14d3e43773ce49a7145b7de48a9c7ccf1877d"/>
+    <w:bookmarkEnd w:id="45"/>
+    <w:bookmarkStart w:id="46" w:name="X2c14d3e43773ce49a7145b7de48a9c7ccf1877d"/>
     <w:p>
       <w:pPr>
         <w:pStyle w:val="Heading3"/>
@@ -8468,8 +9711,8 @@
         </w:tc>
       </w:tr>
     </w:tbl>
-    <w:bookmarkEnd w:id="45"/>
-    <w:bookmarkStart w:id="46" w:name="X6f3dd3040dd35c62cd8531cd9dd6a598c2ddeca"/>
+    <w:bookmarkEnd w:id="46"/>
+    <w:bookmarkStart w:id="47" w:name="X6f3dd3040dd35c62cd8531cd9dd6a598c2ddeca"/>
     <w:p>
       <w:pPr>
         <w:pStyle w:val="Heading3"/>
@@ -9078,8 +10321,8 @@
         </w:tc>
       </w:tr>
     </w:tbl>
-    <w:bookmarkEnd w:id="46"/>
-    <w:bookmarkStart w:id="47" w:name="Xb04963ff6c3f6495898f5bf8cd3f3ed10c3f0f8"/>
+    <w:bookmarkEnd w:id="47"/>
+    <w:bookmarkStart w:id="48" w:name="Xb04963ff6c3f6495898f5bf8cd3f3ed10c3f0f8"/>
     <w:p>
       <w:pPr>
         <w:pStyle w:val="Heading3"/>
@@ -10630,8 +11873,8 @@
         </w:tc>
       </w:tr>
     </w:tbl>
-    <w:bookmarkEnd w:id="47"/>
-    <w:bookmarkStart w:id="48" w:name="Xf3df9d1d9c04313f352ce5e690fb4f54dc0ccae"/>
+    <w:bookmarkEnd w:id="48"/>
+    <w:bookmarkStart w:id="49" w:name="Xf3df9d1d9c04313f352ce5e690fb4f54dc0ccae"/>
     <w:p>
       <w:pPr>
         <w:pStyle w:val="Heading3"/>
@@ -11136,8 +12379,8 @@
         </w:tc>
       </w:tr>
     </w:tbl>
-    <w:bookmarkEnd w:id="48"/>
-    <w:bookmarkStart w:id="49" w:name="X36eb06e111c6e1d20b99a99aa5f5573b46ef86b"/>
+    <w:bookmarkEnd w:id="49"/>
+    <w:bookmarkStart w:id="50" w:name="X36eb06e111c6e1d20b99a99aa5f5573b46ef86b"/>
     <w:p>
       <w:pPr>
         <w:pStyle w:val="Heading3"/>
@@ -11911,8 +13154,8 @@
         </w:tc>
       </w:tr>
     </w:tbl>
-    <w:bookmarkEnd w:id="49"/>
-    <w:bookmarkStart w:id="50" w:name="X8147d6f78424377063f1529f779903ad094e966"/>
+    <w:bookmarkEnd w:id="50"/>
+    <w:bookmarkStart w:id="51" w:name="X8147d6f78424377063f1529f779903ad094e966"/>
     <w:p>
       <w:pPr>
         <w:pStyle w:val="Heading3"/>
@@ -12936,8 +14179,8 @@
         </w:tc>
       </w:tr>
     </w:tbl>
-    <w:bookmarkEnd w:id="50"/>
-    <w:bookmarkStart w:id="51" w:name="Xc821e746dc2aa028b04f7d2d75f161bb3eb085f"/>
+    <w:bookmarkEnd w:id="51"/>
+    <w:bookmarkStart w:id="52" w:name="Xc821e746dc2aa028b04f7d2d75f161bb3eb085f"/>
     <w:p>
       <w:pPr>
         <w:pStyle w:val="Heading3"/>
@@ -13396,9 +14639,9 @@
         </w:pict>
       </w:r>
     </w:p>
-    <w:bookmarkEnd w:id="51"/>
     <w:bookmarkEnd w:id="52"/>
-    <w:bookmarkStart w:id="60" w:name="X5701d7f19acc3e825bdb94ad308cd56bf514ad3"/>
+    <w:bookmarkEnd w:id="53"/>
+    <w:bookmarkStart w:id="61" w:name="X5701d7f19acc3e825bdb94ad308cd56bf514ad3"/>
     <w:p>
       <w:pPr>
         <w:pStyle w:val="Heading2"/>
@@ -13407,7 +14650,7 @@
         <w:t xml:space="preserve">11. Non-Functional Requirements</w:t>
       </w:r>
     </w:p>
-    <w:bookmarkStart w:id="53" w:name="X93c8f7bda7bfc5ebf3de79a61df038885ee446b"/>
+    <w:bookmarkStart w:id="54" w:name="X93c8f7bda7bfc5ebf3de79a61df038885ee446b"/>
     <w:p>
       <w:pPr>
         <w:pStyle w:val="Heading3"/>
@@ -13479,8 +14722,8 @@
         <w:t xml:space="preserve">), plus Usability, Maintainability, Compatibility/Portability, and Observability below.</w:t>
       </w:r>
     </w:p>
-    <w:bookmarkEnd w:id="53"/>
-    <w:bookmarkStart w:id="54" w:name="X47d7986d1caca21104719518ced10e4f0ae22ea"/>
+    <w:bookmarkEnd w:id="54"/>
+    <w:bookmarkStart w:id="55" w:name="X47d7986d1caca21104719518ced10e4f0ae22ea"/>
     <w:p>
       <w:pPr>
         <w:pStyle w:val="Heading3"/>
@@ -13513,8 +14756,8 @@
         <w:t xml:space="preserve">(Rationale: this is a production system for a real client whose value is trustworthy history; correctness and accountability outrank speed.)</w:t>
       </w:r>
     </w:p>
-    <w:bookmarkEnd w:id="54"/>
-    <w:bookmarkStart w:id="55" w:name="X952714ac4f23da4beaf3c302a651475db64c7d2"/>
+    <w:bookmarkEnd w:id="55"/>
+    <w:bookmarkStart w:id="56" w:name="X952714ac4f23da4beaf3c302a651475db64c7d2"/>
     <w:p>
       <w:pPr>
         <w:pStyle w:val="Heading3"/>
@@ -13930,8 +15173,8 @@
         </w:tc>
       </w:tr>
     </w:tbl>
-    <w:bookmarkEnd w:id="55"/>
-    <w:bookmarkStart w:id="56" w:name="Xd914c67c45c20be2c1d0e3e2943a7b4234594c8"/>
+    <w:bookmarkEnd w:id="56"/>
+    <w:bookmarkStart w:id="57" w:name="Xd914c67c45c20be2c1d0e3e2943a7b4234594c8"/>
     <w:p>
       <w:pPr>
         <w:pStyle w:val="Heading3"/>
@@ -14285,8 +15528,8 @@
         </w:tc>
       </w:tr>
     </w:tbl>
-    <w:bookmarkEnd w:id="56"/>
-    <w:bookmarkStart w:id="57" w:name="X40798ee56abbb48d93b630cb8de616ee8f4a820"/>
+    <w:bookmarkEnd w:id="57"/>
+    <w:bookmarkStart w:id="58" w:name="X40798ee56abbb48d93b630cb8de616ee8f4a820"/>
     <w:p>
       <w:pPr>
         <w:pStyle w:val="Heading3"/>
@@ -14664,8 +15907,8 @@
         </w:tc>
       </w:tr>
     </w:tbl>
-    <w:bookmarkEnd w:id="57"/>
-    <w:bookmarkStart w:id="58" w:name="X5eb0b5a42bca29ffc476c72c1e2c630c710af79"/>
+    <w:bookmarkEnd w:id="58"/>
+    <w:bookmarkStart w:id="59" w:name="X5eb0b5a42bca29ffc476c72c1e2c630c710af79"/>
     <w:p>
       <w:pPr>
         <w:pStyle w:val="Heading3"/>
@@ -14958,8 +16201,8 @@
         </w:tc>
       </w:tr>
     </w:tbl>
-    <w:bookmarkEnd w:id="58"/>
-    <w:bookmarkStart w:id="59" w:name="X27a2b85a7f38204a23778e01886283397fd4fc9"/>
+    <w:bookmarkEnd w:id="59"/>
+    <w:bookmarkStart w:id="60" w:name="X27a2b85a7f38204a23778e01886283397fd4fc9"/>
     <w:p>
       <w:pPr>
         <w:pStyle w:val="Heading3"/>
@@ -15172,9 +16415,9 @@
         </w:pict>
       </w:r>
     </w:p>
-    <w:bookmarkEnd w:id="59"/>
     <w:bookmarkEnd w:id="60"/>
-    <w:bookmarkStart w:id="61" w:name="X70cf37a8618ff77cd79c93d15676b4bed17d7f8"/>
+    <w:bookmarkEnd w:id="61"/>
+    <w:bookmarkStart w:id="62" w:name="X70cf37a8618ff77cd79c93d15676b4bed17d7f8"/>
     <w:p>
       <w:pPr>
         <w:pStyle w:val="Heading2"/>
@@ -16410,8 +17653,8 @@
         </w:pict>
       </w:r>
     </w:p>
-    <w:bookmarkEnd w:id="61"/>
-    <w:bookmarkStart w:id="62" w:name="Xb7022e53028ebb4b113858a05371c0457f59701"/>
+    <w:bookmarkEnd w:id="62"/>
+    <w:bookmarkStart w:id="63" w:name="Xb7022e53028ebb4b113858a05371c0457f59701"/>
     <w:p>
       <w:pPr>
         <w:pStyle w:val="Heading2"/>
@@ -16946,8 +18189,8 @@
         </w:pict>
       </w:r>
     </w:p>
-    <w:bookmarkEnd w:id="62"/>
-    <w:bookmarkStart w:id="63" w:name="Xf07a870410a3ccd738cb4460429c1619c0a8cde"/>
+    <w:bookmarkEnd w:id="63"/>
+    <w:bookmarkStart w:id="64" w:name="Xf07a870410a3ccd738cb4460429c1619c0a8cde"/>
     <w:p>
       <w:pPr>
         <w:pStyle w:val="Heading2"/>
@@ -17395,8 +18638,8 @@
         </w:pict>
       </w:r>
     </w:p>
-    <w:bookmarkEnd w:id="63"/>
-    <w:bookmarkStart w:id="64" w:name="X0f9593faf26510d4a73935e9e727dec9afea5d1"/>
+    <w:bookmarkEnd w:id="64"/>
+    <w:bookmarkStart w:id="65" w:name="X0f9593faf26510d4a73935e9e727dec9afea5d1"/>
     <w:p>
       <w:pPr>
         <w:pStyle w:val="Heading2"/>
@@ -17860,8 +19103,8 @@
         </w:pict>
       </w:r>
     </w:p>
-    <w:bookmarkEnd w:id="64"/>
-    <w:bookmarkStart w:id="65" w:name="X9a4dfa6eb0eb61a209db4cd90a7b5d41cb13c84"/>
+    <w:bookmarkEnd w:id="65"/>
+    <w:bookmarkStart w:id="66" w:name="X9a4dfa6eb0eb61a209db4cd90a7b5d41cb13c84"/>
     <w:p>
       <w:pPr>
         <w:pStyle w:val="Heading2"/>
@@ -18424,8 +19667,8 @@
         </w:pict>
       </w:r>
     </w:p>
-    <w:bookmarkEnd w:id="65"/>
-    <w:bookmarkStart w:id="71" w:name="X837cfe1b9f84847d344ef0d44048e818a51c3f4"/>
+    <w:bookmarkEnd w:id="66"/>
+    <w:bookmarkStart w:id="72" w:name="X837cfe1b9f84847d344ef0d44048e818a51c3f4"/>
     <w:p>
       <w:pPr>
         <w:pStyle w:val="Heading2"/>
@@ -18508,7 +19751,7 @@
         <w:t xml:space="preserve">.</w:t>
       </w:r>
     </w:p>
-    <w:bookmarkStart w:id="66" w:name="X2974bdd927c792489c1f9438c9b231fa0fb7639"/>
+    <w:bookmarkStart w:id="67" w:name="X2974bdd927c792489c1f9438c9b231fa0fb7639"/>
     <w:p>
       <w:pPr>
         <w:pStyle w:val="Heading3"/>
@@ -18657,8 +19900,8 @@
         <w:t xml:space="preserve">singleton, and full logging (analysis, conversation, feedback, embeddings) are already modeled.</w:t>
       </w:r>
     </w:p>
-    <w:bookmarkEnd w:id="66"/>
-    <w:bookmarkStart w:id="67" w:name="X2062c065b87479949aefd5811f26f7d6da095e1"/>
+    <w:bookmarkEnd w:id="67"/>
+    <w:bookmarkStart w:id="68" w:name="X2062c065b87479949aefd5811f26f7d6da095e1"/>
     <w:p>
       <w:pPr>
         <w:pStyle w:val="Heading3"/>
@@ -18672,7 +19915,7 @@
         <w:pStyle w:val="Compact"/>
         <w:numPr>
           <w:ilvl w:val="0"/>
-          <w:numId w:val="1008"/>
+          <w:numId w:val="1009"/>
         </w:numPr>
       </w:pPr>
       <w:r>
@@ -18709,7 +19952,7 @@
         <w:pStyle w:val="Compact"/>
         <w:numPr>
           <w:ilvl w:val="0"/>
-          <w:numId w:val="1008"/>
+          <w:numId w:val="1009"/>
         </w:numPr>
       </w:pPr>
       <w:r>
@@ -18765,7 +20008,7 @@
         <w:pStyle w:val="Compact"/>
         <w:numPr>
           <w:ilvl w:val="0"/>
-          <w:numId w:val="1008"/>
+          <w:numId w:val="1009"/>
         </w:numPr>
       </w:pPr>
       <w:r>
@@ -18801,8 +20044,8 @@
         <w:t xml:space="preserve">by default.</w:t>
       </w:r>
     </w:p>
-    <w:bookmarkEnd w:id="67"/>
-    <w:bookmarkStart w:id="68" w:name="X431c592284cfa28afb66772d68cf459fea7bed8"/>
+    <w:bookmarkEnd w:id="68"/>
+    <w:bookmarkStart w:id="69" w:name="X431c592284cfa28afb66772d68cf459fea7bed8"/>
     <w:p>
       <w:pPr>
         <w:pStyle w:val="Heading3"/>
@@ -20073,8 +21316,8 @@
         <w:t xml:space="preserve">; enabling is a client decision.</w:t>
       </w:r>
     </w:p>
-    <w:bookmarkEnd w:id="68"/>
-    <w:bookmarkStart w:id="69" w:name="Xfc37ab25e869dd08b04c962d01810aeae7c7a9f"/>
+    <w:bookmarkEnd w:id="69"/>
+    <w:bookmarkStart w:id="70" w:name="Xfc37ab25e869dd08b04c962d01810aeae7c7a9f"/>
     <w:p>
       <w:pPr>
         <w:pStyle w:val="Heading3"/>
@@ -20340,8 +21583,8 @@
         </w:tc>
       </w:tr>
     </w:tbl>
-    <w:bookmarkEnd w:id="69"/>
-    <w:bookmarkStart w:id="70" w:name="X6295883459225c985207fe4e7404dfeb58c858e"/>
+    <w:bookmarkEnd w:id="70"/>
+    <w:bookmarkStart w:id="71" w:name="X6295883459225c985207fe4e7404dfeb58c858e"/>
     <w:p>
       <w:pPr>
         <w:pStyle w:val="Heading3"/>
@@ -20750,9 +21993,9 @@
         </w:pict>
       </w:r>
     </w:p>
-    <w:bookmarkEnd w:id="70"/>
     <w:bookmarkEnd w:id="71"/>
-    <w:bookmarkStart w:id="72" w:name="X98b19bd9e28f08b03e1e3eec7c69077d5b92602"/>
+    <w:bookmarkEnd w:id="72"/>
+    <w:bookmarkStart w:id="73" w:name="X98b19bd9e28f08b03e1e3eec7c69077d5b92602"/>
     <w:p>
       <w:pPr>
         <w:pStyle w:val="Heading2"/>
@@ -21760,8 +23003,8 @@
         </w:pict>
       </w:r>
     </w:p>
-    <w:bookmarkEnd w:id="72"/>
-    <w:bookmarkStart w:id="73" w:name="X1e5459dad4c13ae4c558c68c8e7be982cfe8873"/>
+    <w:bookmarkEnd w:id="73"/>
+    <w:bookmarkStart w:id="74" w:name="X1e5459dad4c13ae4c558c68c8e7be982cfe8873"/>
     <w:p>
       <w:pPr>
         <w:pStyle w:val="Heading2"/>
@@ -22641,8 +23884,8 @@
         </w:pict>
       </w:r>
     </w:p>
-    <w:bookmarkEnd w:id="73"/>
-    <w:bookmarkStart w:id="74" w:name="Xd67ae7e1735798a904830b2bc072034784b742a"/>
+    <w:bookmarkEnd w:id="74"/>
+    <w:bookmarkStart w:id="75" w:name="Xd67ae7e1735798a904830b2bc072034784b742a"/>
     <w:p>
       <w:pPr>
         <w:pStyle w:val="Heading2"/>
@@ -23218,8 +24461,8 @@
         </w:pict>
       </w:r>
     </w:p>
-    <w:bookmarkEnd w:id="74"/>
-    <w:bookmarkStart w:id="75" w:name="X62c2e9497d3963ee7c1880d1a0e9484b5ccf40b"/>
+    <w:bookmarkEnd w:id="75"/>
+    <w:bookmarkStart w:id="76" w:name="X62c2e9497d3963ee7c1880d1a0e9484b5ccf40b"/>
     <w:p>
       <w:pPr>
         <w:pStyle w:val="Heading2"/>
@@ -23875,8 +25118,8 @@
         </w:pict>
       </w:r>
     </w:p>
-    <w:bookmarkEnd w:id="75"/>
-    <w:bookmarkStart w:id="77" w:name="X8692cf3d1f294b0bc44f73b8481756c40555012"/>
+    <w:bookmarkEnd w:id="76"/>
+    <w:bookmarkStart w:id="78" w:name="X8692cf3d1f294b0bc44f73b8481756c40555012"/>
     <w:p>
       <w:pPr>
         <w:pStyle w:val="Heading2"/>
@@ -24506,7 +25749,7 @@
         </w:tc>
       </w:tr>
     </w:tbl>
-    <w:bookmarkStart w:id="76" w:name="Xa8ee7a6c100e6139c73c89b865fcd193553c995"/>
+    <w:bookmarkStart w:id="77" w:name="Xa8ee7a6c100e6139c73c89b865fcd193553c995"/>
     <w:p>
       <w:pPr>
         <w:pStyle w:val="Heading3"/>
@@ -24753,9 +25996,9 @@
         </w:pict>
       </w:r>
     </w:p>
-    <w:bookmarkEnd w:id="76"/>
     <w:bookmarkEnd w:id="77"/>
-    <w:bookmarkStart w:id="78" w:name="X5f9001b49406e8d77abf4c3bb296a17103a1e17"/>
+    <w:bookmarkEnd w:id="78"/>
+    <w:bookmarkStart w:id="79" w:name="X5f9001b49406e8d77abf4c3bb296a17103a1e17"/>
     <w:p>
       <w:pPr>
         <w:pStyle w:val="Heading2"/>
@@ -25536,8 +26779,8 @@
         </w:pict>
       </w:r>
     </w:p>
-    <w:bookmarkEnd w:id="78"/>
-    <w:bookmarkStart w:id="84" w:name="Xba658ed04514fbe66864c6965dd0b594ee2adb0"/>
+    <w:bookmarkEnd w:id="79"/>
+    <w:bookmarkStart w:id="85" w:name="Xba658ed04514fbe66864c6965dd0b594ee2adb0"/>
     <w:p>
       <w:pPr>
         <w:pStyle w:val="Heading2"/>
@@ -25546,118 +26789,13 @@
         <w:t xml:space="preserve">24. External Interface Requirements</w:t>
       </w:r>
     </w:p>
-    <w:bookmarkStart w:id="79" w:name="Xa21e1c94427094aa4373006a69f7a584a2be7b2"/>
+    <w:bookmarkStart w:id="80" w:name="Xa21e1c94427094aa4373006a69f7a584a2be7b2"/>
     <w:p>
       <w:pPr>
         <w:pStyle w:val="Heading3"/>
       </w:pPr>
       <w:r>
         <w:t xml:space="preserve">24.1 User interfaces (EIF-UI)</w:t>
-      </w:r>
-    </w:p>
-    <w:p>
-      <w:pPr>
-        <w:pStyle w:val="Compact"/>
-        <w:numPr>
-          <w:ilvl w:val="0"/>
-          <w:numId w:val="1009"/>
-        </w:numPr>
-      </w:pPr>
-      <w:r>
-        <w:rPr>
-          <w:b/>
-          <w:bCs/>
-        </w:rPr>
-        <w:t xml:space="preserve">EIF-UI-001 (M/P2):</w:t>
-      </w:r>
-      <w:r>
-        <w:t xml:space="preserve"> </w:t>
-      </w:r>
-      <w:r>
-        <w:t xml:space="preserve">The system shall present a responsive SPA (React 19 + TS) conforming to</w:t>
-      </w:r>
-      <w:r>
-        <w:t xml:space="preserve"> </w:t>
-      </w:r>
-      <w:r>
-        <w:rPr>
-          <w:rStyle w:val="VerbatimChar"/>
-        </w:rPr>
-        <w:t xml:space="preserve">DESIGN.md</w:t>
-      </w:r>
-      <w:r>
-        <w:t xml:space="preserve"> </w:t>
-      </w:r>
-      <w:r>
-        <w:t xml:space="preserve">and</w:t>
-      </w:r>
-      <w:r>
-        <w:t xml:space="preserve"> </w:t>
-      </w:r>
-      <w:hyperlink w:anchor="X9a4dfa6eb0eb61a209db4cd90a7b5d41cb13c84">
-        <w:r>
-          <w:rPr>
-            <w:rStyle w:val="Hyperlink"/>
-          </w:rPr>
-          <w:t xml:space="preserve">§16</w:t>
-        </w:r>
-      </w:hyperlink>
-      <w:r>
-        <w:t xml:space="preserve">, served from a single origin.</w:t>
-      </w:r>
-    </w:p>
-    <w:p>
-      <w:pPr>
-        <w:pStyle w:val="Compact"/>
-        <w:numPr>
-          <w:ilvl w:val="0"/>
-          <w:numId w:val="1009"/>
-        </w:numPr>
-      </w:pPr>
-      <w:r>
-        <w:rPr>
-          <w:b/>
-          <w:bCs/>
-        </w:rPr>
-        <w:t xml:space="preserve">EIF-UI-002 (M/P2):</w:t>
-      </w:r>
-      <w:r>
-        <w:t xml:space="preserve"> </w:t>
-      </w:r>
-      <w:r>
-        <w:t xml:space="preserve">The UI shall provide left-sidebar primary navigation (collapsible), a top bar with global search/command palette, notifications, org/theme switch, and user menu.</w:t>
-      </w:r>
-    </w:p>
-    <w:p>
-      <w:pPr>
-        <w:pStyle w:val="Compact"/>
-        <w:numPr>
-          <w:ilvl w:val="0"/>
-          <w:numId w:val="1009"/>
-        </w:numPr>
-      </w:pPr>
-      <w:r>
-        <w:rPr>
-          <w:b/>
-          <w:bCs/>
-        </w:rPr>
-        <w:t xml:space="preserve">EIF-UI-003 (M/P2):</w:t>
-      </w:r>
-      <w:r>
-        <w:t xml:space="preserve"> </w:t>
-      </w:r>
-      <w:r>
-        <w:t xml:space="preserve">The UI shall support light/dark themes driven by the design tokens and the configured default.</w:t>
-      </w:r>
-    </w:p>
-    <w:bookmarkEnd w:id="79"/>
-    <w:bookmarkStart w:id="80" w:name="X8a3116fdedddf5ead35c90849ffa12854b1c78e"/>
-    <w:p>
-      <w:pPr>
-        <w:pStyle w:val="Heading3"/>
-      </w:pPr>
-      <w:r>
-        <w:t xml:space="preserve">24.2 Application programming interfaces (EIF-API)</w:t>
       </w:r>
     </w:p>
     <w:p>
@@ -25673,13 +26811,13 @@
           <w:b/>
           <w:bCs/>
         </w:rPr>
-        <w:t xml:space="preserve">EIF-API-001 (M/P2):</w:t>
-      </w:r>
-      <w:r>
-        <w:t xml:space="preserve"> </w:t>
-      </w:r>
-      <w:r>
-        <w:t xml:space="preserve">The system shall expose a versioned REST API under</w:t>
+        <w:t xml:space="preserve">EIF-UI-001 (M/P2):</w:t>
+      </w:r>
+      <w:r>
+        <w:t xml:space="preserve"> </w:t>
+      </w:r>
+      <w:r>
+        <w:t xml:space="preserve">The system shall present a responsive SPA (React 19 + TS) conforming to</w:t>
       </w:r>
       <w:r>
         <w:t xml:space="preserve"> </w:t>
@@ -25688,10 +26826,27 @@
         <w:rPr>
           <w:rStyle w:val="VerbatimChar"/>
         </w:rPr>
-        <w:t xml:space="preserve">/api</w:t>
-      </w:r>
-      <w:r>
-        <w:t xml:space="preserve">, returning JSON, authenticated via Sanctum session cookies.</w:t>
+        <w:t xml:space="preserve">DESIGN.md</w:t>
+      </w:r>
+      <w:r>
+        <w:t xml:space="preserve"> </w:t>
+      </w:r>
+      <w:r>
+        <w:t xml:space="preserve">and</w:t>
+      </w:r>
+      <w:r>
+        <w:t xml:space="preserve"> </w:t>
+      </w:r>
+      <w:hyperlink w:anchor="X9a4dfa6eb0eb61a209db4cd90a7b5d41cb13c84">
+        <w:r>
+          <w:rPr>
+            <w:rStyle w:val="Hyperlink"/>
+          </w:rPr>
+          <w:t xml:space="preserve">§16</w:t>
+        </w:r>
+      </w:hyperlink>
+      <w:r>
+        <w:t xml:space="preserve">, served from a single origin.</w:t>
       </w:r>
     </w:p>
     <w:p>
@@ -25707,28 +26862,13 @@
           <w:b/>
           <w:bCs/>
         </w:rPr>
-        <w:t xml:space="preserve">EIF-API-002 (M/P2):</w:t>
-      </w:r>
-      <w:r>
-        <w:t xml:space="preserve"> </w:t>
-      </w:r>
-      <w:r>
-        <w:t xml:space="preserve">API resources shall be addressed by</w:t>
-      </w:r>
-      <w:r>
-        <w:t xml:space="preserve"> </w:t>
-      </w:r>
-      <w:r>
-        <w:rPr>
-          <w:rStyle w:val="VerbatimChar"/>
-        </w:rPr>
-        <w:t xml:space="preserve">uuid</w:t>
-      </w:r>
-      <w:r>
-        <w:t xml:space="preserve"> </w:t>
-      </w:r>
-      <w:r>
-        <w:t xml:space="preserve">(never numeric id) for user-facing entities.</w:t>
+        <w:t xml:space="preserve">EIF-UI-002 (M/P2):</w:t>
+      </w:r>
+      <w:r>
+        <w:t xml:space="preserve"> </w:t>
+      </w:r>
+      <w:r>
+        <w:t xml:space="preserve">The UI shall provide left-sidebar primary navigation (collapsible), a top bar with global search/command palette, notifications, org/theme switch, and user menu.</w:t>
       </w:r>
     </w:p>
     <w:p>
@@ -25744,45 +26884,23 @@
           <w:b/>
           <w:bCs/>
         </w:rPr>
-        <w:t xml:space="preserve">EIF-API-003 (M/P2):</w:t>
-      </w:r>
-      <w:r>
-        <w:t xml:space="preserve"> </w:t>
-      </w:r>
-      <w:r>
-        <w:t xml:space="preserve">The API shall use standard HTTP status codes, consistent error envelopes, pagination, filtering, and sorting conventions.</w:t>
-      </w:r>
-    </w:p>
-    <w:p>
-      <w:pPr>
-        <w:pStyle w:val="Compact"/>
-        <w:numPr>
-          <w:ilvl w:val="0"/>
-          <w:numId w:val="1010"/>
-        </w:numPr>
-      </w:pPr>
-      <w:r>
-        <w:rPr>
-          <w:b/>
-          <w:bCs/>
-        </w:rPr>
-        <w:t xml:space="preserve">EIF-API-004 (M/P2):</w:t>
-      </w:r>
-      <w:r>
-        <w:t xml:space="preserve"> </w:t>
-      </w:r>
-      <w:r>
-        <w:t xml:space="preserve">The API contract shall be documented (OpenAPI) and kept in sync with the implementation.</w:t>
+        <w:t xml:space="preserve">EIF-UI-003 (M/P2):</w:t>
+      </w:r>
+      <w:r>
+        <w:t xml:space="preserve"> </w:t>
+      </w:r>
+      <w:r>
+        <w:t xml:space="preserve">The UI shall support light/dark themes driven by the design tokens and the configured default.</w:t>
       </w:r>
     </w:p>
     <w:bookmarkEnd w:id="80"/>
-    <w:bookmarkStart w:id="81" w:name="Xa5b7c63c47a547e1733002b63541cd47a0aae63"/>
+    <w:bookmarkStart w:id="81" w:name="X8a3116fdedddf5ead35c90849ffa12854b1c78e"/>
     <w:p>
       <w:pPr>
         <w:pStyle w:val="Heading3"/>
       </w:pPr>
       <w:r>
-        <w:t xml:space="preserve">24.3 External service interfaces (EIF-EXT)</w:t>
+        <w:t xml:space="preserve">24.2 Application programming interfaces (EIF-API)</w:t>
       </w:r>
     </w:p>
     <w:p>
@@ -25798,27 +26916,25 @@
           <w:b/>
           <w:bCs/>
         </w:rPr>
-        <w:t xml:space="preserve">EIF-EXT-001 (M/P3):</w:t>
-      </w:r>
-      <w:r>
-        <w:t xml:space="preserve"> </w:t>
-      </w:r>
-      <w:r>
-        <w:t xml:space="preserve">The system shall integrate the Google Gemini API for chat completion and text embeddings via server-side calls with the API key held in server secrets, subject to</w:t>
-      </w:r>
-      <w:r>
-        <w:t xml:space="preserve"> </w:t>
-      </w:r>
-      <w:hyperlink w:anchor="X6295883459225c985207fe4e7404dfeb58c858e">
-        <w:r>
-          <w:rPr>
-            <w:rStyle w:val="Hyperlink"/>
-          </w:rPr>
-          <w:t xml:space="preserve">§17.5</w:t>
-        </w:r>
-      </w:hyperlink>
-      <w:r>
-        <w:t xml:space="preserve">.</w:t>
+        <w:t xml:space="preserve">EIF-API-001 (M/P2):</w:t>
+      </w:r>
+      <w:r>
+        <w:t xml:space="preserve"> </w:t>
+      </w:r>
+      <w:r>
+        <w:t xml:space="preserve">The system shall expose a versioned REST API under</w:t>
+      </w:r>
+      <w:r>
+        <w:t xml:space="preserve"> </w:t>
+      </w:r>
+      <w:r>
+        <w:rPr>
+          <w:rStyle w:val="VerbatimChar"/>
+        </w:rPr>
+        <w:t xml:space="preserve">/api</w:t>
+      </w:r>
+      <w:r>
+        <w:t xml:space="preserve">, returning JSON, authenticated via Sanctum session cookies.</w:t>
       </w:r>
     </w:p>
     <w:p>
@@ -25834,13 +26950,28 @@
           <w:b/>
           <w:bCs/>
         </w:rPr>
-        <w:t xml:space="preserve">EIF-EXT-002 (M/P2):</w:t>
-      </w:r>
-      <w:r>
-        <w:t xml:space="preserve"> </w:t>
-      </w:r>
-      <w:r>
-        <w:t xml:space="preserve">The system shall send email via a configurable SMTP transport (Mailpit in development).</w:t>
+        <w:t xml:space="preserve">EIF-API-002 (M/P2):</w:t>
+      </w:r>
+      <w:r>
+        <w:t xml:space="preserve"> </w:t>
+      </w:r>
+      <w:r>
+        <w:t xml:space="preserve">API resources shall be addressed by</w:t>
+      </w:r>
+      <w:r>
+        <w:t xml:space="preserve"> </w:t>
+      </w:r>
+      <w:r>
+        <w:rPr>
+          <w:rStyle w:val="VerbatimChar"/>
+        </w:rPr>
+        <w:t xml:space="preserve">uuid</w:t>
+      </w:r>
+      <w:r>
+        <w:t xml:space="preserve"> </w:t>
+      </w:r>
+      <w:r>
+        <w:t xml:space="preserve">(never numeric id) for user-facing entities.</w:t>
       </w:r>
     </w:p>
     <w:p>
@@ -25856,13 +26987,13 @@
           <w:b/>
           <w:bCs/>
         </w:rPr>
-        <w:t xml:space="preserve">EIF-EXT-003 (F/P4):</w:t>
-      </w:r>
-      <w:r>
-        <w:t xml:space="preserve"> </w:t>
-      </w:r>
-      <w:r>
-        <w:t xml:space="preserve">The system shall provide real-time updates via Laravel Reverb (WebSockets).</w:t>
+        <w:t xml:space="preserve">EIF-API-003 (M/P2):</w:t>
+      </w:r>
+      <w:r>
+        <w:t xml:space="preserve"> </w:t>
+      </w:r>
+      <w:r>
+        <w:t xml:space="preserve">The API shall use standard HTTP status codes, consistent error envelopes, pagination, filtering, and sorting conventions.</w:t>
       </w:r>
     </w:p>
     <w:p>
@@ -25878,23 +27009,23 @@
           <w:b/>
           <w:bCs/>
         </w:rPr>
-        <w:t xml:space="preserve">EIF-EXT-004 (M/P2):</w:t>
-      </w:r>
-      <w:r>
-        <w:t xml:space="preserve"> </w:t>
-      </w:r>
-      <w:r>
-        <w:t xml:space="preserve">The system shall use Redis for cache and queue backends.</w:t>
+        <w:t xml:space="preserve">EIF-API-004 (M/P2):</w:t>
+      </w:r>
+      <w:r>
+        <w:t xml:space="preserve"> </w:t>
+      </w:r>
+      <w:r>
+        <w:t xml:space="preserve">The API contract shall be documented (OpenAPI) and kept in sync with the implementation.</w:t>
       </w:r>
     </w:p>
     <w:bookmarkEnd w:id="81"/>
-    <w:bookmarkStart w:id="82" w:name="X303f26e76bc8e12c5aaa2667cfa937b7da60181"/>
+    <w:bookmarkStart w:id="82" w:name="Xa5b7c63c47a547e1733002b63541cd47a0aae63"/>
     <w:p>
       <w:pPr>
         <w:pStyle w:val="Heading3"/>
       </w:pPr>
       <w:r>
-        <w:t xml:space="preserve">24.4 Data/storage interfaces (EIF-DAT)</w:t>
+        <w:t xml:space="preserve">24.3 External service interfaces (EIF-EXT)</w:t>
       </w:r>
     </w:p>
     <w:p>
@@ -25910,52 +27041,27 @@
           <w:b/>
           <w:bCs/>
         </w:rPr>
-        <w:t xml:space="preserve">EIF-DAT-001 (M/P2):</w:t>
-      </w:r>
-      <w:r>
-        <w:t xml:space="preserve"> </w:t>
-      </w:r>
-      <w:r>
-        <w:t xml:space="preserve">The system shall persist to PostgreSQL 17 with</w:t>
-      </w:r>
-      <w:r>
-        <w:t xml:space="preserve"> </w:t>
-      </w:r>
-      <w:r>
-        <w:rPr>
-          <w:rStyle w:val="VerbatimChar"/>
-        </w:rPr>
-        <w:t xml:space="preserve">pgvector</w:t>
-      </w:r>
-      <w:r>
-        <w:t xml:space="preserve">,</w:t>
-      </w:r>
-      <w:r>
-        <w:t xml:space="preserve"> </w:t>
-      </w:r>
-      <w:r>
-        <w:rPr>
-          <w:rStyle w:val="VerbatimChar"/>
-        </w:rPr>
-        <w:t xml:space="preserve">citext</w:t>
-      </w:r>
-      <w:r>
-        <w:t xml:space="preserve">, and</w:t>
-      </w:r>
-      <w:r>
-        <w:t xml:space="preserve"> </w:t>
-      </w:r>
-      <w:r>
-        <w:rPr>
-          <w:rStyle w:val="VerbatimChar"/>
-        </w:rPr>
-        <w:t xml:space="preserve">pgcrypto</w:t>
-      </w:r>
-      <w:r>
-        <w:t xml:space="preserve"> </w:t>
-      </w:r>
-      <w:r>
-        <w:t xml:space="preserve">extensions enabled.</w:t>
+        <w:t xml:space="preserve">EIF-EXT-001 (M/P3):</w:t>
+      </w:r>
+      <w:r>
+        <w:t xml:space="preserve"> </w:t>
+      </w:r>
+      <w:r>
+        <w:t xml:space="preserve">The system shall integrate the Google Gemini API for chat completion and text embeddings via server-side calls with the API key held in server secrets, subject to</w:t>
+      </w:r>
+      <w:r>
+        <w:t xml:space="preserve"> </w:t>
+      </w:r>
+      <w:hyperlink w:anchor="X6295883459225c985207fe4e7404dfeb58c858e">
+        <w:r>
+          <w:rPr>
+            <w:rStyle w:val="Hyperlink"/>
+          </w:rPr>
+          <w:t xml:space="preserve">§17.5</w:t>
+        </w:r>
+      </w:hyperlink>
+      <w:r>
+        <w:t xml:space="preserve">.</w:t>
       </w:r>
     </w:p>
     <w:p>
@@ -25971,23 +27077,67 @@
           <w:b/>
           <w:bCs/>
         </w:rPr>
-        <w:t xml:space="preserve">EIF-DAT-002 (M/P2):</w:t>
-      </w:r>
-      <w:r>
-        <w:t xml:space="preserve"> </w:t>
-      </w:r>
-      <w:r>
-        <w:t xml:space="preserve">The system shall store uploaded files (attachments, repair images, branding assets) on a configurable disk (local by default), outside the web root, referenced by storage path + checksum.</w:t>
+        <w:t xml:space="preserve">EIF-EXT-002 (M/P2):</w:t>
+      </w:r>
+      <w:r>
+        <w:t xml:space="preserve"> </w:t>
+      </w:r>
+      <w:r>
+        <w:t xml:space="preserve">The system shall send email via a configurable SMTP transport (Mailpit in development).</w:t>
+      </w:r>
+    </w:p>
+    <w:p>
+      <w:pPr>
+        <w:pStyle w:val="Compact"/>
+        <w:numPr>
+          <w:ilvl w:val="0"/>
+          <w:numId w:val="1012"/>
+        </w:numPr>
+      </w:pPr>
+      <w:r>
+        <w:rPr>
+          <w:b/>
+          <w:bCs/>
+        </w:rPr>
+        <w:t xml:space="preserve">EIF-EXT-003 (F/P4):</w:t>
+      </w:r>
+      <w:r>
+        <w:t xml:space="preserve"> </w:t>
+      </w:r>
+      <w:r>
+        <w:t xml:space="preserve">The system shall provide real-time updates via Laravel Reverb (WebSockets).</w:t>
+      </w:r>
+    </w:p>
+    <w:p>
+      <w:pPr>
+        <w:pStyle w:val="Compact"/>
+        <w:numPr>
+          <w:ilvl w:val="0"/>
+          <w:numId w:val="1012"/>
+        </w:numPr>
+      </w:pPr>
+      <w:r>
+        <w:rPr>
+          <w:b/>
+          <w:bCs/>
+        </w:rPr>
+        <w:t xml:space="preserve">EIF-EXT-004 (M/P2):</w:t>
+      </w:r>
+      <w:r>
+        <w:t xml:space="preserve"> </w:t>
+      </w:r>
+      <w:r>
+        <w:t xml:space="preserve">The system shall use Redis for cache and queue backends.</w:t>
       </w:r>
     </w:p>
     <w:bookmarkEnd w:id="82"/>
-    <w:bookmarkStart w:id="83" w:name="X7726514409e0297bbb5bbbc713cdb97d7e762e3"/>
+    <w:bookmarkStart w:id="83" w:name="X303f26e76bc8e12c5aaa2667cfa937b7da60181"/>
     <w:p>
       <w:pPr>
         <w:pStyle w:val="Heading3"/>
       </w:pPr>
       <w:r>
-        <w:t xml:space="preserve">24.5 Hardware interfaces (EIF-HW)</w:t>
+        <w:t xml:space="preserve">24.4 Data/storage interfaces (EIF-DAT)</w:t>
       </w:r>
     </w:p>
     <w:p>
@@ -26003,6 +27153,99 @@
           <w:b/>
           <w:bCs/>
         </w:rPr>
+        <w:t xml:space="preserve">EIF-DAT-001 (M/P2):</w:t>
+      </w:r>
+      <w:r>
+        <w:t xml:space="preserve"> </w:t>
+      </w:r>
+      <w:r>
+        <w:t xml:space="preserve">The system shall persist to PostgreSQL 17 with</w:t>
+      </w:r>
+      <w:r>
+        <w:t xml:space="preserve"> </w:t>
+      </w:r>
+      <w:r>
+        <w:rPr>
+          <w:rStyle w:val="VerbatimChar"/>
+        </w:rPr>
+        <w:t xml:space="preserve">pgvector</w:t>
+      </w:r>
+      <w:r>
+        <w:t xml:space="preserve">,</w:t>
+      </w:r>
+      <w:r>
+        <w:t xml:space="preserve"> </w:t>
+      </w:r>
+      <w:r>
+        <w:rPr>
+          <w:rStyle w:val="VerbatimChar"/>
+        </w:rPr>
+        <w:t xml:space="preserve">citext</w:t>
+      </w:r>
+      <w:r>
+        <w:t xml:space="preserve">, and</w:t>
+      </w:r>
+      <w:r>
+        <w:t xml:space="preserve"> </w:t>
+      </w:r>
+      <w:r>
+        <w:rPr>
+          <w:rStyle w:val="VerbatimChar"/>
+        </w:rPr>
+        <w:t xml:space="preserve">pgcrypto</w:t>
+      </w:r>
+      <w:r>
+        <w:t xml:space="preserve"> </w:t>
+      </w:r>
+      <w:r>
+        <w:t xml:space="preserve">extensions enabled.</w:t>
+      </w:r>
+    </w:p>
+    <w:p>
+      <w:pPr>
+        <w:pStyle w:val="Compact"/>
+        <w:numPr>
+          <w:ilvl w:val="0"/>
+          <w:numId w:val="1013"/>
+        </w:numPr>
+      </w:pPr>
+      <w:r>
+        <w:rPr>
+          <w:b/>
+          <w:bCs/>
+        </w:rPr>
+        <w:t xml:space="preserve">EIF-DAT-002 (M/P2):</w:t>
+      </w:r>
+      <w:r>
+        <w:t xml:space="preserve"> </w:t>
+      </w:r>
+      <w:r>
+        <w:t xml:space="preserve">The system shall store uploaded files (attachments, repair images, branding assets) on a configurable disk (local by default), outside the web root, referenced by storage path + checksum.</w:t>
+      </w:r>
+    </w:p>
+    <w:bookmarkEnd w:id="83"/>
+    <w:bookmarkStart w:id="84" w:name="X7726514409e0297bbb5bbbc713cdb97d7e762e3"/>
+    <w:p>
+      <w:pPr>
+        <w:pStyle w:val="Heading3"/>
+      </w:pPr>
+      <w:r>
+        <w:t xml:space="preserve">24.5 Hardware interfaces (EIF-HW)</w:t>
+      </w:r>
+    </w:p>
+    <w:p>
+      <w:pPr>
+        <w:pStyle w:val="Compact"/>
+        <w:numPr>
+          <w:ilvl w:val="0"/>
+          <w:numId w:val="1014"/>
+        </w:numPr>
+      </w:pPr>
+      <w:r>
+        <w:rPr>
+          <w:b/>
+          <w:bCs/>
+        </w:rPr>
         <w:t xml:space="preserve">EIF-HW-001 (M/P2):</w:t>
       </w:r>
       <w:r>
@@ -26019,9 +27262,9 @@
         </w:pict>
       </w:r>
     </w:p>
-    <w:bookmarkEnd w:id="83"/>
     <w:bookmarkEnd w:id="84"/>
-    <w:bookmarkStart w:id="85" w:name="Xe807c112b443b82f890a55b7aecad5720a237ca"/>
+    <w:bookmarkEnd w:id="85"/>
+    <w:bookmarkStart w:id="86" w:name="Xe807c112b443b82f890a55b7aecad5720a237ca"/>
     <w:p>
       <w:pPr>
         <w:pStyle w:val="Heading2"/>
@@ -26111,6 +27354,103 @@
               <w:pStyle w:val="Compact"/>
             </w:pPr>
             <w:r>
+              <w:t xml:space="preserve">BR-01a</w:t>
+            </w:r>
+          </w:p>
+        </w:tc>
+        <w:tc>
+          <w:tcPr/>
+          <w:p>
+            <w:pPr>
+              <w:pStyle w:val="Compact"/>
+            </w:pPr>
+            <w:r>
+              <w:t xml:space="preserve">Only</w:t>
+            </w:r>
+            <w:r>
+              <w:t xml:space="preserve"> </w:t>
+            </w:r>
+            <w:r>
+              <w:rPr>
+                <w:b/>
+                <w:bCs/>
+              </w:rPr>
+              <w:t xml:space="preserve">Teacher</w:t>
+            </w:r>
+            <w:r>
+              <w:t xml:space="preserve"> </w:t>
+            </w:r>
+            <w:r>
+              <w:t xml:space="preserve">and</w:t>
+            </w:r>
+            <w:r>
+              <w:t xml:space="preserve"> </w:t>
+            </w:r>
+            <w:r>
+              <w:rPr>
+                <w:b/>
+                <w:bCs/>
+              </w:rPr>
+              <w:t xml:space="preserve">Technician</w:t>
+            </w:r>
+            <w:r>
+              <w:t xml:space="preserve"> </w:t>
+            </w:r>
+            <w:r>
+              <w:t xml:space="preserve">accounts may be created via the public registration-request workflow;</w:t>
+            </w:r>
+            <w:r>
+              <w:t xml:space="preserve"> </w:t>
+            </w:r>
+            <w:r>
+              <w:rPr>
+                <w:b/>
+                <w:bCs/>
+              </w:rPr>
+              <w:t xml:space="preserve">Administrator</w:t>
+            </w:r>
+            <w:r>
+              <w:t xml:space="preserve"> </w:t>
+            </w:r>
+            <w:r>
+              <w:t xml:space="preserve">accounts are never self-registerable and are provisioned only by an existing Administrator (or the documented local dev seeder). A registration request is created</w:t>
+            </w:r>
+            <w:r>
+              <w:t xml:space="preserve"> </w:t>
+            </w:r>
+            <w:r>
+              <w:rPr>
+                <w:rStyle w:val="VerbatimChar"/>
+              </w:rPr>
+              <w:t xml:space="preserve">pending</w:t>
+            </w:r>
+            <w:r>
+              <w:t xml:space="preserve"> </w:t>
+            </w:r>
+            <w:r>
+              <w:t xml:space="preserve">and cannot authenticate until an Administrator approves it.</w:t>
+            </w:r>
+            <w:r>
+              <w:t xml:space="preserve"> </w:t>
+            </w:r>
+            <w:r>
+              <w:rPr>
+                <w:i/>
+                <w:iCs/>
+              </w:rPr>
+              <w:t xml:space="preserve">(OI-02, resolved v1.1.)</w:t>
+            </w:r>
+          </w:p>
+        </w:tc>
+      </w:tr>
+      <w:tr>
+        <w:tc>
+          <w:tcPr/>
+          <w:p>
+            <w:pPr>
+              <w:pStyle w:val="Compact"/>
+            </w:pPr>
+            <w:r>
               <w:t xml:space="preserve">BR-02</w:t>
             </w:r>
           </w:p>
@@ -26700,8 +28040,8 @@
         </w:pict>
       </w:r>
     </w:p>
-    <w:bookmarkEnd w:id="85"/>
-    <w:bookmarkStart w:id="86" w:name="X63f751b5ea0388466ec6baf72196be9598577ce"/>
+    <w:bookmarkEnd w:id="86"/>
+    <w:bookmarkStart w:id="87" w:name="X63f751b5ea0388466ec6baf72196be9598577ce"/>
     <w:p>
       <w:pPr>
         <w:pStyle w:val="Heading2"/>
@@ -26908,8 +28248,8 @@
         </w:pict>
       </w:r>
     </w:p>
-    <w:bookmarkEnd w:id="86"/>
-    <w:bookmarkStart w:id="87" w:name="Xd078d3da31645e692b48b84aded20409f5c2b79"/>
+    <w:bookmarkEnd w:id="87"/>
+    <w:bookmarkStart w:id="88" w:name="Xd078d3da31645e692b48b84aded20409f5c2b79"/>
     <w:p>
       <w:pPr>
         <w:pStyle w:val="Heading2"/>
@@ -27333,7 +28673,7 @@
           <w:b/>
           <w:bCs/>
         </w:rPr>
-        <w:t xml:space="preserve">UC-10 — Use AI assistant.</w:t>
+        <w:t xml:space="preserve">UC-09a — Register &amp; get approved.</w:t>
       </w:r>
       <w:r>
         <w:t xml:space="preserve"> </w:t>
@@ -27343,13 +28683,52 @@
           <w:i/>
           <w:iCs/>
         </w:rPr>
-        <w:t xml:space="preserve">Reporter/Technician.</w:t>
-      </w:r>
-      <w:r>
-        <w:t xml:space="preserve"> </w:t>
-      </w:r>
-      <w:r>
-        <w:t xml:space="preserve">Flow: ask question → assistant retrieves KB context → answers with citations → user rates answer. Post: conversation + feedback logged.</w:t>
+        <w:t xml:space="preserve">Prospective Teacher/Technician + Administrator.</w:t>
+      </w:r>
+      <w:r>
+        <w:t xml:space="preserve"> </w:t>
+      </w:r>
+      <w:r>
+        <w:t xml:space="preserve">Flow: applicant submits a registration request (role Teacher or Technician) → account created</w:t>
+      </w:r>
+      <w:r>
+        <w:t xml:space="preserve"> </w:t>
+      </w:r>
+      <w:r>
+        <w:rPr>
+          <w:rStyle w:val="VerbatimChar"/>
+        </w:rPr>
+        <w:t xml:space="preserve">pending</w:t>
+      </w:r>
+      <w:r>
+        <w:t xml:space="preserve">, cannot sign in → applicant sees “awaiting approval” → Administrator reviews the request and approves or rejects (with optional reason) → applicant is emailed the decision; on approval the account becomes</w:t>
+      </w:r>
+      <w:r>
+        <w:t xml:space="preserve"> </w:t>
+      </w:r>
+      <w:r>
+        <w:rPr>
+          <w:rStyle w:val="VerbatimChar"/>
+        </w:rPr>
+        <w:t xml:space="preserve">active</w:t>
+      </w:r>
+      <w:r>
+        <w:t xml:space="preserve"> </w:t>
+      </w:r>
+      <w:r>
+        <w:t xml:space="preserve">and can sign in, on rejection it becomes</w:t>
+      </w:r>
+      <w:r>
+        <w:t xml:space="preserve"> </w:t>
+      </w:r>
+      <w:r>
+        <w:rPr>
+          <w:rStyle w:val="VerbatimChar"/>
+        </w:rPr>
+        <w:t xml:space="preserve">rejected</w:t>
+      </w:r>
+      <w:r>
+        <w:t xml:space="preserve">. Post: decision recorded in the audit trail; rejected requests retained with reason.</w:t>
       </w:r>
       <w:r>
         <w:t xml:space="preserve"> </w:t>
@@ -27359,7 +28738,7 @@
           <w:i/>
           <w:iCs/>
         </w:rPr>
-        <w:t xml:space="preserve">(FR-AI-004..008)</w:t>
+        <w:t xml:space="preserve">(FR-AUTH-013..016; BR-01a)</w:t>
       </w:r>
     </w:p>
     <w:p>
@@ -27371,7 +28750,7 @@
           <w:b/>
           <w:bCs/>
         </w:rPr>
-        <w:t xml:space="preserve">UC-11 — View dashboard &amp; export report.</w:t>
+        <w:t xml:space="preserve">UC-10 — Use AI assistant.</w:t>
       </w:r>
       <w:r>
         <w:t xml:space="preserve"> </w:t>
@@ -27381,13 +28760,13 @@
           <w:i/>
           <w:iCs/>
         </w:rPr>
-        <w:t xml:space="preserve">Administrator/Technician.</w:t>
-      </w:r>
-      <w:r>
-        <w:t xml:space="preserve"> </w:t>
-      </w:r>
-      <w:r>
-        <w:t xml:space="preserve">Flow: open dashboard → filter → export. Post: file generated reflecting filters.</w:t>
+        <w:t xml:space="preserve">Reporter/Technician.</w:t>
+      </w:r>
+      <w:r>
+        <w:t xml:space="preserve"> </w:t>
+      </w:r>
+      <w:r>
+        <w:t xml:space="preserve">Flow: ask question → assistant retrieves KB context → answers with citations → user rates answer. Post: conversation + feedback logged.</w:t>
       </w:r>
       <w:r>
         <w:t xml:space="preserve"> </w:t>
@@ -27397,7 +28776,7 @@
           <w:i/>
           <w:iCs/>
         </w:rPr>
-        <w:t xml:space="preserve">(FR-DSH-001..006, FR-RPT-001..004)</w:t>
+        <w:t xml:space="preserve">(FR-AI-004..008)</w:t>
       </w:r>
     </w:p>
     <w:p>
@@ -27409,7 +28788,7 @@
           <w:b/>
           <w:bCs/>
         </w:rPr>
-        <w:t xml:space="preserve">UC-12 — Edit floor plan (P4).</w:t>
+        <w:t xml:space="preserve">UC-11 — View dashboard &amp; export report.</w:t>
       </w:r>
       <w:r>
         <w:t xml:space="preserve"> </w:t>
@@ -27419,13 +28798,13 @@
           <w:i/>
           <w:iCs/>
         </w:rPr>
-        <w:t xml:space="preserve">Administrator.</w:t>
-      </w:r>
-      <w:r>
-        <w:t xml:space="preserve"> </w:t>
-      </w:r>
-      <w:r>
-        <w:t xml:space="preserve">Flow: open room layout → drag/snap PCs → save; viewers see live updates. Post: positions persisted; broadcast.</w:t>
+        <w:t xml:space="preserve">Administrator/Technician.</w:t>
+      </w:r>
+      <w:r>
+        <w:t xml:space="preserve"> </w:t>
+      </w:r>
+      <w:r>
+        <w:t xml:space="preserve">Flow: open dashboard → filter → export. Post: file generated reflecting filters.</w:t>
       </w:r>
       <w:r>
         <w:t xml:space="preserve"> </w:t>
@@ -27435,7 +28814,7 @@
           <w:i/>
           <w:iCs/>
         </w:rPr>
-        <w:t xml:space="preserve">(FR-FP-001..008)</w:t>
+        <w:t xml:space="preserve">(FR-DSH-001..006, FR-RPT-001..004)</w:t>
       </w:r>
     </w:p>
     <w:p>
@@ -27447,7 +28826,7 @@
           <w:b/>
           <w:bCs/>
         </w:rPr>
-        <w:t xml:space="preserve">UC-13 — Publish announcement.</w:t>
+        <w:t xml:space="preserve">UC-12 — Edit floor plan (P4).</w:t>
       </w:r>
       <w:r>
         <w:t xml:space="preserve"> </w:t>
@@ -27463,7 +28842,7 @@
         <w:t xml:space="preserve"> </w:t>
       </w:r>
       <w:r>
-        <w:t xml:space="preserve">Flow: compose → target audience → schedule window → publish. Post: shown to audience.</w:t>
+        <w:t xml:space="preserve">Flow: open room layout → drag/snap PCs → save; viewers see live updates. Post: positions persisted; broadcast.</w:t>
       </w:r>
       <w:r>
         <w:t xml:space="preserve"> </w:t>
@@ -27473,7 +28852,7 @@
           <w:i/>
           <w:iCs/>
         </w:rPr>
-        <w:t xml:space="preserve">(FR-NOT-010/011)</w:t>
+        <w:t xml:space="preserve">(FR-FP-001..008)</w:t>
       </w:r>
     </w:p>
     <w:p>
@@ -27485,6 +28864,44 @@
           <w:b/>
           <w:bCs/>
         </w:rPr>
+        <w:t xml:space="preserve">UC-13 — Publish announcement.</w:t>
+      </w:r>
+      <w:r>
+        <w:t xml:space="preserve"> </w:t>
+      </w:r>
+      <w:r>
+        <w:rPr>
+          <w:i/>
+          <w:iCs/>
+        </w:rPr>
+        <w:t xml:space="preserve">Administrator.</w:t>
+      </w:r>
+      <w:r>
+        <w:t xml:space="preserve"> </w:t>
+      </w:r>
+      <w:r>
+        <w:t xml:space="preserve">Flow: compose → target audience → schedule window → publish. Post: shown to audience.</w:t>
+      </w:r>
+      <w:r>
+        <w:t xml:space="preserve"> </w:t>
+      </w:r>
+      <w:r>
+        <w:rPr>
+          <w:i/>
+          <w:iCs/>
+        </w:rPr>
+        <w:t xml:space="preserve">(FR-NOT-010/011)</w:t>
+      </w:r>
+    </w:p>
+    <w:p>
+      <w:pPr>
+        <w:pStyle w:val="BodyText"/>
+      </w:pPr>
+      <w:r>
+        <w:rPr>
+          <w:b/>
+          <w:bCs/>
+        </w:rPr>
         <w:t xml:space="preserve">UC-14 — Recover access (forgot password).</w:t>
       </w:r>
       <w:r>
@@ -27521,8 +28938,8 @@
         </w:pict>
       </w:r>
     </w:p>
-    <w:bookmarkEnd w:id="87"/>
-    <w:bookmarkStart w:id="88" w:name="Xdb84c5638002d49f6c690f8b5ba381d29fbfba4"/>
+    <w:bookmarkEnd w:id="88"/>
+    <w:bookmarkStart w:id="89" w:name="Xdb84c5638002d49f6c690f8b5ba381d29fbfba4"/>
     <w:p>
       <w:pPr>
         <w:pStyle w:val="Heading2"/>
@@ -27563,158 +28980,6 @@
           <w:bCs/>
         </w:rPr>
         <w:t xml:space="preserve">Teacher / Requester</w:t>
-      </w:r>
-    </w:p>
-    <w:p>
-      <w:pPr>
-        <w:pStyle w:val="Compact"/>
-        <w:numPr>
-          <w:ilvl w:val="0"/>
-          <w:numId w:val="1014"/>
-        </w:numPr>
-      </w:pPr>
-      <w:r>
-        <w:t xml:space="preserve">US-T1:</w:t>
-      </w:r>
-      <w:r>
-        <w:t xml:space="preserve"> </w:t>
-      </w:r>
-      <w:r>
-        <w:rPr>
-          <w:i/>
-          <w:iCs/>
-        </w:rPr>
-        <w:t xml:space="preserve">As a teacher, I want to report a problem in under two minutes so that I can get back to teaching.</w:t>
-      </w:r>
-      <w:r>
-        <w:t xml:space="preserve"> </w:t>
-      </w:r>
-      <w:r>
-        <w:t xml:space="preserve">(FR-TKT-001; NFR-USB-001)</w:t>
-      </w:r>
-    </w:p>
-    <w:p>
-      <w:pPr>
-        <w:pStyle w:val="Compact"/>
-        <w:numPr>
-          <w:ilvl w:val="0"/>
-          <w:numId w:val="1014"/>
-        </w:numPr>
-      </w:pPr>
-      <w:r>
-        <w:t xml:space="preserve">US-T2:</w:t>
-      </w:r>
-      <w:r>
-        <w:t xml:space="preserve"> </w:t>
-      </w:r>
-      <w:r>
-        <w:rPr>
-          <w:i/>
-          <w:iCs/>
-        </w:rPr>
-        <w:t xml:space="preserve">As a teacher, I want to see the status of my tickets so that I know what’s happening.</w:t>
-      </w:r>
-      <w:r>
-        <w:t xml:space="preserve"> </w:t>
-      </w:r>
-      <w:r>
-        <w:t xml:space="preserve">(FR-TKT-013)</w:t>
-      </w:r>
-    </w:p>
-    <w:p>
-      <w:pPr>
-        <w:pStyle w:val="Compact"/>
-        <w:numPr>
-          <w:ilvl w:val="0"/>
-          <w:numId w:val="1014"/>
-        </w:numPr>
-      </w:pPr>
-      <w:r>
-        <w:t xml:space="preserve">US-T3:</w:t>
-      </w:r>
-      <w:r>
-        <w:t xml:space="preserve"> </w:t>
-      </w:r>
-      <w:r>
-        <w:rPr>
-          <w:i/>
-          <w:iCs/>
-        </w:rPr>
-        <w:t xml:space="preserve">As a teacher, I want AI to suggest quick fixes so that simple issues resolve without waiting.</w:t>
-      </w:r>
-      <w:r>
-        <w:t xml:space="preserve"> </w:t>
-      </w:r>
-      <w:r>
-        <w:t xml:space="preserve">(FR-AI-003)</w:t>
-      </w:r>
-    </w:p>
-    <w:p>
-      <w:pPr>
-        <w:pStyle w:val="Compact"/>
-        <w:numPr>
-          <w:ilvl w:val="0"/>
-          <w:numId w:val="1014"/>
-        </w:numPr>
-      </w:pPr>
-      <w:r>
-        <w:t xml:space="preserve">US-T4:</w:t>
-      </w:r>
-      <w:r>
-        <w:t xml:space="preserve"> </w:t>
-      </w:r>
-      <w:r>
-        <w:rPr>
-          <w:i/>
-          <w:iCs/>
-        </w:rPr>
-        <w:t xml:space="preserve">As a teacher, I want to search published help articles so that I can self-serve.</w:t>
-      </w:r>
-      <w:r>
-        <w:t xml:space="preserve"> </w:t>
-      </w:r>
-      <w:r>
-        <w:t xml:space="preserve">(FR-AI-005)</w:t>
-      </w:r>
-    </w:p>
-    <w:p>
-      <w:pPr>
-        <w:pStyle w:val="Compact"/>
-        <w:numPr>
-          <w:ilvl w:val="0"/>
-          <w:numId w:val="1014"/>
-        </w:numPr>
-      </w:pPr>
-      <w:r>
-        <w:t xml:space="preserve">US-T5:</w:t>
-      </w:r>
-      <w:r>
-        <w:t xml:space="preserve"> </w:t>
-      </w:r>
-      <w:r>
-        <w:rPr>
-          <w:i/>
-          <w:iCs/>
-        </w:rPr>
-        <w:t xml:space="preserve">As a teacher, I want to upvote an existing issue so that I don’t create duplicates.</w:t>
-      </w:r>
-      <w:r>
-        <w:t xml:space="preserve"> </w:t>
-      </w:r>
-      <w:r>
-        <w:t xml:space="preserve">(FR-TKT-009/011)</w:t>
-      </w:r>
-    </w:p>
-    <w:p>
-      <w:pPr>
-        <w:pStyle w:val="FirstParagraph"/>
-      </w:pPr>
-      <w:r>
-        <w:rPr>
-          <w:b/>
-          <w:bCs/>
-        </w:rPr>
-        <w:t xml:space="preserve">Technician</w:t>
       </w:r>
     </w:p>
     <w:p>
@@ -27726,7 +28991,7 @@
         </w:numPr>
       </w:pPr>
       <w:r>
-        <w:t xml:space="preserve">US-C1:</w:t>
+        <w:t xml:space="preserve">US-T1:</w:t>
       </w:r>
       <w:r>
         <w:t xml:space="preserve"> </w:t>
@@ -27736,13 +29001,13 @@
           <w:i/>
           <w:iCs/>
         </w:rPr>
-        <w:t xml:space="preserve">As a technician, I want a dense, keyboard-efficient work queue so that I can move fast.</w:t>
-      </w:r>
-      <w:r>
-        <w:t xml:space="preserve"> </w:t>
-      </w:r>
-      <w:r>
-        <w:t xml:space="preserve">(FR-ASN-006; NFR-USB-005/006)</w:t>
+        <w:t xml:space="preserve">As a teacher, I want to report a problem in under two minutes so that I can get back to teaching.</w:t>
+      </w:r>
+      <w:r>
+        <w:t xml:space="preserve"> </w:t>
+      </w:r>
+      <w:r>
+        <w:t xml:space="preserve">(FR-TKT-001; NFR-USB-001)</w:t>
       </w:r>
     </w:p>
     <w:p>
@@ -27754,7 +29019,7 @@
         </w:numPr>
       </w:pPr>
       <w:r>
-        <w:t xml:space="preserve">US-C2:</w:t>
+        <w:t xml:space="preserve">US-T2:</w:t>
       </w:r>
       <w:r>
         <w:t xml:space="preserve"> </w:t>
@@ -27764,13 +29029,13 @@
           <w:i/>
           <w:iCs/>
         </w:rPr>
-        <w:t xml:space="preserve">As a technician, I want to scan a PC’s QR to pull up its full history so that I diagnose on the spot.</w:t>
-      </w:r>
-      <w:r>
-        <w:t xml:space="preserve"> </w:t>
-      </w:r>
-      <w:r>
-        <w:t xml:space="preserve">(FR-QR-005; FR-PC-006)</w:t>
+        <w:t xml:space="preserve">As a teacher, I want to see the status of my tickets so that I know what’s happening.</w:t>
+      </w:r>
+      <w:r>
+        <w:t xml:space="preserve"> </w:t>
+      </w:r>
+      <w:r>
+        <w:t xml:space="preserve">(FR-TKT-013)</w:t>
       </w:r>
     </w:p>
     <w:p>
@@ -27782,7 +29047,7 @@
         </w:numPr>
       </w:pPr>
       <w:r>
-        <w:t xml:space="preserve">US-C3:</w:t>
+        <w:t xml:space="preserve">US-T3:</w:t>
       </w:r>
       <w:r>
         <w:t xml:space="preserve"> </w:t>
@@ -27792,13 +29057,13 @@
           <w:i/>
           <w:iCs/>
         </w:rPr>
-        <w:t xml:space="preserve">As a technician, I want to record repairs, parts, and photos so that history is complete.</w:t>
-      </w:r>
-      <w:r>
-        <w:t xml:space="preserve"> </w:t>
-      </w:r>
-      <w:r>
-        <w:t xml:space="preserve">(FR-MNT-003/005/006)</w:t>
+        <w:t xml:space="preserve">As a teacher, I want AI to suggest quick fixes so that simple issues resolve without waiting.</w:t>
+      </w:r>
+      <w:r>
+        <w:t xml:space="preserve"> </w:t>
+      </w:r>
+      <w:r>
+        <w:t xml:space="preserve">(FR-AI-003)</w:t>
       </w:r>
     </w:p>
     <w:p>
@@ -27810,7 +29075,7 @@
         </w:numPr>
       </w:pPr>
       <w:r>
-        <w:t xml:space="preserve">US-C4:</w:t>
+        <w:t xml:space="preserve">US-T4:</w:t>
       </w:r>
       <w:r>
         <w:t xml:space="preserve"> </w:t>
@@ -27820,13 +29085,13 @@
           <w:i/>
           <w:iCs/>
         </w:rPr>
-        <w:t xml:space="preserve">As a technician, I want to see tickets nearing SLA breach so that I prioritize correctly.</w:t>
-      </w:r>
-      <w:r>
-        <w:t xml:space="preserve"> </w:t>
-      </w:r>
-      <w:r>
-        <w:t xml:space="preserve">(FR-TKT-017; FR-DSH-004)</w:t>
+        <w:t xml:space="preserve">As a teacher, I want to search published help articles so that I can self-serve.</w:t>
+      </w:r>
+      <w:r>
+        <w:t xml:space="preserve"> </w:t>
+      </w:r>
+      <w:r>
+        <w:t xml:space="preserve">(FR-AI-005)</w:t>
       </w:r>
     </w:p>
     <w:p>
@@ -27838,7 +29103,7 @@
         </w:numPr>
       </w:pPr>
       <w:r>
-        <w:t xml:space="preserve">US-C5:</w:t>
+        <w:t xml:space="preserve">US-T5:</w:t>
       </w:r>
       <w:r>
         <w:t xml:space="preserve"> </w:t>
@@ -27848,13 +29113,13 @@
           <w:i/>
           <w:iCs/>
         </w:rPr>
-        <w:t xml:space="preserve">As a technician, I want preventive-maintenance reminders so that I service equipment before it fails.</w:t>
-      </w:r>
-      <w:r>
-        <w:t xml:space="preserve"> </w:t>
-      </w:r>
-      <w:r>
-        <w:t xml:space="preserve">(FR-MNT-007)</w:t>
+        <w:t xml:space="preserve">As a teacher, I want to upvote an existing issue so that I don’t create duplicates.</w:t>
+      </w:r>
+      <w:r>
+        <w:t xml:space="preserve"> </w:t>
+      </w:r>
+      <w:r>
+        <w:t xml:space="preserve">(FR-TKT-009/011)</w:t>
       </w:r>
     </w:p>
     <w:p>
@@ -27866,7 +29131,7 @@
           <w:b/>
           <w:bCs/>
         </w:rPr>
-        <w:t xml:space="preserve">Administrator</w:t>
+        <w:t xml:space="preserve">Technician</w:t>
       </w:r>
     </w:p>
     <w:p>
@@ -27878,7 +29143,7 @@
         </w:numPr>
       </w:pPr>
       <w:r>
-        <w:t xml:space="preserve">US-A1:</w:t>
+        <w:t xml:space="preserve">US-C1:</w:t>
       </w:r>
       <w:r>
         <w:t xml:space="preserve"> </w:t>
@@ -27888,13 +29153,13 @@
           <w:i/>
           <w:iCs/>
         </w:rPr>
-        <w:t xml:space="preserve">As an administrator, I want at-a-glance KPIs so that I understand operations instantly.</w:t>
-      </w:r>
-      <w:r>
-        <w:t xml:space="preserve"> </w:t>
-      </w:r>
-      <w:r>
-        <w:t xml:space="preserve">(FR-DSH-003)</w:t>
+        <w:t xml:space="preserve">As a technician, I want a dense, keyboard-efficient work queue so that I can move fast.</w:t>
+      </w:r>
+      <w:r>
+        <w:t xml:space="preserve"> </w:t>
+      </w:r>
+      <w:r>
+        <w:t xml:space="preserve">(FR-ASN-006; NFR-USB-005/006)</w:t>
       </w:r>
     </w:p>
     <w:p>
@@ -27906,7 +29171,7 @@
         </w:numPr>
       </w:pPr>
       <w:r>
-        <w:t xml:space="preserve">US-A2:</w:t>
+        <w:t xml:space="preserve">US-C2:</w:t>
       </w:r>
       <w:r>
         <w:t xml:space="preserve"> </w:t>
@@ -27916,13 +29181,13 @@
           <w:i/>
           <w:iCs/>
         </w:rPr>
-        <w:t xml:space="preserve">As an administrator, I want to assign and rebalance technician workload so that work is distributed fairly.</w:t>
-      </w:r>
-      <w:r>
-        <w:t xml:space="preserve"> </w:t>
-      </w:r>
-      <w:r>
-        <w:t xml:space="preserve">(FR-ASN-001)</w:t>
+        <w:t xml:space="preserve">As a technician, I want to scan a PC’s QR to pull up its full history so that I diagnose on the spot.</w:t>
+      </w:r>
+      <w:r>
+        <w:t xml:space="preserve"> </w:t>
+      </w:r>
+      <w:r>
+        <w:t xml:space="preserve">(FR-QR-005; FR-PC-006)</w:t>
       </w:r>
     </w:p>
     <w:p>
@@ -27934,7 +29199,7 @@
         </w:numPr>
       </w:pPr>
       <w:r>
-        <w:t xml:space="preserve">US-A3:</w:t>
+        <w:t xml:space="preserve">US-C3:</w:t>
       </w:r>
       <w:r>
         <w:t xml:space="preserve"> </w:t>
@@ -27944,13 +29209,13 @@
           <w:i/>
           <w:iCs/>
         </w:rPr>
-        <w:t xml:space="preserve">As an administrator, I want to manage users, roles, and permissions so that access stays correct.</w:t>
-      </w:r>
-      <w:r>
-        <w:t xml:space="preserve"> </w:t>
-      </w:r>
-      <w:r>
-        <w:t xml:space="preserve">(FR-USER-001..010)</w:t>
+        <w:t xml:space="preserve">As a technician, I want to record repairs, parts, and photos so that history is complete.</w:t>
+      </w:r>
+      <w:r>
+        <w:t xml:space="preserve"> </w:t>
+      </w:r>
+      <w:r>
+        <w:t xml:space="preserve">(FR-MNT-003/005/006)</w:t>
       </w:r>
     </w:p>
     <w:p>
@@ -27962,7 +29227,7 @@
         </w:numPr>
       </w:pPr>
       <w:r>
-        <w:t xml:space="preserve">US-A4:</w:t>
+        <w:t xml:space="preserve">US-C4:</w:t>
       </w:r>
       <w:r>
         <w:t xml:space="preserve"> </w:t>
@@ -27972,13 +29237,13 @@
           <w:i/>
           <w:iCs/>
         </w:rPr>
-        <w:t xml:space="preserve">As an administrator, I want to configure branding and settings without code so that we can re-deploy for any organization.</w:t>
-      </w:r>
-      <w:r>
-        <w:t xml:space="preserve"> </w:t>
-      </w:r>
-      <w:r>
-        <w:t xml:space="preserve">(FR-CFG-005; BO-08)</w:t>
+        <w:t xml:space="preserve">As a technician, I want to see tickets nearing SLA breach so that I prioritize correctly.</w:t>
+      </w:r>
+      <w:r>
+        <w:t xml:space="preserve"> </w:t>
+      </w:r>
+      <w:r>
+        <w:t xml:space="preserve">(FR-TKT-017; FR-DSH-004)</w:t>
       </w:r>
     </w:p>
     <w:p>
@@ -27990,7 +29255,7 @@
         </w:numPr>
       </w:pPr>
       <w:r>
-        <w:t xml:space="preserve">US-A5:</w:t>
+        <w:t xml:space="preserve">US-C5:</w:t>
       </w:r>
       <w:r>
         <w:t xml:space="preserve"> </w:t>
@@ -28000,13 +29265,25 @@
           <w:i/>
           <w:iCs/>
         </w:rPr>
-        <w:t xml:space="preserve">As an administrator, I want exportable SLA and asset reports so that I can report to leadership.</w:t>
-      </w:r>
-      <w:r>
-        <w:t xml:space="preserve"> </w:t>
-      </w:r>
-      <w:r>
-        <w:t xml:space="preserve">(FR-RPT-001/004)</w:t>
+        <w:t xml:space="preserve">As a technician, I want preventive-maintenance reminders so that I service equipment before it fails.</w:t>
+      </w:r>
+      <w:r>
+        <w:t xml:space="preserve"> </w:t>
+      </w:r>
+      <w:r>
+        <w:t xml:space="preserve">(FR-MNT-007)</w:t>
+      </w:r>
+    </w:p>
+    <w:p>
+      <w:pPr>
+        <w:pStyle w:val="FirstParagraph"/>
+      </w:pPr>
+      <w:r>
+        <w:rPr>
+          <w:b/>
+          <w:bCs/>
+        </w:rPr>
+        <w:t xml:space="preserve">Administrator</w:t>
       </w:r>
     </w:p>
     <w:p>
@@ -28014,11 +29291,11 @@
         <w:pStyle w:val="Compact"/>
         <w:numPr>
           <w:ilvl w:val="0"/>
-          <w:numId w:val="1016"/>
+          <w:numId w:val="1017"/>
         </w:numPr>
       </w:pPr>
       <w:r>
-        <w:t xml:space="preserve">US-A6:</w:t>
+        <w:t xml:space="preserve">US-A1:</w:t>
       </w:r>
       <w:r>
         <w:t xml:space="preserve"> </w:t>
@@ -28028,13 +29305,13 @@
           <w:i/>
           <w:iCs/>
         </w:rPr>
-        <w:t xml:space="preserve">As an administrator, I want a tamper-resistant audit trail so that every change is accountable.</w:t>
-      </w:r>
-      <w:r>
-        <w:t xml:space="preserve"> </w:t>
-      </w:r>
-      <w:r>
-        <w:t xml:space="preserve">(FR-AUD-001/002)</w:t>
+        <w:t xml:space="preserve">As an administrator, I want at-a-glance KPIs so that I understand operations instantly.</w:t>
+      </w:r>
+      <w:r>
+        <w:t xml:space="preserve"> </w:t>
+      </w:r>
+      <w:r>
+        <w:t xml:space="preserve">(FR-DSH-003)</w:t>
       </w:r>
     </w:p>
     <w:p>
@@ -28042,7 +29319,147 @@
         <w:pStyle w:val="Compact"/>
         <w:numPr>
           <w:ilvl w:val="0"/>
-          <w:numId w:val="1016"/>
+          <w:numId w:val="1017"/>
+        </w:numPr>
+      </w:pPr>
+      <w:r>
+        <w:t xml:space="preserve">US-A2:</w:t>
+      </w:r>
+      <w:r>
+        <w:t xml:space="preserve"> </w:t>
+      </w:r>
+      <w:r>
+        <w:rPr>
+          <w:i/>
+          <w:iCs/>
+        </w:rPr>
+        <w:t xml:space="preserve">As an administrator, I want to assign and rebalance technician workload so that work is distributed fairly.</w:t>
+      </w:r>
+      <w:r>
+        <w:t xml:space="preserve"> </w:t>
+      </w:r>
+      <w:r>
+        <w:t xml:space="preserve">(FR-ASN-001)</w:t>
+      </w:r>
+    </w:p>
+    <w:p>
+      <w:pPr>
+        <w:pStyle w:val="Compact"/>
+        <w:numPr>
+          <w:ilvl w:val="0"/>
+          <w:numId w:val="1017"/>
+        </w:numPr>
+      </w:pPr>
+      <w:r>
+        <w:t xml:space="preserve">US-A3:</w:t>
+      </w:r>
+      <w:r>
+        <w:t xml:space="preserve"> </w:t>
+      </w:r>
+      <w:r>
+        <w:rPr>
+          <w:i/>
+          <w:iCs/>
+        </w:rPr>
+        <w:t xml:space="preserve">As an administrator, I want to manage users, roles, and permissions so that access stays correct.</w:t>
+      </w:r>
+      <w:r>
+        <w:t xml:space="preserve"> </w:t>
+      </w:r>
+      <w:r>
+        <w:t xml:space="preserve">(FR-USER-001..010)</w:t>
+      </w:r>
+    </w:p>
+    <w:p>
+      <w:pPr>
+        <w:pStyle w:val="Compact"/>
+        <w:numPr>
+          <w:ilvl w:val="0"/>
+          <w:numId w:val="1017"/>
+        </w:numPr>
+      </w:pPr>
+      <w:r>
+        <w:t xml:space="preserve">US-A4:</w:t>
+      </w:r>
+      <w:r>
+        <w:t xml:space="preserve"> </w:t>
+      </w:r>
+      <w:r>
+        <w:rPr>
+          <w:i/>
+          <w:iCs/>
+        </w:rPr>
+        <w:t xml:space="preserve">As an administrator, I want to configure branding and settings without code so that we can re-deploy for any organization.</w:t>
+      </w:r>
+      <w:r>
+        <w:t xml:space="preserve"> </w:t>
+      </w:r>
+      <w:r>
+        <w:t xml:space="preserve">(FR-CFG-005; BO-08)</w:t>
+      </w:r>
+    </w:p>
+    <w:p>
+      <w:pPr>
+        <w:pStyle w:val="Compact"/>
+        <w:numPr>
+          <w:ilvl w:val="0"/>
+          <w:numId w:val="1017"/>
+        </w:numPr>
+      </w:pPr>
+      <w:r>
+        <w:t xml:space="preserve">US-A5:</w:t>
+      </w:r>
+      <w:r>
+        <w:t xml:space="preserve"> </w:t>
+      </w:r>
+      <w:r>
+        <w:rPr>
+          <w:i/>
+          <w:iCs/>
+        </w:rPr>
+        <w:t xml:space="preserve">As an administrator, I want exportable SLA and asset reports so that I can report to leadership.</w:t>
+      </w:r>
+      <w:r>
+        <w:t xml:space="preserve"> </w:t>
+      </w:r>
+      <w:r>
+        <w:t xml:space="preserve">(FR-RPT-001/004)</w:t>
+      </w:r>
+    </w:p>
+    <w:p>
+      <w:pPr>
+        <w:pStyle w:val="Compact"/>
+        <w:numPr>
+          <w:ilvl w:val="0"/>
+          <w:numId w:val="1017"/>
+        </w:numPr>
+      </w:pPr>
+      <w:r>
+        <w:t xml:space="preserve">US-A6:</w:t>
+      </w:r>
+      <w:r>
+        <w:t xml:space="preserve"> </w:t>
+      </w:r>
+      <w:r>
+        <w:rPr>
+          <w:i/>
+          <w:iCs/>
+        </w:rPr>
+        <w:t xml:space="preserve">As an administrator, I want a tamper-resistant audit trail so that every change is accountable.</w:t>
+      </w:r>
+      <w:r>
+        <w:t xml:space="preserve"> </w:t>
+      </w:r>
+      <w:r>
+        <w:t xml:space="preserve">(FR-AUD-001/002)</w:t>
+      </w:r>
+    </w:p>
+    <w:p>
+      <w:pPr>
+        <w:pStyle w:val="Compact"/>
+        <w:numPr>
+          <w:ilvl w:val="0"/>
+          <w:numId w:val="1017"/>
         </w:numPr>
       </w:pPr>
       <w:r>
@@ -28072,8 +29489,8 @@
         </w:pict>
       </w:r>
     </w:p>
-    <w:bookmarkEnd w:id="88"/>
-    <w:bookmarkStart w:id="92" w:name="Xba7d0b405163a2401a331025e607343144196de"/>
+    <w:bookmarkEnd w:id="89"/>
+    <w:bookmarkStart w:id="93" w:name="Xba7d0b405163a2401a331025e607343144196de"/>
     <w:p>
       <w:pPr>
         <w:pStyle w:val="Heading2"/>
@@ -28137,7 +29554,7 @@
         <w:t xml:space="preserve">the data must satisfy; it does not restate the schema.</w:t>
       </w:r>
     </w:p>
-    <w:bookmarkStart w:id="89" w:name="Xfdfab7188c21d557ed54e0aa66e3ebf566c863a"/>
+    <w:bookmarkStart w:id="90" w:name="Xfdfab7188c21d557ed54e0aa66e3ebf566c863a"/>
     <w:p>
       <w:pPr>
         <w:pStyle w:val="Heading3"/>
@@ -28376,8 +29793,8 @@
         </w:tc>
       </w:tr>
     </w:tbl>
-    <w:bookmarkEnd w:id="89"/>
-    <w:bookmarkStart w:id="90" w:name="X059d3bdb3afbfe49a7ea24f159e522f872768cd"/>
+    <w:bookmarkEnd w:id="90"/>
+    <w:bookmarkStart w:id="91" w:name="X059d3bdb3afbfe49a7ea24f159e522f872768cd"/>
     <w:p>
       <w:pPr>
         <w:pStyle w:val="Heading3"/>
@@ -29133,9 +30550,184 @@
           </w:p>
         </w:tc>
       </w:tr>
+      <w:tr>
+        <w:tc>
+          <w:tcPr/>
+          <w:p>
+            <w:pPr>
+              <w:pStyle w:val="Compact"/>
+            </w:pPr>
+            <w:r>
+              <w:t xml:space="preserve">DR-015</w:t>
+            </w:r>
+          </w:p>
+        </w:tc>
+        <w:tc>
+          <w:tcPr/>
+          <w:p>
+            <w:pPr>
+              <w:pStyle w:val="Compact"/>
+            </w:pPr>
+            <w:r>
+              <w:t xml:space="preserve">Model the account lifecycle on</w:t>
+            </w:r>
+            <w:r>
+              <w:t xml:space="preserve"> </w:t>
+            </w:r>
+            <w:r>
+              <w:rPr>
+                <w:rStyle w:val="VerbatimChar"/>
+              </w:rPr>
+              <w:t xml:space="preserve">users.status</w:t>
+            </w:r>
+            <w:r>
+              <w:t xml:space="preserve"> </w:t>
+            </w:r>
+            <w:r>
+              <w:t xml:space="preserve">∈ {</w:t>
+            </w:r>
+            <w:r>
+              <w:rPr>
+                <w:rStyle w:val="VerbatimChar"/>
+              </w:rPr>
+              <w:t xml:space="preserve">pending</w:t>
+            </w:r>
+            <w:r>
+              <w:t xml:space="preserve">,</w:t>
+            </w:r>
+            <w:r>
+              <w:t xml:space="preserve"> </w:t>
+            </w:r>
+            <w:r>
+              <w:rPr>
+                <w:rStyle w:val="VerbatimChar"/>
+              </w:rPr>
+              <w:t xml:space="preserve">active</w:t>
+            </w:r>
+            <w:r>
+              <w:t xml:space="preserve">,</w:t>
+            </w:r>
+            <w:r>
+              <w:t xml:space="preserve"> </w:t>
+            </w:r>
+            <w:r>
+              <w:rPr>
+                <w:rStyle w:val="VerbatimChar"/>
+              </w:rPr>
+              <w:t xml:space="preserve">rejected</w:t>
+            </w:r>
+            <w:r>
+              <w:t xml:space="preserve">,</w:t>
+            </w:r>
+            <w:r>
+              <w:t xml:space="preserve"> </w:t>
+            </w:r>
+            <w:r>
+              <w:rPr>
+                <w:rStyle w:val="VerbatimChar"/>
+              </w:rPr>
+              <w:t xml:space="preserve">suspended</w:t>
+            </w:r>
+            <w:r>
+              <w:t xml:space="preserve">,</w:t>
+            </w:r>
+            <w:r>
+              <w:t xml:space="preserve"> </w:t>
+            </w:r>
+            <w:r>
+              <w:rPr>
+                <w:rStyle w:val="VerbatimChar"/>
+              </w:rPr>
+              <w:t xml:space="preserve">inactive</w:t>
+            </w:r>
+            <w:r>
+              <w:t xml:space="preserve">} enforced by a CHECK constraint mirrored by the</w:t>
+            </w:r>
+            <w:r>
+              <w:t xml:space="preserve"> </w:t>
+            </w:r>
+            <w:r>
+              <w:rPr>
+                <w:rStyle w:val="VerbatimChar"/>
+              </w:rPr>
+              <w:t xml:space="preserve">UserStatus</w:t>
+            </w:r>
+            <w:r>
+              <w:t xml:space="preserve"> </w:t>
+            </w:r>
+            <w:r>
+              <w:t xml:space="preserve">PHP enum; retain rejected registration requests with</w:t>
+            </w:r>
+            <w:r>
+              <w:t xml:space="preserve"> </w:t>
+            </w:r>
+            <w:r>
+              <w:rPr>
+                <w:rStyle w:val="VerbatimChar"/>
+              </w:rPr>
+              <w:t xml:space="preserve">rejection_reason</w:t>
+            </w:r>
+            <w:r>
+              <w:t xml:space="preserve">,</w:t>
+            </w:r>
+            <w:r>
+              <w:t xml:space="preserve"> </w:t>
+            </w:r>
+            <w:r>
+              <w:rPr>
+                <w:rStyle w:val="VerbatimChar"/>
+              </w:rPr>
+              <w:t xml:space="preserve">rejected_by</w:t>
+            </w:r>
+            <w:r>
+              <w:t xml:space="preserve"> </w:t>
+            </w:r>
+            <w:r>
+              <w:t xml:space="preserve">(actor), and</w:t>
+            </w:r>
+            <w:r>
+              <w:t xml:space="preserve"> </w:t>
+            </w:r>
+            <w:r>
+              <w:rPr>
+                <w:rStyle w:val="VerbatimChar"/>
+              </w:rPr>
+              <w:t xml:space="preserve">rejected_at</w:t>
+            </w:r>
+            <w:r>
+              <w:t xml:space="preserve"> </w:t>
+            </w:r>
+            <w:r>
+              <w:t xml:space="preserve">for audit.</w:t>
+            </w:r>
+            <w:r>
+              <w:t xml:space="preserve"> </w:t>
+            </w:r>
+            <w:r>
+              <w:rPr>
+                <w:i/>
+                <w:iCs/>
+              </w:rPr>
+              <w:t xml:space="preserve">(OI-02, resolved v1.1.)</w:t>
+            </w:r>
+          </w:p>
+        </w:tc>
+        <w:tc>
+          <w:tcPr/>
+          <w:p>
+            <w:pPr>
+              <w:pStyle w:val="Compact"/>
+              <w:jc w:val="center"/>
+            </w:pPr>
+            <w:r>
+              <w:t xml:space="preserve">T</w:t>
+            </w:r>
+          </w:p>
+        </w:tc>
+      </w:tr>
     </w:tbl>
-    <w:bookmarkEnd w:id="90"/>
-    <w:bookmarkStart w:id="91" w:name="X3ae7d4a722ce0bb1b729c6dce5d51298e22c087"/>
+    <w:bookmarkEnd w:id="91"/>
+    <w:bookmarkStart w:id="92" w:name="X3ae7d4a722ce0bb1b729c6dce5d51298e22c087"/>
     <w:p>
       <w:pPr>
         <w:pStyle w:val="Heading3"/>
@@ -29181,9 +30773,9 @@
         </w:pict>
       </w:r>
     </w:p>
-    <w:bookmarkEnd w:id="91"/>
     <w:bookmarkEnd w:id="92"/>
-    <w:bookmarkStart w:id="96" w:name="Xecad52d8a039650ef7f0f14822df14285ca86a7"/>
+    <w:bookmarkEnd w:id="93"/>
+    <w:bookmarkStart w:id="97" w:name="Xecad52d8a039650ef7f0f14822df14285ca86a7"/>
     <w:p>
       <w:pPr>
         <w:pStyle w:val="Heading2"/>
@@ -29192,7 +30784,7 @@
         <w:t xml:space="preserve">30. Requirements Traceability Matrix</w:t>
       </w:r>
     </w:p>
-    <w:bookmarkStart w:id="93" w:name="Xbef89cca4b899ce3942191b6a4a88c97f99aa06"/>
+    <w:bookmarkStart w:id="94" w:name="Xbef89cca4b899ce3942191b6a4a88c97f99aa06"/>
     <w:p>
       <w:pPr>
         <w:pStyle w:val="Heading3"/>
@@ -29431,8 +31023,8 @@
         </w:tc>
       </w:tr>
     </w:tbl>
-    <w:bookmarkEnd w:id="93"/>
-    <w:bookmarkStart w:id="94" w:name="Xabf3c47da3d4314bd10da2a2f5e030bafb100d6"/>
+    <w:bookmarkEnd w:id="94"/>
+    <w:bookmarkStart w:id="95" w:name="Xabf3c47da3d4314bd10da2a2f5e030bafb100d6"/>
     <w:p>
       <w:pPr>
         <w:pStyle w:val="Heading3"/>
@@ -29917,8 +31509,8 @@
         </w:tc>
       </w:tr>
     </w:tbl>
-    <w:bookmarkEnd w:id="94"/>
-    <w:bookmarkStart w:id="95" w:name="X9a31b70e221554da7be8d5640f121f2e0ad41ab"/>
+    <w:bookmarkEnd w:id="95"/>
+    <w:bookmarkStart w:id="96" w:name="X9a31b70e221554da7be8d5640f121f2e0ad41ab"/>
     <w:p>
       <w:pPr>
         <w:pStyle w:val="Heading3"/>
@@ -29999,9 +31591,9 @@
         </w:pict>
       </w:r>
     </w:p>
-    <w:bookmarkEnd w:id="95"/>
     <w:bookmarkEnd w:id="96"/>
-    <w:bookmarkStart w:id="99" w:name="Xd08f94fa18163ce71a403c2c33b024f3eefb649"/>
+    <w:bookmarkEnd w:id="97"/>
+    <w:bookmarkStart w:id="100" w:name="Xd08f94fa18163ce71a403c2c33b024f3eefb649"/>
     <w:p>
       <w:pPr>
         <w:pStyle w:val="Heading2"/>
@@ -30018,220 +31610,13 @@
         <w:t xml:space="preserve">General acceptance patterns plus representative Given/When/Then criteria. Each FR is accepted when its stated verification method passes against criteria of this form.</w:t>
       </w:r>
     </w:p>
-    <w:bookmarkStart w:id="97" w:name="Xb264074736b5f02ca9a19cd1aeaa0e999d4bf8d"/>
+    <w:bookmarkStart w:id="98" w:name="Xb264074736b5f02ca9a19cd1aeaa0e999d4bf8d"/>
     <w:p>
       <w:pPr>
         <w:pStyle w:val="Heading3"/>
       </w:pPr>
       <w:r>
         <w:t xml:space="preserve">31.1 Global acceptance gates (all releases)</w:t>
-      </w:r>
-    </w:p>
-    <w:p>
-      <w:pPr>
-        <w:pStyle w:val="Compact"/>
-        <w:numPr>
-          <w:ilvl w:val="0"/>
-          <w:numId w:val="1017"/>
-        </w:numPr>
-      </w:pPr>
-      <w:r>
-        <w:rPr>
-          <w:b/>
-          <w:bCs/>
-        </w:rPr>
-        <w:t xml:space="preserve">AC-G1:</w:t>
-      </w:r>
-      <w:r>
-        <w:t xml:space="preserve"> </w:t>
-      </w:r>
-      <w:r>
-        <w:t xml:space="preserve">All CI quality gates pass (backend: Pint, Larastan L6, Pest; frontend: ESLint, Prettier, tsc, Vitest).</w:t>
-      </w:r>
-    </w:p>
-    <w:p>
-      <w:pPr>
-        <w:pStyle w:val="Compact"/>
-        <w:numPr>
-          <w:ilvl w:val="0"/>
-          <w:numId w:val="1017"/>
-        </w:numPr>
-      </w:pPr>
-      <w:r>
-        <w:rPr>
-          <w:b/>
-          <w:bCs/>
-        </w:rPr>
-        <w:t xml:space="preserve">AC-G2:</w:t>
-      </w:r>
-      <w:r>
-        <w:t xml:space="preserve"> </w:t>
-      </w:r>
-      <w:r>
-        <w:t xml:space="preserve">No endpoint returns a user-facing resource by numeric id; all use</w:t>
-      </w:r>
-      <w:r>
-        <w:t xml:space="preserve"> </w:t>
-      </w:r>
-      <w:r>
-        <w:rPr>
-          <w:rStyle w:val="VerbatimChar"/>
-        </w:rPr>
-        <w:t xml:space="preserve">uuid</w:t>
-      </w:r>
-      <w:r>
-        <w:t xml:space="preserve">.</w:t>
-      </w:r>
-    </w:p>
-    <w:p>
-      <w:pPr>
-        <w:pStyle w:val="Compact"/>
-        <w:numPr>
-          <w:ilvl w:val="0"/>
-          <w:numId w:val="1017"/>
-        </w:numPr>
-      </w:pPr>
-      <w:r>
-        <w:rPr>
-          <w:b/>
-          <w:bCs/>
-        </w:rPr>
-        <w:t xml:space="preserve">AC-G3:</w:t>
-      </w:r>
-      <w:r>
-        <w:t xml:space="preserve"> </w:t>
-      </w:r>
-      <w:r>
-        <w:t xml:space="preserve">Every screen passes an automated accessibility scan with</w:t>
-      </w:r>
-      <w:r>
-        <w:t xml:space="preserve"> </w:t>
-      </w:r>
-      <w:r>
-        <w:rPr>
-          <w:b/>
-          <w:bCs/>
-        </w:rPr>
-        <w:t xml:space="preserve">zero</w:t>
-      </w:r>
-      <w:r>
-        <w:t xml:space="preserve"> </w:t>
-      </w:r>
-      <w:r>
-        <w:t xml:space="preserve">WCAG 2.2 AA violations in both themes, plus a manual keyboard/screen-reader smoke test.</w:t>
-      </w:r>
-    </w:p>
-    <w:p>
-      <w:pPr>
-        <w:pStyle w:val="Compact"/>
-        <w:numPr>
-          <w:ilvl w:val="0"/>
-          <w:numId w:val="1017"/>
-        </w:numPr>
-      </w:pPr>
-      <w:r>
-        <w:rPr>
-          <w:b/>
-          <w:bCs/>
-        </w:rPr>
-        <w:t xml:space="preserve">AC-G4:</w:t>
-      </w:r>
-      <w:r>
-        <w:t xml:space="preserve"> </w:t>
-      </w:r>
-      <w:r>
-        <w:t xml:space="preserve">Authorization is enforced on every endpoint (a role/permission matrix test suite passes; deny-by-default verified).</w:t>
-      </w:r>
-    </w:p>
-    <w:p>
-      <w:pPr>
-        <w:pStyle w:val="Compact"/>
-        <w:numPr>
-          <w:ilvl w:val="0"/>
-          <w:numId w:val="1017"/>
-        </w:numPr>
-      </w:pPr>
-      <w:r>
-        <w:rPr>
-          <w:b/>
-          <w:bCs/>
-        </w:rPr>
-        <w:t xml:space="preserve">AC-G5:</w:t>
-      </w:r>
-      <w:r>
-        <w:t xml:space="preserve"> </w:t>
-      </w:r>
-      <w:r>
-        <w:t xml:space="preserve">Performance targets (</w:t>
-      </w:r>
-      <w:hyperlink w:anchor="Xb7022e53028ebb4b113858a05371c0457f59701">
-        <w:r>
-          <w:rPr>
-            <w:rStyle w:val="Hyperlink"/>
-          </w:rPr>
-          <w:t xml:space="preserve">§13</w:t>
-        </w:r>
-      </w:hyperlink>
-      <w:r>
-        <w:t xml:space="preserve">) met under nominal load (</w:t>
-      </w:r>
-      <w:hyperlink w:anchor="Xf07a870410a3ccd738cb4460429c1619c0a8cde">
-        <w:r>
-          <w:rPr>
-            <w:rStyle w:val="Hyperlink"/>
-          </w:rPr>
-          <w:t xml:space="preserve">§14</w:t>
-        </w:r>
-      </w:hyperlink>
-      <w:r>
-        <w:t xml:space="preserve">) in a load test.</w:t>
-      </w:r>
-    </w:p>
-    <w:p>
-      <w:pPr>
-        <w:pStyle w:val="Compact"/>
-        <w:numPr>
-          <w:ilvl w:val="0"/>
-          <w:numId w:val="1017"/>
-        </w:numPr>
-      </w:pPr>
-      <w:r>
-        <w:rPr>
-          <w:b/>
-          <w:bCs/>
-        </w:rPr>
-        <w:t xml:space="preserve">AC-G6:</w:t>
-      </w:r>
-      <w:r>
-        <w:t xml:space="preserve"> </w:t>
-      </w:r>
-      <w:r>
-        <w:t xml:space="preserve">A clean</w:t>
-      </w:r>
-      <w:r>
-        <w:t xml:space="preserve"> </w:t>
-      </w:r>
-      <w:r>
-        <w:rPr>
-          <w:rStyle w:val="VerbatimChar"/>
-        </w:rPr>
-        <w:t xml:space="preserve">docker compose</w:t>
-      </w:r>
-      <w:r>
-        <w:t xml:space="preserve"> </w:t>
-      </w:r>
-      <w:r>
-        <w:t xml:space="preserve">rebuild + migrate + seed succeeds and the app is reachable.</w:t>
-      </w:r>
-    </w:p>
-    <w:bookmarkEnd w:id="97"/>
-    <w:bookmarkStart w:id="98" w:name="X1eaf4bfb261ffaac567fa8bf07bf420a2aa143a"/>
-    <w:p>
-      <w:pPr>
-        <w:pStyle w:val="Heading3"/>
-      </w:pPr>
-      <w:r>
-        <w:t xml:space="preserve">31.2 Representative feature criteria</w:t>
       </w:r>
     </w:p>
     <w:p>
@@ -30247,107 +31632,13 @@
           <w:b/>
           <w:bCs/>
         </w:rPr>
-        <w:t xml:space="preserve">AC-TKT-001 (FR-TKT-001..006):</w:t>
-      </w:r>
-      <w:r>
-        <w:t xml:space="preserve"> </w:t>
-      </w:r>
-      <w:r>
-        <w:rPr>
-          <w:i/>
-          <w:iCs/>
-        </w:rPr>
-        <w:t xml:space="preserve">Given</w:t>
-      </w:r>
-      <w:r>
-        <w:t xml:space="preserve"> </w:t>
-      </w:r>
-      <w:r>
-        <w:t xml:space="preserve">an authenticated teacher,</w:t>
-      </w:r>
-      <w:r>
-        <w:t xml:space="preserve"> </w:t>
-      </w:r>
-      <w:r>
-        <w:rPr>
-          <w:i/>
-          <w:iCs/>
-        </w:rPr>
-        <w:t xml:space="preserve">when</w:t>
-      </w:r>
-      <w:r>
-        <w:t xml:space="preserve"> </w:t>
-      </w:r>
-      <w:r>
-        <w:t xml:space="preserve">they submit a ticket with title/description/category,</w:t>
-      </w:r>
-      <w:r>
-        <w:t xml:space="preserve"> </w:t>
-      </w:r>
-      <w:r>
-        <w:rPr>
-          <w:i/>
-          <w:iCs/>
-        </w:rPr>
-        <w:t xml:space="preserve">then</w:t>
-      </w:r>
-      <w:r>
-        <w:t xml:space="preserve"> </w:t>
-      </w:r>
-      <w:r>
-        <w:t xml:space="preserve">a ticket is created with a unique number and uuid, status</w:t>
-      </w:r>
-      <w:r>
-        <w:t xml:space="preserve"> </w:t>
-      </w:r>
-      <w:r>
-        <w:rPr>
-          <w:rStyle w:val="VerbatimChar"/>
-        </w:rPr>
-        <w:t xml:space="preserve">Open</w:t>
-      </w:r>
-      <w:r>
-        <w:t xml:space="preserve">, reporter set to them, and</w:t>
-      </w:r>
-      <w:r>
-        <w:t xml:space="preserve"> </w:t>
-      </w:r>
-      <w:r>
-        <w:rPr>
-          <w:rStyle w:val="VerbatimChar"/>
-        </w:rPr>
-        <w:t xml:space="preserve">response_due_at</w:t>
-      </w:r>
-      <w:r>
-        <w:t xml:space="preserve">/</w:t>
-      </w:r>
-      <w:r>
-        <w:rPr>
-          <w:rStyle w:val="VerbatimChar"/>
-        </w:rPr>
-        <w:t xml:space="preserve">resolution_due_at</w:t>
-      </w:r>
-      <w:r>
-        <w:t xml:space="preserve"> </w:t>
-      </w:r>
-      <w:r>
-        <w:t xml:space="preserve">derived from the priority’s SLA;</w:t>
-      </w:r>
-      <w:r>
-        <w:t xml:space="preserve"> </w:t>
-      </w:r>
-      <w:r>
-        <w:rPr>
-          <w:i/>
-          <w:iCs/>
-        </w:rPr>
-        <w:t xml:space="preserve">and</w:t>
-      </w:r>
-      <w:r>
-        <w:t xml:space="preserve"> </w:t>
-      </w:r>
-      <w:r>
-        <w:t xml:space="preserve">an activity entry and assignment-pending state exist.</w:t>
+        <w:t xml:space="preserve">AC-G1:</w:t>
+      </w:r>
+      <w:r>
+        <w:t xml:space="preserve"> </w:t>
+      </w:r>
+      <w:r>
+        <w:t xml:space="preserve">All CI quality gates pass (backend: Pint, Larastan L6, Pest; frontend: ESLint, Prettier, tsc, Vitest).</w:t>
       </w:r>
     </w:p>
     <w:p>
@@ -30363,55 +31654,13 @@
           <w:b/>
           <w:bCs/>
         </w:rPr>
-        <w:t xml:space="preserve">AC-TKT-009 (FR-TKT-009):</w:t>
-      </w:r>
-      <w:r>
-        <w:t xml:space="preserve"> </w:t>
-      </w:r>
-      <w:r>
-        <w:rPr>
-          <w:i/>
-          <w:iCs/>
-        </w:rPr>
-        <w:t xml:space="preserve">Given</w:t>
-      </w:r>
-      <w:r>
-        <w:t xml:space="preserve"> </w:t>
-      </w:r>
-      <w:r>
-        <w:t xml:space="preserve">a ticket a user has already upvoted,</w:t>
-      </w:r>
-      <w:r>
-        <w:t xml:space="preserve"> </w:t>
-      </w:r>
-      <w:r>
-        <w:rPr>
-          <w:i/>
-          <w:iCs/>
-        </w:rPr>
-        <w:t xml:space="preserve">when</w:t>
-      </w:r>
-      <w:r>
-        <w:t xml:space="preserve"> </w:t>
-      </w:r>
-      <w:r>
-        <w:t xml:space="preserve">they upvote again,</w:t>
-      </w:r>
-      <w:r>
-        <w:t xml:space="preserve"> </w:t>
-      </w:r>
-      <w:r>
-        <w:rPr>
-          <w:i/>
-          <w:iCs/>
-        </w:rPr>
-        <w:t xml:space="preserve">then</w:t>
-      </w:r>
-      <w:r>
-        <w:t xml:space="preserve"> </w:t>
-      </w:r>
-      <w:r>
-        <w:t xml:space="preserve">the vote is rejected and</w:t>
+        <w:t xml:space="preserve">AC-G2:</w:t>
+      </w:r>
+      <w:r>
+        <w:t xml:space="preserve"> </w:t>
+      </w:r>
+      <w:r>
+        <w:t xml:space="preserve">No endpoint returns a user-facing resource by numeric id; all use</w:t>
       </w:r>
       <w:r>
         <w:t xml:space="preserve"> </w:t>
@@ -30420,13 +31669,10 @@
         <w:rPr>
           <w:rStyle w:val="VerbatimChar"/>
         </w:rPr>
-        <w:t xml:space="preserve">upvote_count</w:t>
-      </w:r>
-      <w:r>
-        <w:t xml:space="preserve"> </w:t>
-      </w:r>
-      <w:r>
-        <w:t xml:space="preserve">is unchanged.</w:t>
+        <w:t xml:space="preserve">uuid</w:t>
+      </w:r>
+      <w:r>
+        <w:t xml:space="preserve">.</w:t>
       </w:r>
     </w:p>
     <w:p>
@@ -30442,67 +31688,29 @@
           <w:b/>
           <w:bCs/>
         </w:rPr>
-        <w:t xml:space="preserve">AC-TKT-017 (FR-TKT-017):</w:t>
-      </w:r>
-      <w:r>
-        <w:t xml:space="preserve"> </w:t>
-      </w:r>
-      <w:r>
-        <w:rPr>
-          <w:i/>
-          <w:iCs/>
-        </w:rPr>
-        <w:t xml:space="preserve">Given</w:t>
-      </w:r>
-      <w:r>
-        <w:t xml:space="preserve"> </w:t>
-      </w:r>
-      <w:r>
-        <w:t xml:space="preserve">a non-terminal ticket past its</w:t>
-      </w:r>
-      <w:r>
-        <w:t xml:space="preserve"> </w:t>
-      </w:r>
-      <w:r>
-        <w:rPr>
-          <w:rStyle w:val="VerbatimChar"/>
-        </w:rPr>
-        <w:t xml:space="preserve">resolution_due_at</w:t>
-      </w:r>
-      <w:r>
-        <w:t xml:space="preserve">,</w:t>
-      </w:r>
-      <w:r>
-        <w:t xml:space="preserve"> </w:t>
-      </w:r>
-      <w:r>
-        <w:rPr>
-          <w:i/>
-          <w:iCs/>
-        </w:rPr>
-        <w:t xml:space="preserve">when</w:t>
-      </w:r>
-      <w:r>
-        <w:t xml:space="preserve"> </w:t>
-      </w:r>
-      <w:r>
-        <w:t xml:space="preserve">the SLA check runs,</w:t>
-      </w:r>
-      <w:r>
-        <w:t xml:space="preserve"> </w:t>
-      </w:r>
-      <w:r>
-        <w:rPr>
-          <w:i/>
-          <w:iCs/>
-        </w:rPr>
-        <w:t xml:space="preserve">then</w:t>
-      </w:r>
-      <w:r>
-        <w:t xml:space="preserve"> </w:t>
-      </w:r>
-      <w:r>
-        <w:t xml:space="preserve">the ticket is flagged breached and the assignee + administrator are notified.</w:t>
+        <w:t xml:space="preserve">AC-G3:</w:t>
+      </w:r>
+      <w:r>
+        <w:t xml:space="preserve"> </w:t>
+      </w:r>
+      <w:r>
+        <w:t xml:space="preserve">Every screen passes an automated accessibility scan with</w:t>
+      </w:r>
+      <w:r>
+        <w:t xml:space="preserve"> </w:t>
+      </w:r>
+      <w:r>
+        <w:rPr>
+          <w:b/>
+          <w:bCs/>
+        </w:rPr>
+        <w:t xml:space="preserve">zero</w:t>
+      </w:r>
+      <w:r>
+        <w:t xml:space="preserve"> </w:t>
+      </w:r>
+      <w:r>
+        <w:t xml:space="preserve">WCAG 2.2 AA violations in both themes, plus a manual keyboard/screen-reader smoke test.</w:t>
       </w:r>
     </w:p>
     <w:p>
@@ -30518,55 +31726,13 @@
           <w:b/>
           <w:bCs/>
         </w:rPr>
-        <w:t xml:space="preserve">AC-ASN-002 (FR-ASN-002):</w:t>
-      </w:r>
-      <w:r>
-        <w:t xml:space="preserve"> </w:t>
-      </w:r>
-      <w:r>
-        <w:rPr>
-          <w:i/>
-          <w:iCs/>
-        </w:rPr>
-        <w:t xml:space="preserve">Given</w:t>
-      </w:r>
-      <w:r>
-        <w:t xml:space="preserve"> </w:t>
-      </w:r>
-      <w:r>
-        <w:t xml:space="preserve">a ticket with an active assignment,</w:t>
-      </w:r>
-      <w:r>
-        <w:t xml:space="preserve"> </w:t>
-      </w:r>
-      <w:r>
-        <w:rPr>
-          <w:i/>
-          <w:iCs/>
-        </w:rPr>
-        <w:t xml:space="preserve">when</w:t>
-      </w:r>
-      <w:r>
-        <w:t xml:space="preserve"> </w:t>
-      </w:r>
-      <w:r>
-        <w:t xml:space="preserve">a second active assignment is attempted,</w:t>
-      </w:r>
-      <w:r>
-        <w:t xml:space="preserve"> </w:t>
-      </w:r>
-      <w:r>
-        <w:rPr>
-          <w:i/>
-          <w:iCs/>
-        </w:rPr>
-        <w:t xml:space="preserve">then</w:t>
-      </w:r>
-      <w:r>
-        <w:t xml:space="preserve"> </w:t>
-      </w:r>
-      <w:r>
-        <w:t xml:space="preserve">it is rejected (DB partial-unique enforced).</w:t>
+        <w:t xml:space="preserve">AC-G4:</w:t>
+      </w:r>
+      <w:r>
+        <w:t xml:space="preserve"> </w:t>
+      </w:r>
+      <w:r>
+        <w:t xml:space="preserve">Authorization is enforced on every endpoint (a role/permission matrix test suite passes; deny-by-default verified).</w:t>
       </w:r>
     </w:p>
     <w:p>
@@ -30582,55 +31748,35 @@
           <w:b/>
           <w:bCs/>
         </w:rPr>
-        <w:t xml:space="preserve">AC-MNT-006 (FR-MNT-006):</w:t>
-      </w:r>
-      <w:r>
-        <w:t xml:space="preserve"> </w:t>
-      </w:r>
-      <w:r>
-        <w:rPr>
-          <w:i/>
-          <w:iCs/>
-        </w:rPr>
-        <w:t xml:space="preserve">Given</w:t>
-      </w:r>
-      <w:r>
-        <w:t xml:space="preserve"> </w:t>
-      </w:r>
-      <w:r>
-        <w:t xml:space="preserve">a maintenance record,</w:t>
-      </w:r>
-      <w:r>
-        <w:t xml:space="preserve"> </w:t>
-      </w:r>
-      <w:r>
-        <w:rPr>
-          <w:i/>
-          <w:iCs/>
-        </w:rPr>
-        <w:t xml:space="preserve">when</w:t>
-      </w:r>
-      <w:r>
-        <w:t xml:space="preserve"> </w:t>
-      </w:r>
-      <w:r>
-        <w:t xml:space="preserve">a technician records replacing a part with a specific serialized asset,</w:t>
-      </w:r>
-      <w:r>
-        <w:t xml:space="preserve"> </w:t>
-      </w:r>
-      <w:r>
-        <w:rPr>
-          <w:i/>
-          <w:iCs/>
-        </w:rPr>
-        <w:t xml:space="preserve">then</w:t>
-      </w:r>
-      <w:r>
-        <w:t xml:space="preserve"> </w:t>
-      </w:r>
-      <w:r>
-        <w:t xml:space="preserve">the hardware replacement is stored, the PC’s installation history updates, and the replaced asset is no longer marked installed in that PC.</w:t>
+        <w:t xml:space="preserve">AC-G5:</w:t>
+      </w:r>
+      <w:r>
+        <w:t xml:space="preserve"> </w:t>
+      </w:r>
+      <w:r>
+        <w:t xml:space="preserve">Performance targets (</w:t>
+      </w:r>
+      <w:hyperlink w:anchor="Xb7022e53028ebb4b113858a05371c0457f59701">
+        <w:r>
+          <w:rPr>
+            <w:rStyle w:val="Hyperlink"/>
+          </w:rPr>
+          <w:t xml:space="preserve">§13</w:t>
+        </w:r>
+      </w:hyperlink>
+      <w:r>
+        <w:t xml:space="preserve">) met under nominal load (</w:t>
+      </w:r>
+      <w:hyperlink w:anchor="Xf07a870410a3ccd738cb4460429c1619c0a8cde">
+        <w:r>
+          <w:rPr>
+            <w:rStyle w:val="Hyperlink"/>
+          </w:rPr>
+          <w:t xml:space="preserve">§14</w:t>
+        </w:r>
+      </w:hyperlink>
+      <w:r>
+        <w:t xml:space="preserve">) in a load test.</w:t>
       </w:r>
     </w:p>
     <w:p>
@@ -30646,49 +31792,13 @@
           <w:b/>
           <w:bCs/>
         </w:rPr>
-        <w:t xml:space="preserve">AC-AST-004 (FR-AST-003/004/010):</w:t>
-      </w:r>
-      <w:r>
-        <w:t xml:space="preserve"> </w:t>
-      </w:r>
-      <w:r>
-        <w:rPr>
-          <w:i/>
-          <w:iCs/>
-        </w:rPr>
-        <w:t xml:space="preserve">Given</w:t>
-      </w:r>
-      <w:r>
-        <w:t xml:space="preserve"> </w:t>
-      </w:r>
-      <w:r>
-        <w:t xml:space="preserve">a consumable at quantity 3 with reorder level 3,</w:t>
-      </w:r>
-      <w:r>
-        <w:t xml:space="preserve"> </w:t>
-      </w:r>
-      <w:r>
-        <w:rPr>
-          <w:i/>
-          <w:iCs/>
-        </w:rPr>
-        <w:t xml:space="preserve">when</w:t>
-      </w:r>
-      <w:r>
-        <w:t xml:space="preserve"> </w:t>
-      </w:r>
-      <w:r>
-        <w:t xml:space="preserve">a stock_out of 1 is recorded,</w:t>
-      </w:r>
-      <w:r>
-        <w:t xml:space="preserve"> </w:t>
-      </w:r>
-      <w:r>
-        <w:rPr>
-          <w:i/>
-          <w:iCs/>
-        </w:rPr>
-        <w:t xml:space="preserve">then</w:t>
+        <w:t xml:space="preserve">AC-G6:</w:t>
+      </w:r>
+      <w:r>
+        <w:t xml:space="preserve"> </w:t>
+      </w:r>
+      <w:r>
+        <w:t xml:space="preserve">A clean</w:t>
       </w:r>
       <w:r>
         <w:t xml:space="preserve"> </w:t>
@@ -30697,28 +31807,23 @@
         <w:rPr>
           <w:rStyle w:val="VerbatimChar"/>
         </w:rPr>
-        <w:t xml:space="preserve">quantity_on_hand</w:t>
-      </w:r>
-      <w:r>
-        <w:t xml:space="preserve"> </w:t>
-      </w:r>
-      <w:r>
-        <w:t xml:space="preserve">= 2,</w:t>
-      </w:r>
-      <w:r>
-        <w:t xml:space="preserve"> </w:t>
-      </w:r>
-      <w:r>
-        <w:rPr>
-          <w:rStyle w:val="VerbatimChar"/>
-        </w:rPr>
-        <w:t xml:space="preserve">balance_after</w:t>
-      </w:r>
-      <w:r>
-        <w:t xml:space="preserve"> </w:t>
-      </w:r>
-      <w:r>
-        <w:t xml:space="preserve">= 2, and a low-stock notification is raised; a stock_out that would make quantity negative is rejected.</w:t>
+        <w:t xml:space="preserve">docker compose</w:t>
+      </w:r>
+      <w:r>
+        <w:t xml:space="preserve"> </w:t>
+      </w:r>
+      <w:r>
+        <w:t xml:space="preserve">rebuild + migrate + seed succeeds and the app is reachable.</w:t>
+      </w:r>
+    </w:p>
+    <w:bookmarkEnd w:id="98"/>
+    <w:bookmarkStart w:id="99" w:name="X1eaf4bfb261ffaac567fa8bf07bf420a2aa143a"/>
+    <w:p>
+      <w:pPr>
+        <w:pStyle w:val="Heading3"/>
+      </w:pPr>
+      <w:r>
+        <w:t xml:space="preserve">31.2 Representative feature criteria</w:t>
       </w:r>
     </w:p>
     <w:p>
@@ -30726,7 +31831,7 @@
         <w:pStyle w:val="Compact"/>
         <w:numPr>
           <w:ilvl w:val="0"/>
-          <w:numId w:val="1018"/>
+          <w:numId w:val="1019"/>
         </w:numPr>
       </w:pPr>
       <w:r>
@@ -30734,7 +31839,7 @@
           <w:b/>
           <w:bCs/>
         </w:rPr>
-        <w:t xml:space="preserve">AC-QR-006 (FR-QR-005/006):</w:t>
+        <w:t xml:space="preserve">AC-TKT-001 (FR-TKT-001..006):</w:t>
       </w:r>
       <w:r>
         <w:t xml:space="preserve"> </w:t>
@@ -30750,7 +31855,7 @@
         <w:t xml:space="preserve"> </w:t>
       </w:r>
       <w:r>
-        <w:t xml:space="preserve">a revoked QR code,</w:t>
+        <w:t xml:space="preserve">an authenticated teacher,</w:t>
       </w:r>
       <w:r>
         <w:t xml:space="preserve"> </w:t>
@@ -30766,7 +31871,7 @@
         <w:t xml:space="preserve"> </w:t>
       </w:r>
       <w:r>
-        <w:t xml:space="preserve">scanned,</w:t>
+        <w:t xml:space="preserve">they submit a ticket with title/description/category,</w:t>
       </w:r>
       <w:r>
         <w:t xml:space="preserve"> </w:t>
@@ -30782,7 +31887,7 @@
         <w:t xml:space="preserve"> </w:t>
       </w:r>
       <w:r>
-        <w:t xml:space="preserve">the scan is logged with result</w:t>
+        <w:t xml:space="preserve">a ticket is created with a unique number and uuid, status</w:t>
       </w:r>
       <w:r>
         <w:t xml:space="preserve"> </w:t>
@@ -30791,13 +31896,10 @@
         <w:rPr>
           <w:rStyle w:val="VerbatimChar"/>
         </w:rPr>
-        <w:t xml:space="preserve">expired</w:t>
-      </w:r>
-      <w:r>
-        <w:t xml:space="preserve"> </w:t>
-      </w:r>
-      <w:r>
-        <w:t xml:space="preserve">and no live target panel is returned; an unknown code logs</w:t>
+        <w:t xml:space="preserve">Open</w:t>
+      </w:r>
+      <w:r>
+        <w:t xml:space="preserve">, reporter set to them, and</w:t>
       </w:r>
       <w:r>
         <w:t xml:space="preserve"> </w:t>
@@ -30806,10 +31908,38 @@
         <w:rPr>
           <w:rStyle w:val="VerbatimChar"/>
         </w:rPr>
-        <w:t xml:space="preserve">invalid</w:t>
-      </w:r>
-      <w:r>
-        <w:t xml:space="preserve">.</w:t>
+        <w:t xml:space="preserve">response_due_at</w:t>
+      </w:r>
+      <w:r>
+        <w:t xml:space="preserve">/</w:t>
+      </w:r>
+      <w:r>
+        <w:rPr>
+          <w:rStyle w:val="VerbatimChar"/>
+        </w:rPr>
+        <w:t xml:space="preserve">resolution_due_at</w:t>
+      </w:r>
+      <w:r>
+        <w:t xml:space="preserve"> </w:t>
+      </w:r>
+      <w:r>
+        <w:t xml:space="preserve">derived from the priority’s SLA;</w:t>
+      </w:r>
+      <w:r>
+        <w:t xml:space="preserve"> </w:t>
+      </w:r>
+      <w:r>
+        <w:rPr>
+          <w:i/>
+          <w:iCs/>
+        </w:rPr>
+        <w:t xml:space="preserve">and</w:t>
+      </w:r>
+      <w:r>
+        <w:t xml:space="preserve"> </w:t>
+      </w:r>
+      <w:r>
+        <w:t xml:space="preserve">an activity entry and assignment-pending state exist.</w:t>
       </w:r>
     </w:p>
     <w:p>
@@ -30817,7 +31947,7 @@
         <w:pStyle w:val="Compact"/>
         <w:numPr>
           <w:ilvl w:val="0"/>
-          <w:numId w:val="1018"/>
+          <w:numId w:val="1019"/>
         </w:numPr>
       </w:pPr>
       <w:r>
@@ -30825,7 +31955,7 @@
           <w:b/>
           <w:bCs/>
         </w:rPr>
-        <w:t xml:space="preserve">AC-AI-010 (FR-AI-010/032):</w:t>
+        <w:t xml:space="preserve">AC-TKT-009 (FR-TKT-009):</w:t>
       </w:r>
       <w:r>
         <w:t xml:space="preserve"> </w:t>
@@ -30841,7 +31971,7 @@
         <w:t xml:space="preserve"> </w:t>
       </w:r>
       <w:r>
-        <w:t xml:space="preserve">AI analysis below the confidence threshold,</w:t>
+        <w:t xml:space="preserve">a ticket a user has already upvoted,</w:t>
       </w:r>
       <w:r>
         <w:t xml:space="preserve"> </w:t>
@@ -30857,7 +31987,7 @@
         <w:t xml:space="preserve"> </w:t>
       </w:r>
       <w:r>
-        <w:t xml:space="preserve">presented,</w:t>
+        <w:t xml:space="preserve">they upvote again,</w:t>
       </w:r>
       <w:r>
         <w:t xml:space="preserve"> </w:t>
@@ -30873,23 +32003,22 @@
         <w:t xml:space="preserve"> </w:t>
       </w:r>
       <w:r>
-        <w:t xml:space="preserve">it is labeled advisory and no automated state change occurs;</w:t>
-      </w:r>
-      <w:r>
-        <w:t xml:space="preserve"> </w:t>
-      </w:r>
-      <w:r>
-        <w:rPr>
-          <w:i/>
-          <w:iCs/>
-        </w:rPr>
-        <w:t xml:space="preserve">and</w:t>
-      </w:r>
-      <w:r>
-        <w:t xml:space="preserve"> </w:t>
-      </w:r>
-      <w:r>
-        <w:t xml:space="preserve">AI never closes/deletes a ticket or disposes an asset without explicit human action.</w:t>
+        <w:t xml:space="preserve">the vote is rejected and</w:t>
+      </w:r>
+      <w:r>
+        <w:t xml:space="preserve"> </w:t>
+      </w:r>
+      <w:r>
+        <w:rPr>
+          <w:rStyle w:val="VerbatimChar"/>
+        </w:rPr>
+        <w:t xml:space="preserve">upvote_count</w:t>
+      </w:r>
+      <w:r>
+        <w:t xml:space="preserve"> </w:t>
+      </w:r>
+      <w:r>
+        <w:t xml:space="preserve">is unchanged.</w:t>
       </w:r>
     </w:p>
     <w:p>
@@ -30897,7 +32026,7 @@
         <w:pStyle w:val="Compact"/>
         <w:numPr>
           <w:ilvl w:val="0"/>
-          <w:numId w:val="1018"/>
+          <w:numId w:val="1019"/>
         </w:numPr>
       </w:pPr>
       <w:r>
@@ -30905,7 +32034,7 @@
           <w:b/>
           <w:bCs/>
         </w:rPr>
-        <w:t xml:space="preserve">AC-AI-020 (FR-AI-020):</w:t>
+        <w:t xml:space="preserve">AC-TKT-017 (FR-TKT-017):</w:t>
       </w:r>
       <w:r>
         <w:t xml:space="preserve"> </w:t>
@@ -30921,7 +32050,19 @@
         <w:t xml:space="preserve"> </w:t>
       </w:r>
       <w:r>
-        <w:t xml:space="preserve">the Gemini API is unreachable,</w:t>
+        <w:t xml:space="preserve">a non-terminal ticket past its</w:t>
+      </w:r>
+      <w:r>
+        <w:t xml:space="preserve"> </w:t>
+      </w:r>
+      <w:r>
+        <w:rPr>
+          <w:rStyle w:val="VerbatimChar"/>
+        </w:rPr>
+        <w:t xml:space="preserve">resolution_due_at</w:t>
+      </w:r>
+      <w:r>
+        <w:t xml:space="preserve">,</w:t>
       </w:r>
       <w:r>
         <w:t xml:space="preserve"> </w:t>
@@ -30937,7 +32078,7 @@
         <w:t xml:space="preserve"> </w:t>
       </w:r>
       <w:r>
-        <w:t xml:space="preserve">a user creates and works tickets,</w:t>
+        <w:t xml:space="preserve">the SLA check runs,</w:t>
       </w:r>
       <w:r>
         <w:t xml:space="preserve"> </w:t>
@@ -30953,7 +32094,7 @@
         <w:t xml:space="preserve"> </w:t>
       </w:r>
       <w:r>
-        <w:t xml:space="preserve">all non-AI functions succeed and AI panels show an unavailable state; queued analyses retry on recovery.</w:t>
+        <w:t xml:space="preserve">the ticket is flagged breached and the assignee + administrator are notified.</w:t>
       </w:r>
     </w:p>
     <w:p>
@@ -30961,7 +32102,7 @@
         <w:pStyle w:val="Compact"/>
         <w:numPr>
           <w:ilvl w:val="0"/>
-          <w:numId w:val="1018"/>
+          <w:numId w:val="1019"/>
         </w:numPr>
       </w:pPr>
       <w:r>
@@ -30969,7 +32110,7 @@
           <w:b/>
           <w:bCs/>
         </w:rPr>
-        <w:t xml:space="preserve">AC-CFG-004 (FR-CFG-002/004):</w:t>
+        <w:t xml:space="preserve">AC-ASN-002 (FR-ASN-002):</w:t>
       </w:r>
       <w:r>
         <w:t xml:space="preserve"> </w:t>
@@ -30985,7 +32126,7 @@
         <w:t xml:space="preserve"> </w:t>
       </w:r>
       <w:r>
-        <w:t xml:space="preserve">a non-public setting (e.g. mail credentials),</w:t>
+        <w:t xml:space="preserve">a ticket with an active assignment,</w:t>
       </w:r>
       <w:r>
         <w:t xml:space="preserve"> </w:t>
@@ -31001,7 +32142,7 @@
         <w:t xml:space="preserve"> </w:t>
       </w:r>
       <w:r>
-        <w:t xml:space="preserve">a non-admin requests settings,</w:t>
+        <w:t xml:space="preserve">a second active assignment is attempted,</w:t>
       </w:r>
       <w:r>
         <w:t xml:space="preserve"> </w:t>
@@ -31017,23 +32158,7 @@
         <w:t xml:space="preserve"> </w:t>
       </w:r>
       <w:r>
-        <w:t xml:space="preserve">the value is never returned;</w:t>
-      </w:r>
-      <w:r>
-        <w:t xml:space="preserve"> </w:t>
-      </w:r>
-      <w:r>
-        <w:rPr>
-          <w:i/>
-          <w:iCs/>
-        </w:rPr>
-        <w:t xml:space="preserve">and</w:t>
-      </w:r>
-      <w:r>
-        <w:t xml:space="preserve"> </w:t>
-      </w:r>
-      <w:r>
-        <w:t xml:space="preserve">a non-admin write attempt is denied and audited.</w:t>
+        <w:t xml:space="preserve">it is rejected (DB partial-unique enforced).</w:t>
       </w:r>
     </w:p>
     <w:p>
@@ -31041,7 +32166,7 @@
         <w:pStyle w:val="Compact"/>
         <w:numPr>
           <w:ilvl w:val="0"/>
-          <w:numId w:val="1018"/>
+          <w:numId w:val="1019"/>
         </w:numPr>
       </w:pPr>
       <w:r>
@@ -31049,7 +32174,7 @@
           <w:b/>
           <w:bCs/>
         </w:rPr>
-        <w:t xml:space="preserve">AC-AUD-002 (FR-AUD-002/NFR-SEC-010):</w:t>
+        <w:t xml:space="preserve">AC-MNT-006 (FR-MNT-006):</w:t>
       </w:r>
       <w:r>
         <w:t xml:space="preserve"> </w:t>
@@ -31065,7 +32190,7 @@
         <w:t xml:space="preserve"> </w:t>
       </w:r>
       <w:r>
-        <w:t xml:space="preserve">an audit log row,</w:t>
+        <w:t xml:space="preserve">a maintenance record,</w:t>
       </w:r>
       <w:r>
         <w:t xml:space="preserve"> </w:t>
@@ -31081,7 +32206,7 @@
         <w:t xml:space="preserve"> </w:t>
       </w:r>
       <w:r>
-        <w:t xml:space="preserve">an update/delete is attempted via the application or a direct app-role DB call,</w:t>
+        <w:t xml:space="preserve">a technician records replacing a part with a specific serialized asset,</w:t>
       </w:r>
       <w:r>
         <w:t xml:space="preserve"> </w:t>
@@ -31097,7 +32222,7 @@
         <w:t xml:space="preserve"> </w:t>
       </w:r>
       <w:r>
-        <w:t xml:space="preserve">it is rejected.</w:t>
+        <w:t xml:space="preserve">the hardware replacement is stored, the PC’s installation history updates, and the replaced asset is no longer marked installed in that PC.</w:t>
       </w:r>
     </w:p>
     <w:p>
@@ -31105,7 +32230,474 @@
         <w:pStyle w:val="Compact"/>
         <w:numPr>
           <w:ilvl w:val="0"/>
-          <w:numId w:val="1018"/>
+          <w:numId w:val="1019"/>
+        </w:numPr>
+      </w:pPr>
+      <w:r>
+        <w:rPr>
+          <w:b/>
+          <w:bCs/>
+        </w:rPr>
+        <w:t xml:space="preserve">AC-AST-004 (FR-AST-003/004/010):</w:t>
+      </w:r>
+      <w:r>
+        <w:t xml:space="preserve"> </w:t>
+      </w:r>
+      <w:r>
+        <w:rPr>
+          <w:i/>
+          <w:iCs/>
+        </w:rPr>
+        <w:t xml:space="preserve">Given</w:t>
+      </w:r>
+      <w:r>
+        <w:t xml:space="preserve"> </w:t>
+      </w:r>
+      <w:r>
+        <w:t xml:space="preserve">a consumable at quantity 3 with reorder level 3,</w:t>
+      </w:r>
+      <w:r>
+        <w:t xml:space="preserve"> </w:t>
+      </w:r>
+      <w:r>
+        <w:rPr>
+          <w:i/>
+          <w:iCs/>
+        </w:rPr>
+        <w:t xml:space="preserve">when</w:t>
+      </w:r>
+      <w:r>
+        <w:t xml:space="preserve"> </w:t>
+      </w:r>
+      <w:r>
+        <w:t xml:space="preserve">a stock_out of 1 is recorded,</w:t>
+      </w:r>
+      <w:r>
+        <w:t xml:space="preserve"> </w:t>
+      </w:r>
+      <w:r>
+        <w:rPr>
+          <w:i/>
+          <w:iCs/>
+        </w:rPr>
+        <w:t xml:space="preserve">then</w:t>
+      </w:r>
+      <w:r>
+        <w:t xml:space="preserve"> </w:t>
+      </w:r>
+      <w:r>
+        <w:rPr>
+          <w:rStyle w:val="VerbatimChar"/>
+        </w:rPr>
+        <w:t xml:space="preserve">quantity_on_hand</w:t>
+      </w:r>
+      <w:r>
+        <w:t xml:space="preserve"> </w:t>
+      </w:r>
+      <w:r>
+        <w:t xml:space="preserve">= 2,</w:t>
+      </w:r>
+      <w:r>
+        <w:t xml:space="preserve"> </w:t>
+      </w:r>
+      <w:r>
+        <w:rPr>
+          <w:rStyle w:val="VerbatimChar"/>
+        </w:rPr>
+        <w:t xml:space="preserve">balance_after</w:t>
+      </w:r>
+      <w:r>
+        <w:t xml:space="preserve"> </w:t>
+      </w:r>
+      <w:r>
+        <w:t xml:space="preserve">= 2, and a low-stock notification is raised; a stock_out that would make quantity negative is rejected.</w:t>
+      </w:r>
+    </w:p>
+    <w:p>
+      <w:pPr>
+        <w:pStyle w:val="Compact"/>
+        <w:numPr>
+          <w:ilvl w:val="0"/>
+          <w:numId w:val="1019"/>
+        </w:numPr>
+      </w:pPr>
+      <w:r>
+        <w:rPr>
+          <w:b/>
+          <w:bCs/>
+        </w:rPr>
+        <w:t xml:space="preserve">AC-QR-006 (FR-QR-005/006):</w:t>
+      </w:r>
+      <w:r>
+        <w:t xml:space="preserve"> </w:t>
+      </w:r>
+      <w:r>
+        <w:rPr>
+          <w:i/>
+          <w:iCs/>
+        </w:rPr>
+        <w:t xml:space="preserve">Given</w:t>
+      </w:r>
+      <w:r>
+        <w:t xml:space="preserve"> </w:t>
+      </w:r>
+      <w:r>
+        <w:t xml:space="preserve">a revoked QR code,</w:t>
+      </w:r>
+      <w:r>
+        <w:t xml:space="preserve"> </w:t>
+      </w:r>
+      <w:r>
+        <w:rPr>
+          <w:i/>
+          <w:iCs/>
+        </w:rPr>
+        <w:t xml:space="preserve">when</w:t>
+      </w:r>
+      <w:r>
+        <w:t xml:space="preserve"> </w:t>
+      </w:r>
+      <w:r>
+        <w:t xml:space="preserve">scanned,</w:t>
+      </w:r>
+      <w:r>
+        <w:t xml:space="preserve"> </w:t>
+      </w:r>
+      <w:r>
+        <w:rPr>
+          <w:i/>
+          <w:iCs/>
+        </w:rPr>
+        <w:t xml:space="preserve">then</w:t>
+      </w:r>
+      <w:r>
+        <w:t xml:space="preserve"> </w:t>
+      </w:r>
+      <w:r>
+        <w:t xml:space="preserve">the scan is logged with result</w:t>
+      </w:r>
+      <w:r>
+        <w:t xml:space="preserve"> </w:t>
+      </w:r>
+      <w:r>
+        <w:rPr>
+          <w:rStyle w:val="VerbatimChar"/>
+        </w:rPr>
+        <w:t xml:space="preserve">expired</w:t>
+      </w:r>
+      <w:r>
+        <w:t xml:space="preserve"> </w:t>
+      </w:r>
+      <w:r>
+        <w:t xml:space="preserve">and no live target panel is returned; an unknown code logs</w:t>
+      </w:r>
+      <w:r>
+        <w:t xml:space="preserve"> </w:t>
+      </w:r>
+      <w:r>
+        <w:rPr>
+          <w:rStyle w:val="VerbatimChar"/>
+        </w:rPr>
+        <w:t xml:space="preserve">invalid</w:t>
+      </w:r>
+      <w:r>
+        <w:t xml:space="preserve">.</w:t>
+      </w:r>
+    </w:p>
+    <w:p>
+      <w:pPr>
+        <w:pStyle w:val="Compact"/>
+        <w:numPr>
+          <w:ilvl w:val="0"/>
+          <w:numId w:val="1019"/>
+        </w:numPr>
+      </w:pPr>
+      <w:r>
+        <w:rPr>
+          <w:b/>
+          <w:bCs/>
+        </w:rPr>
+        <w:t xml:space="preserve">AC-AI-010 (FR-AI-010/032):</w:t>
+      </w:r>
+      <w:r>
+        <w:t xml:space="preserve"> </w:t>
+      </w:r>
+      <w:r>
+        <w:rPr>
+          <w:i/>
+          <w:iCs/>
+        </w:rPr>
+        <w:t xml:space="preserve">Given</w:t>
+      </w:r>
+      <w:r>
+        <w:t xml:space="preserve"> </w:t>
+      </w:r>
+      <w:r>
+        <w:t xml:space="preserve">AI analysis below the confidence threshold,</w:t>
+      </w:r>
+      <w:r>
+        <w:t xml:space="preserve"> </w:t>
+      </w:r>
+      <w:r>
+        <w:rPr>
+          <w:i/>
+          <w:iCs/>
+        </w:rPr>
+        <w:t xml:space="preserve">when</w:t>
+      </w:r>
+      <w:r>
+        <w:t xml:space="preserve"> </w:t>
+      </w:r>
+      <w:r>
+        <w:t xml:space="preserve">presented,</w:t>
+      </w:r>
+      <w:r>
+        <w:t xml:space="preserve"> </w:t>
+      </w:r>
+      <w:r>
+        <w:rPr>
+          <w:i/>
+          <w:iCs/>
+        </w:rPr>
+        <w:t xml:space="preserve">then</w:t>
+      </w:r>
+      <w:r>
+        <w:t xml:space="preserve"> </w:t>
+      </w:r>
+      <w:r>
+        <w:t xml:space="preserve">it is labeled advisory and no automated state change occurs;</w:t>
+      </w:r>
+      <w:r>
+        <w:t xml:space="preserve"> </w:t>
+      </w:r>
+      <w:r>
+        <w:rPr>
+          <w:i/>
+          <w:iCs/>
+        </w:rPr>
+        <w:t xml:space="preserve">and</w:t>
+      </w:r>
+      <w:r>
+        <w:t xml:space="preserve"> </w:t>
+      </w:r>
+      <w:r>
+        <w:t xml:space="preserve">AI never closes/deletes a ticket or disposes an asset without explicit human action.</w:t>
+      </w:r>
+    </w:p>
+    <w:p>
+      <w:pPr>
+        <w:pStyle w:val="Compact"/>
+        <w:numPr>
+          <w:ilvl w:val="0"/>
+          <w:numId w:val="1019"/>
+        </w:numPr>
+      </w:pPr>
+      <w:r>
+        <w:rPr>
+          <w:b/>
+          <w:bCs/>
+        </w:rPr>
+        <w:t xml:space="preserve">AC-AI-020 (FR-AI-020):</w:t>
+      </w:r>
+      <w:r>
+        <w:t xml:space="preserve"> </w:t>
+      </w:r>
+      <w:r>
+        <w:rPr>
+          <w:i/>
+          <w:iCs/>
+        </w:rPr>
+        <w:t xml:space="preserve">Given</w:t>
+      </w:r>
+      <w:r>
+        <w:t xml:space="preserve"> </w:t>
+      </w:r>
+      <w:r>
+        <w:t xml:space="preserve">the Gemini API is unreachable,</w:t>
+      </w:r>
+      <w:r>
+        <w:t xml:space="preserve"> </w:t>
+      </w:r>
+      <w:r>
+        <w:rPr>
+          <w:i/>
+          <w:iCs/>
+        </w:rPr>
+        <w:t xml:space="preserve">when</w:t>
+      </w:r>
+      <w:r>
+        <w:t xml:space="preserve"> </w:t>
+      </w:r>
+      <w:r>
+        <w:t xml:space="preserve">a user creates and works tickets,</w:t>
+      </w:r>
+      <w:r>
+        <w:t xml:space="preserve"> </w:t>
+      </w:r>
+      <w:r>
+        <w:rPr>
+          <w:i/>
+          <w:iCs/>
+        </w:rPr>
+        <w:t xml:space="preserve">then</w:t>
+      </w:r>
+      <w:r>
+        <w:t xml:space="preserve"> </w:t>
+      </w:r>
+      <w:r>
+        <w:t xml:space="preserve">all non-AI functions succeed and AI panels show an unavailable state; queued analyses retry on recovery.</w:t>
+      </w:r>
+    </w:p>
+    <w:p>
+      <w:pPr>
+        <w:pStyle w:val="Compact"/>
+        <w:numPr>
+          <w:ilvl w:val="0"/>
+          <w:numId w:val="1019"/>
+        </w:numPr>
+      </w:pPr>
+      <w:r>
+        <w:rPr>
+          <w:b/>
+          <w:bCs/>
+        </w:rPr>
+        <w:t xml:space="preserve">AC-CFG-004 (FR-CFG-002/004):</w:t>
+      </w:r>
+      <w:r>
+        <w:t xml:space="preserve"> </w:t>
+      </w:r>
+      <w:r>
+        <w:rPr>
+          <w:i/>
+          <w:iCs/>
+        </w:rPr>
+        <w:t xml:space="preserve">Given</w:t>
+      </w:r>
+      <w:r>
+        <w:t xml:space="preserve"> </w:t>
+      </w:r>
+      <w:r>
+        <w:t xml:space="preserve">a non-public setting (e.g. mail credentials),</w:t>
+      </w:r>
+      <w:r>
+        <w:t xml:space="preserve"> </w:t>
+      </w:r>
+      <w:r>
+        <w:rPr>
+          <w:i/>
+          <w:iCs/>
+        </w:rPr>
+        <w:t xml:space="preserve">when</w:t>
+      </w:r>
+      <w:r>
+        <w:t xml:space="preserve"> </w:t>
+      </w:r>
+      <w:r>
+        <w:t xml:space="preserve">a non-admin requests settings,</w:t>
+      </w:r>
+      <w:r>
+        <w:t xml:space="preserve"> </w:t>
+      </w:r>
+      <w:r>
+        <w:rPr>
+          <w:i/>
+          <w:iCs/>
+        </w:rPr>
+        <w:t xml:space="preserve">then</w:t>
+      </w:r>
+      <w:r>
+        <w:t xml:space="preserve"> </w:t>
+      </w:r>
+      <w:r>
+        <w:t xml:space="preserve">the value is never returned;</w:t>
+      </w:r>
+      <w:r>
+        <w:t xml:space="preserve"> </w:t>
+      </w:r>
+      <w:r>
+        <w:rPr>
+          <w:i/>
+          <w:iCs/>
+        </w:rPr>
+        <w:t xml:space="preserve">and</w:t>
+      </w:r>
+      <w:r>
+        <w:t xml:space="preserve"> </w:t>
+      </w:r>
+      <w:r>
+        <w:t xml:space="preserve">a non-admin write attempt is denied and audited.</w:t>
+      </w:r>
+    </w:p>
+    <w:p>
+      <w:pPr>
+        <w:pStyle w:val="Compact"/>
+        <w:numPr>
+          <w:ilvl w:val="0"/>
+          <w:numId w:val="1019"/>
+        </w:numPr>
+      </w:pPr>
+      <w:r>
+        <w:rPr>
+          <w:b/>
+          <w:bCs/>
+        </w:rPr>
+        <w:t xml:space="preserve">AC-AUD-002 (FR-AUD-002/NFR-SEC-010):</w:t>
+      </w:r>
+      <w:r>
+        <w:t xml:space="preserve"> </w:t>
+      </w:r>
+      <w:r>
+        <w:rPr>
+          <w:i/>
+          <w:iCs/>
+        </w:rPr>
+        <w:t xml:space="preserve">Given</w:t>
+      </w:r>
+      <w:r>
+        <w:t xml:space="preserve"> </w:t>
+      </w:r>
+      <w:r>
+        <w:t xml:space="preserve">an audit log row,</w:t>
+      </w:r>
+      <w:r>
+        <w:t xml:space="preserve"> </w:t>
+      </w:r>
+      <w:r>
+        <w:rPr>
+          <w:i/>
+          <w:iCs/>
+        </w:rPr>
+        <w:t xml:space="preserve">when</w:t>
+      </w:r>
+      <w:r>
+        <w:t xml:space="preserve"> </w:t>
+      </w:r>
+      <w:r>
+        <w:t xml:space="preserve">an update/delete is attempted via the application or a direct app-role DB call,</w:t>
+      </w:r>
+      <w:r>
+        <w:t xml:space="preserve"> </w:t>
+      </w:r>
+      <w:r>
+        <w:rPr>
+          <w:i/>
+          <w:iCs/>
+        </w:rPr>
+        <w:t xml:space="preserve">then</w:t>
+      </w:r>
+      <w:r>
+        <w:t xml:space="preserve"> </w:t>
+      </w:r>
+      <w:r>
+        <w:t xml:space="preserve">it is rejected.</w:t>
+      </w:r>
+    </w:p>
+    <w:p>
+      <w:pPr>
+        <w:pStyle w:val="Compact"/>
+        <w:numPr>
+          <w:ilvl w:val="0"/>
+          <w:numId w:val="1019"/>
         </w:numPr>
       </w:pPr>
       <w:r>
@@ -31186,9 +32778,9 @@
         </w:pict>
       </w:r>
     </w:p>
-    <w:bookmarkEnd w:id="98"/>
     <w:bookmarkEnd w:id="99"/>
-    <w:bookmarkStart w:id="103" w:name="X40475378ed64ee4481e89a9015592c5bea17b1d"/>
+    <w:bookmarkEnd w:id="100"/>
+    <w:bookmarkStart w:id="104" w:name="X40475378ed64ee4481e89a9015592c5bea17b1d"/>
     <w:p>
       <w:pPr>
         <w:pStyle w:val="Heading2"/>
@@ -31197,7 +32789,7 @@
         <w:t xml:space="preserve">32. Risks, Constraints &amp; Assumptions</w:t>
       </w:r>
     </w:p>
-    <w:bookmarkStart w:id="100" w:name="X55d80aad50675590fd46268eb2cde68c1c997d6"/>
+    <w:bookmarkStart w:id="101" w:name="X55d80aad50675590fd46268eb2cde68c1c997d6"/>
     <w:p>
       <w:pPr>
         <w:pStyle w:val="Heading3"/>
@@ -31861,8 +33453,8 @@
         </w:tc>
       </w:tr>
     </w:tbl>
-    <w:bookmarkEnd w:id="100"/>
-    <w:bookmarkStart w:id="101" w:name="Xde1710393c3f05f1fdcb0a2da189bd43af2890d"/>
+    <w:bookmarkEnd w:id="101"/>
+    <w:bookmarkStart w:id="102" w:name="Xde1710393c3f05f1fdcb0a2da189bd43af2890d"/>
     <w:p>
       <w:pPr>
         <w:pStyle w:val="Heading3"/>
@@ -32176,8 +33768,8 @@
         </w:tc>
       </w:tr>
     </w:tbl>
-    <w:bookmarkEnd w:id="101"/>
-    <w:bookmarkStart w:id="102" w:name="Xec883bf3872598aa48a4845ad690fd983193b9c"/>
+    <w:bookmarkEnd w:id="102"/>
+    <w:bookmarkStart w:id="103" w:name="Xec883bf3872598aa48a4845ad690fd983193b9c"/>
     <w:p>
       <w:pPr>
         <w:pStyle w:val="Heading3"/>
@@ -32266,7 +33858,23 @@
               <w:pStyle w:val="Compact"/>
             </w:pPr>
             <w:r>
-              <w:t xml:space="preserve">User accounts are provisioned by Administrators in P2 (no public self-registration until OI-02 is decided).</w:t>
+              <w:t xml:space="preserve">Administrator accounts are provisioned only by existing Administrators (or the local dev seeder); Teacher/Technician accounts are created either by Administrators or via the public</w:t>
+            </w:r>
+            <w:r>
+              <w:t xml:space="preserve"> </w:t>
+            </w:r>
+            <w:r>
+              <w:rPr>
+                <w:b/>
+                <w:bCs/>
+              </w:rPr>
+              <w:t xml:space="preserve">registration-request</w:t>
+            </w:r>
+            <w:r>
+              <w:t xml:space="preserve"> </w:t>
+            </w:r>
+            <w:r>
+              <w:t xml:space="preserve">workflow (OI-02, resolved v1.1) and require Administrator approval before they can sign in.</w:t>
             </w:r>
           </w:p>
         </w:tc>
@@ -32424,9 +34032,9 @@
         </w:pict>
       </w:r>
     </w:p>
-    <w:bookmarkEnd w:id="102"/>
     <w:bookmarkEnd w:id="103"/>
-    <w:bookmarkStart w:id="104" w:name="X326556d3a3100a54cf7fc2d32b2a9b937fcaac1"/>
+    <w:bookmarkEnd w:id="104"/>
+    <w:bookmarkStart w:id="105" w:name="X326556d3a3100a54cf7fc2d32b2a9b937fcaac1"/>
     <w:p>
       <w:pPr>
         <w:pStyle w:val="Heading2"/>
@@ -32703,7 +34311,49 @@
               <w:pStyle w:val="Compact"/>
             </w:pPr>
             <w:r>
-              <w:t xml:space="preserve">Admin-provisioned accounts only (ASM-02);</w:t>
+              <w:rPr>
+                <w:b/>
+                <w:bCs/>
+              </w:rPr>
+              <w:t xml:space="preserve">RESOLVED (v1.1, 2026-07-04).</w:t>
+            </w:r>
+            <w:r>
+              <w:t xml:space="preserve"> </w:t>
+            </w:r>
+            <w:r>
+              <w:t xml:space="preserve">The Client adopted the alternative: a</w:t>
+            </w:r>
+            <w:r>
+              <w:t xml:space="preserve"> </w:t>
+            </w:r>
+            <w:r>
+              <w:rPr>
+                <w:b/>
+                <w:bCs/>
+              </w:rPr>
+              <w:t xml:space="preserve">registration-request workflow</w:t>
+            </w:r>
+            <w:r>
+              <w:t xml:space="preserve"> </w:t>
+            </w:r>
+            <w:r>
+              <w:t xml:space="preserve">with Administrator approval, restricted to</w:t>
+            </w:r>
+            <w:r>
+              <w:t xml:space="preserve"> </w:t>
+            </w:r>
+            <w:r>
+              <w:rPr>
+                <w:b/>
+                <w:bCs/>
+              </w:rPr>
+              <w:t xml:space="preserve">Teachers and Technicians</w:t>
+            </w:r>
+            <w:r>
+              <w:t xml:space="preserve"> </w:t>
+            </w:r>
+            <w:r>
+              <w:t xml:space="preserve">(Administrators are never self-registerable). Requests are created</w:t>
             </w:r>
             <w:r>
               <w:t xml:space="preserve"> </w:t>
@@ -32718,61 +34368,54 @@
               <w:t xml:space="preserve"> </w:t>
             </w:r>
             <w:r>
-              <w:t xml:space="preserve">status reserved.</w:t>
-            </w:r>
-          </w:p>
-        </w:tc>
-        <w:tc>
-          <w:tcPr/>
-          <w:p>
-            <w:pPr>
-              <w:pStyle w:val="Compact"/>
-            </w:pPr>
-            <w:r>
-              <w:t xml:space="preserve">Public self-registration with admin approval (FR-AUTH-013).</w:t>
-            </w:r>
-            <w:r>
-              <w:t xml:space="preserve"> </w:t>
-            </w:r>
-            <w:r>
-              <w:rPr>
-                <w:b/>
-                <w:bCs/>
-              </w:rPr>
-              <w:t xml:space="preserve">Pro:</w:t>
-            </w:r>
-            <w:r>
-              <w:t xml:space="preserve"> </w:t>
-            </w:r>
-            <w:r>
-              <w:t xml:space="preserve">less admin load at large sites.</w:t>
-            </w:r>
-            <w:r>
-              <w:t xml:space="preserve"> </w:t>
-            </w:r>
-            <w:r>
-              <w:rPr>
-                <w:b/>
-                <w:bCs/>
-              </w:rPr>
-              <w:t xml:space="preserve">Con:</w:t>
-            </w:r>
-            <w:r>
-              <w:t xml:space="preserve"> </w:t>
-            </w:r>
-            <w:r>
-              <w:t xml:space="preserve">spam/abuse surface; identity assurance; approval workflow.</w:t>
-            </w:r>
-          </w:p>
-        </w:tc>
-        <w:tc>
-          <w:tcPr/>
-          <w:p>
-            <w:pPr>
-              <w:pStyle w:val="Compact"/>
-            </w:pPr>
-            <w:r>
-              <w:t xml:space="preserve">Defer to Future unless onboarding volume demands it.</w:t>
+              <w:t xml:space="preserve">and cannot sign in until approved; rejected requests are retained with a reason for audit. Realized by</w:t>
+            </w:r>
+            <w:r>
+              <w:t xml:space="preserve"> </w:t>
+            </w:r>
+            <w:hyperlink w:anchor="Xdd8ea0baccdc4b294dd93fc017e6bd64402d0c2">
+              <w:r>
+                <w:rPr>
+                  <w:rStyle w:val="Hyperlink"/>
+                </w:rPr>
+                <w:t xml:space="preserve">FR-AUTH-013–016</w:t>
+              </w:r>
+            </w:hyperlink>
+            <w:r>
+              <w:t xml:space="preserve">. Spam/abuse is mitigated by rate limiting (</w:t>
+            </w:r>
+            <w:hyperlink w:anchor="X70cf37a8618ff77cd79c93d15676b4bed17d7f8">
+              <w:r>
+                <w:rPr>
+                  <w:rStyle w:val="Hyperlink"/>
+                </w:rPr>
+                <w:t xml:space="preserve">NFR-SEC-009</w:t>
+              </w:r>
+            </w:hyperlink>
+            <w:r>
+              <w:t xml:space="preserve">) and mandatory human approval.</w:t>
+            </w:r>
+          </w:p>
+        </w:tc>
+        <w:tc>
+          <w:tcPr/>
+          <w:p>
+            <w:pPr>
+              <w:pStyle w:val="Compact"/>
+            </w:pPr>
+            <w:r>
+              <w:t xml:space="preserve">— (decided)</w:t>
+            </w:r>
+          </w:p>
+        </w:tc>
+        <w:tc>
+          <w:tcPr/>
+          <w:p>
+            <w:pPr>
+              <w:pStyle w:val="Compact"/>
+            </w:pPr>
+            <w:r>
+              <w:t xml:space="preserve">Implemented in Phase 2.2.</w:t>
             </w:r>
           </w:p>
         </w:tc>
@@ -33327,13 +34970,13 @@
           <w:b/>
           <w:bCs/>
         </w:rPr>
-        <w:t xml:space="preserve">None of the above is applied in a way that alters the schema or behavior in this document.</w:t>
-      </w:r>
-      <w:r>
-        <w:t xml:space="preserve"> </w:t>
-      </w:r>
-      <w:r>
-        <w:t xml:space="preserve">Resolving them updates SRS v1.1 and feeds the SDD.</w:t>
+        <w:t xml:space="preserve">OI-02 has been resolved in v1.1</w:t>
+      </w:r>
+      <w:r>
+        <w:t xml:space="preserve"> </w:t>
+      </w:r>
+      <w:r>
+        <w:t xml:space="preserve">(registration-request workflow; see above) and is reflected in the functional requirements, business rules, and data requirements of this document. The remaining open items (OI-01, OI-03–OI-07) are not applied in a way that alters the schema or behavior in this document; resolving any of them updates a future SRS revision and feeds the SDD.</w:t>
       </w:r>
     </w:p>
     <w:p>
@@ -33343,8 +34986,8 @@
         </w:pict>
       </w:r>
     </w:p>
-    <w:bookmarkEnd w:id="104"/>
-    <w:bookmarkStart w:id="105" w:name="X79c1e06b457b47110444b9e50fc8aea44c8ad4e"/>
+    <w:bookmarkEnd w:id="105"/>
+    <w:bookmarkStart w:id="106" w:name="X79c1e06b457b47110444b9e50fc8aea44c8ad4e"/>
     <w:p>
       <w:pPr>
         <w:pStyle w:val="Heading2"/>
@@ -33854,8 +35497,8 @@
         </w:pict>
       </w:r>
     </w:p>
-    <w:bookmarkEnd w:id="105"/>
-    <w:bookmarkStart w:id="106" w:name="Xe8f98439533b97f74c382d0c3e0059bb4fc1a37"/>
+    <w:bookmarkEnd w:id="106"/>
+    <w:bookmarkStart w:id="107" w:name="Xe8f98439533b97f74c382d0c3e0059bb4fc1a37"/>
     <w:p>
       <w:pPr>
         <w:pStyle w:val="Heading2"/>
@@ -34595,8 +36238,8 @@
         </w:pict>
       </w:r>
     </w:p>
-    <w:bookmarkEnd w:id="106"/>
-    <w:bookmarkStart w:id="113" w:name="X6412e11961f5cf2993bbe56fcca0763b67d0235"/>
+    <w:bookmarkEnd w:id="107"/>
+    <w:bookmarkStart w:id="114" w:name="X6412e11961f5cf2993bbe56fcca0763b67d0235"/>
     <w:p>
       <w:pPr>
         <w:pStyle w:val="Heading2"/>
@@ -34613,7 +36256,7 @@
         <w:t xml:space="preserve">This appendix records the review performed after drafting, per the requested process: cross-checking every requirement against the project, removing inconsistencies and duplicates, and identifying gaps.</w:t>
       </w:r>
     </w:p>
-    <w:bookmarkStart w:id="107" w:name="a1-sources-cross-checked"/>
+    <w:bookmarkStart w:id="108" w:name="a1-sources-cross-checked"/>
     <w:p>
       <w:pPr>
         <w:pStyle w:val="Heading3"/>
@@ -34763,8 +36406,8 @@
         <w:t xml:space="preserve">— this SRS is forward-looking, not a description of existing behavior.</w:t>
       </w:r>
     </w:p>
-    <w:bookmarkEnd w:id="107"/>
-    <w:bookmarkStart w:id="108" w:name="X74b8ee5245d2dc83e51b34c6f7c3f6574c655fc"/>
+    <w:bookmarkEnd w:id="108"/>
+    <w:bookmarkStart w:id="109" w:name="X74b8ee5245d2dc83e51b34c6f7c3f6574c655fc"/>
     <w:p>
       <w:pPr>
         <w:pStyle w:val="Heading3"/>
@@ -34792,8 +36435,8 @@
         <w:t xml:space="preserve">). Requested SRS sections are all present. Requirement IDs are unique across the document.</w:t>
       </w:r>
     </w:p>
-    <w:bookmarkEnd w:id="108"/>
-    <w:bookmarkStart w:id="109" w:name="a3-inconsistencies-found-and-resolved"/>
+    <w:bookmarkEnd w:id="109"/>
+    <w:bookmarkStart w:id="110" w:name="a3-inconsistencies-found-and-resolved"/>
     <w:p>
       <w:pPr>
         <w:pStyle w:val="Heading3"/>
@@ -34807,7 +36450,7 @@
         <w:pStyle w:val="Compact"/>
         <w:numPr>
           <w:ilvl w:val="0"/>
-          <w:numId w:val="1019"/>
+          <w:numId w:val="1020"/>
         </w:numPr>
       </w:pPr>
       <w:r>
@@ -34873,7 +36516,7 @@
         <w:pStyle w:val="Compact"/>
         <w:numPr>
           <w:ilvl w:val="0"/>
-          <w:numId w:val="1019"/>
+          <w:numId w:val="1020"/>
         </w:numPr>
       </w:pPr>
       <w:r>
@@ -34955,7 +36598,7 @@
         <w:pStyle w:val="Compact"/>
         <w:numPr>
           <w:ilvl w:val="0"/>
-          <w:numId w:val="1019"/>
+          <w:numId w:val="1020"/>
         </w:numPr>
       </w:pPr>
       <w:r>
@@ -35022,7 +36665,7 @@
         <w:pStyle w:val="Compact"/>
         <w:numPr>
           <w:ilvl w:val="0"/>
-          <w:numId w:val="1019"/>
+          <w:numId w:val="1020"/>
         </w:numPr>
       </w:pPr>
       <w:r>
@@ -35057,7 +36700,7 @@
         <w:pStyle w:val="Compact"/>
         <w:numPr>
           <w:ilvl w:val="0"/>
-          <w:numId w:val="1019"/>
+          <w:numId w:val="1020"/>
         </w:numPr>
       </w:pPr>
       <w:r>
@@ -35088,7 +36731,7 @@
         <w:pStyle w:val="Compact"/>
         <w:numPr>
           <w:ilvl w:val="0"/>
-          <w:numId w:val="1019"/>
+          <w:numId w:val="1020"/>
         </w:numPr>
       </w:pPr>
       <w:r>
@@ -35129,8 +36772,8 @@
         <w:t xml:space="preserve">) unlike QR’s exactly-one; documented as intentional (FR-MNT-001).</w:t>
       </w:r>
     </w:p>
-    <w:bookmarkEnd w:id="109"/>
-    <w:bookmarkStart w:id="110" w:name="X97c119a6e2ebad9153a91c7ec521eacce80d464"/>
+    <w:bookmarkEnd w:id="110"/>
+    <w:bookmarkStart w:id="111" w:name="X97c119a6e2ebad9153a91c7ec521eacce80d464"/>
     <w:p>
       <w:pPr>
         <w:pStyle w:val="Heading3"/>
@@ -35177,8 +36820,8 @@
         <w:t xml:space="preserve">.</w:t>
       </w:r>
     </w:p>
-    <w:bookmarkEnd w:id="110"/>
-    <w:bookmarkStart w:id="111" w:name="a5-duplication-check"/>
+    <w:bookmarkEnd w:id="111"/>
+    <w:bookmarkStart w:id="112" w:name="a5-duplication-check"/>
     <w:p>
       <w:pPr>
         <w:pStyle w:val="Heading3"/>
@@ -35241,8 +36884,8 @@
         <w:t xml:space="preserve">. No requirement is duplicated under two IDs.</w:t>
       </w:r>
     </w:p>
-    <w:bookmarkEnd w:id="111"/>
-    <w:bookmarkStart w:id="112" w:name="a6-residual-items-for-the-client"/>
+    <w:bookmarkEnd w:id="112"/>
+    <w:bookmarkStart w:id="113" w:name="a6-residual-items-for-the-client"/>
     <w:p>
       <w:pPr>
         <w:pStyle w:val="Heading3"/>
@@ -35295,9 +36938,9 @@
         <w:t xml:space="preserve">End of Software Requirements Specification v1.0 — approved v1.0 project-specification baseline.</w:t>
       </w:r>
     </w:p>
-    <w:bookmarkEnd w:id="112"/>
     <w:bookmarkEnd w:id="113"/>
     <w:bookmarkEnd w:id="114"/>
+    <w:bookmarkEnd w:id="115"/>
     <w:sectPr>
       <w:headerReference w:type="default" r:id="rId9"/>
       <w:footerReference w:type="default" r:id="rId10"/>
@@ -35321,26 +36964,31 @@
       <w:pStyle w:val="Footer"/>
       <w:jc w:val="center"/>
     </w:pPr>
+    <w:r/>
     <w:r>
       <w:rPr>
-        <w:color w:val="777777"/>
         <w:sz w:val="16"/>
       </w:rPr>
-      <w:t xml:space="preserve">Internal — Confidential  ·  Page </w:t>
+      <w:t xml:space="preserve">Internal — Confidential  •  Page </w:t>
     </w:r>
     <w:r>
+      <w:rPr>
+        <w:sz w:val="16"/>
+      </w:rPr>
       <w:fldChar w:fldCharType="begin"/>
       <w:instrText xml:space="preserve">PAGE</w:instrText>
       <w:fldChar w:fldCharType="end"/>
     </w:r>
     <w:r>
       <w:rPr>
-        <w:color w:val="777777"/>
         <w:sz w:val="16"/>
       </w:rPr>
       <w:t xml:space="preserve"> of </w:t>
     </w:r>
     <w:r>
+      <w:rPr>
+        <w:sz w:val="16"/>
+      </w:rPr>
       <w:fldChar w:fldCharType="begin"/>
       <w:instrText xml:space="preserve">NUMPAGES</w:instrText>
       <w:fldChar w:fldCharType="end"/>
@@ -35375,12 +37023,12 @@
       <w:pStyle w:val="Header"/>
       <w:jc w:val="center"/>
     </w:pPr>
+    <w:r/>
     <w:r>
       <w:rPr>
-        <w:color w:val="777777"/>
         <w:sz w:val="16"/>
       </w:rPr>
-      <w:t>SCCIT-SRS  ·  Software Requirements Specification (SRS)  ·  v1.0</w:t>
+      <w:t>SCCIT-SRS  •  Software Requirements Specification (SRS)  •  v1.1</w:t>
     </w:r>
   </w:p>
 </w:hdr>
@@ -35662,15 +37310,6 @@
     <w:abstractNumId w:val="991"/>
   </w:num>
   <w:num w:numId="1003">
-    <w:abstractNumId w:val="991"/>
-  </w:num>
-  <w:num w:numId="1004">
-    <w:abstractNumId w:val="991"/>
-  </w:num>
-  <w:num w:numId="1005">
-    <w:abstractNumId w:val="991"/>
-  </w:num>
-  <w:num w:numId="1006">
     <w:abstractNumId w:val="99411"/>
     <w:lvlOverride w:ilvl="0">
       <w:startOverride w:val="1"/>
@@ -35700,8 +37339,44 @@
       <w:startOverride w:val="1"/>
     </w:lvlOverride>
   </w:num>
+  <w:num w:numId="1004">
+    <w:abstractNumId w:val="991"/>
+  </w:num>
+  <w:num w:numId="1005">
+    <w:abstractNumId w:val="991"/>
+  </w:num>
+  <w:num w:numId="1006">
+    <w:abstractNumId w:val="991"/>
+  </w:num>
   <w:num w:numId="1007">
-    <w:abstractNumId w:val="991"/>
+    <w:abstractNumId w:val="99411"/>
+    <w:lvlOverride w:ilvl="0">
+      <w:startOverride w:val="1"/>
+    </w:lvlOverride>
+    <w:lvlOverride w:ilvl="1">
+      <w:startOverride w:val="1"/>
+    </w:lvlOverride>
+    <w:lvlOverride w:ilvl="2">
+      <w:startOverride w:val="1"/>
+    </w:lvlOverride>
+    <w:lvlOverride w:ilvl="3">
+      <w:startOverride w:val="1"/>
+    </w:lvlOverride>
+    <w:lvlOverride w:ilvl="4">
+      <w:startOverride w:val="1"/>
+    </w:lvlOverride>
+    <w:lvlOverride w:ilvl="5">
+      <w:startOverride w:val="1"/>
+    </w:lvlOverride>
+    <w:lvlOverride w:ilvl="6">
+      <w:startOverride w:val="1"/>
+    </w:lvlOverride>
+    <w:lvlOverride w:ilvl="7">
+      <w:startOverride w:val="1"/>
+    </w:lvlOverride>
+    <w:lvlOverride w:ilvl="8">
+      <w:startOverride w:val="1"/>
+    </w:lvlOverride>
   </w:num>
   <w:num w:numId="1008">
     <w:abstractNumId w:val="991"/>
@@ -35737,6 +37412,9 @@
     <w:abstractNumId w:val="991"/>
   </w:num>
   <w:num w:numId="1019">
+    <w:abstractNumId w:val="991"/>
+  </w:num>
+  <w:num w:numId="1020">
     <w:abstractNumId w:val="99411"/>
     <w:lvlOverride w:ilvl="0">
       <w:startOverride w:val="1"/>
